--- a/docs/book/Waaxalma_Architecture_Vision_Book_v1.0.0_EN.docx
+++ b/docs/book/Waaxalma_Architecture_Vision_Book_v1.0.0_EN.docx
@@ -3,11 +3,16 @@
 <w:document xmlns:wpc="http://schemas.microsoft.com/office/word/2010/wordprocessingCanvas" xmlns:mo="http://schemas.microsoft.com/office/mac/office/2008/main" xmlns:mc="http://schemas.openxmlformats.org/markup-compatibility/2006" xmlns:mv="urn:schemas-microsoft-com:mac:vml" xmlns:o="urn:schemas-microsoft-com:office:office" xmlns:r="http://schemas.openxmlformats.org/officeDocument/2006/relationships" xmlns:m="http://schemas.openxmlformats.org/officeDocument/2006/math" xmlns:v="urn:schemas-microsoft-com:vml" xmlns:wp14="http://schemas.microsoft.com/office/word/2010/wordprocessingDrawing" xmlns:wp="http://schemas.openxmlformats.org/drawingml/2006/wordprocessingDrawing" xmlns:w10="urn:schemas-microsoft-com:office:word" xmlns:w="http://schemas.openxmlformats.org/wordprocessingml/2006/main" xmlns:w14="http://schemas.microsoft.com/office/word/2010/wordml" xmlns:wpg="http://schemas.microsoft.com/office/word/2010/wordprocessingGroup" xmlns:wpi="http://schemas.microsoft.com/office/word/2010/wordprocessingInk" xmlns:wne="http://schemas.microsoft.com/office/word/2006/wordml" xmlns:wps="http://schemas.microsoft.com/office/word/2010/wordprocessingShape" mc:Ignorable="w14 wp14">
   <w:body>
     <w:p>
+      <w:r>
+        <w:t>ARCHITECTURE &amp; VISION BOOK  ·  v1.0.0  ·  ENGLISH EDITION</w:t>
+      </w:r>
+    </w:p>
+    <w:p>
       <w:pPr>
         <w:pStyle w:val="Title"/>
       </w:pPr>
       <w:r>
-        <w:t>Waaxalma Architecture and Vision Book</w:t>
+        <w:t>Waaxalma</w:t>
       </w:r>
     </w:p>
     <w:p>
@@ -15,12 +20,24 @@
         <w:pStyle w:val="Subtitle"/>
       </w:pPr>
       <w:r>
-        <w:t>Version 1.0.0</w:t>
+        <w:t>Stable Framework Release</w:t>
       </w:r>
     </w:p>
     <w:p>
       <w:r>
-        <w:t>Waaxalma v1.0.0 establishes a stable extension surface for multilingual voice agents while retaining the product readiness architecture delivered in v0.5.0. This book is for framework authors, maintainers and operators. Public contracts, reviewed transport schemas and an explicit runtime/upgrade profile define the release boundary. Publication follows the verified-commit acceptance checklist.</w:t>
+        <w:t>3 October 2026  ·  Stable Framework Release</w:t>
+      </w:r>
+    </w:p>
+    <w:p>
+      <w:r>
+        <w:rPr>
+          <w:b/>
+          <w:color w:val="07847E"/>
+        </w:rPr>
+        <w:t xml:space="preserve">VISION  </w:t>
+      </w:r>
+      <w:r>
+        <w:t>Waaxalma (“speak for me”) turns speech, particularly in Wolof, into understandable translated text and natural audio. The product seeks to preserve intent; the framework separates replaceable agents, pipelines and provider capabilities.</w:t>
       </w:r>
     </w:p>
     <w:p>
@@ -28,17 +45,763 @@
         <w:pStyle w:val="Heading1"/>
       </w:pPr>
       <w:r>
-        <w:t>Vision and design constraints</w:t>
+        <w:t>1. Vision and scope</w:t>
       </w:r>
     </w:p>
     <w:p>
       <w:r>
-        <w:t>Waaxalma helps people communicate across languages through composable voice agents. The product boundary is natural multilingual interaction; the framework boundary is a set of explicit agent, skill, provider, pipeline and transport contracts. Standard translation, low-latency Direct translation and Enhanced streaming share browser audio-device capabilities while retaining their different processing responsibilities.</w:t>
+        <w:t>This edition records the v1.0.0 milestone. It retains the architecture template from v0.4 and the capabilities delivered at this point; later milestones remain future work in this historical edition.</w:t>
+      </w:r>
+    </w:p>
+    <w:p>
+      <w:pPr>
+        <w:pStyle w:val="ListBullet"/>
+      </w:pPr>
+      <w:r>
+        <w:t>v1.0.0 consolidates the product-ready baseline and formalizes stable public imports, extension conformance, reviewed HTTP/WebSocket schemas and a supported runtime/upgrade profile.</w:t>
+      </w:r>
+    </w:p>
+    <w:p>
+      <w:pPr>
+        <w:pStyle w:val="ListBullet"/>
+      </w:pPr>
+      <w:r>
+        <w:t>All five framework slices were integrated and accepted by the maintainer. Version metadata, health/OpenAPI, wheel and image names align to 1.0.0; publication remains the maintainer’s verified-commit action.</w:t>
+      </w:r>
+    </w:p>
+    <w:p>
+      <w:pPr>
+        <w:pStyle w:val="Heading2"/>
+      </w:pPr>
+      <w:r>
+        <w:t>2. Foundation now built</w:t>
+      </w:r>
+    </w:p>
+    <w:tbl>
+      <w:tblPr>
+        <w:tblW w:type="auto" w:w="0"/>
+        <w:tblLayout w:type="fixed"/>
+        <w:tblLook w:firstColumn="1" w:firstRow="1" w:lastColumn="0" w:lastRow="0" w:noHBand="0" w:noVBand="1" w:val="04A0"/>
+        <w:tblBorders>
+          <w:top w:val="single" w:sz="4" w:color="D9D9D9"/>
+          <w:bottom w:val="single" w:sz="4" w:color="D9D9D9"/>
+          <w:left w:val="single" w:sz="4" w:color="D9D9D9"/>
+          <w:right w:val="single" w:sz="4" w:color="D9D9D9"/>
+          <w:insideH w:val="single" w:sz="4" w:color="D9D9D9"/>
+          <w:insideV w:val="single" w:sz="4" w:color="D9D9D9"/>
+        </w:tblBorders>
+      </w:tblPr>
+      <w:tblGrid>
+        <w:gridCol w:w="1584"/>
+        <w:gridCol w:w="3744"/>
+        <w:gridCol w:w="4752"/>
+      </w:tblGrid>
+      <w:tr>
+        <w:trPr>
+          <w:cantSplit/>
+          <w:tblHeader/>
+        </w:trPr>
+        <w:tc>
+          <w:tcPr>
+            <w:tcW w:type="dxa" w:w="1584"/>
+            <w:vAlign w:val="center"/>
+            <w:shd w:fill="19364D"/>
+            <w:tcMar>
+              <w:top w:w="80" w:type="dxa"/>
+              <w:bottom w:w="80" w:type="dxa"/>
+              <w:left w:w="80" w:type="dxa"/>
+              <w:right w:w="80" w:type="dxa"/>
+            </w:tcMar>
+          </w:tcPr>
+          <w:p>
+            <w:pPr>
+              <w:spacing w:after="60" w:line="240" w:lineRule="auto"/>
+            </w:pPr>
+            <w:r>
+              <w:rPr>
+                <w:b/>
+                <w:color w:val="FFFFFF"/>
+                <w:sz w:val="18"/>
+              </w:rPr>
+              <w:t>Layer</w:t>
+            </w:r>
+          </w:p>
+        </w:tc>
+        <w:tc>
+          <w:tcPr>
+            <w:tcW w:type="dxa" w:w="3744"/>
+            <w:vAlign w:val="center"/>
+            <w:shd w:fill="19364D"/>
+            <w:tcMar>
+              <w:top w:w="80" w:type="dxa"/>
+              <w:bottom w:w="80" w:type="dxa"/>
+              <w:left w:w="80" w:type="dxa"/>
+              <w:right w:w="80" w:type="dxa"/>
+            </w:tcMar>
+          </w:tcPr>
+          <w:p>
+            <w:pPr>
+              <w:spacing w:after="60" w:line="240" w:lineRule="auto"/>
+            </w:pPr>
+            <w:r>
+              <w:rPr>
+                <w:b/>
+                <w:color w:val="FFFFFF"/>
+                <w:sz w:val="18"/>
+              </w:rPr>
+              <w:t>Implementation</w:t>
+            </w:r>
+          </w:p>
+        </w:tc>
+        <w:tc>
+          <w:tcPr>
+            <w:tcW w:type="dxa" w:w="4752"/>
+            <w:vAlign w:val="center"/>
+            <w:shd w:fill="19364D"/>
+            <w:tcMar>
+              <w:top w:w="80" w:type="dxa"/>
+              <w:bottom w:w="80" w:type="dxa"/>
+              <w:left w:w="80" w:type="dxa"/>
+              <w:right w:w="80" w:type="dxa"/>
+            </w:tcMar>
+          </w:tcPr>
+          <w:p>
+            <w:pPr>
+              <w:spacing w:after="60" w:line="240" w:lineRule="auto"/>
+            </w:pPr>
+            <w:r>
+              <w:rPr>
+                <w:b/>
+                <w:color w:val="FFFFFF"/>
+                <w:sz w:val="18"/>
+              </w:rPr>
+              <w:t>Meaning</w:t>
+            </w:r>
+          </w:p>
+        </w:tc>
+      </w:tr>
+      <w:tr>
+        <w:trPr>
+          <w:cantSplit/>
+        </w:trPr>
+        <w:tc>
+          <w:tcPr>
+            <w:tcW w:type="dxa" w:w="1584"/>
+            <w:vAlign w:val="center"/>
+            <w:shd w:fill="FFFFFF"/>
+            <w:tcMar>
+              <w:top w:w="80" w:type="dxa"/>
+              <w:bottom w:w="80" w:type="dxa"/>
+              <w:left w:w="80" w:type="dxa"/>
+              <w:right w:w="80" w:type="dxa"/>
+            </w:tcMar>
+          </w:tcPr>
+          <w:p>
+            <w:pPr>
+              <w:spacing w:after="60" w:line="240" w:lineRule="auto"/>
+            </w:pPr>
+            <w:r>
+              <w:rPr>
+                <w:b w:val="0"/>
+                <w:color w:val="273444"/>
+                <w:sz w:val="18"/>
+              </w:rPr>
+              <w:t>API</w:t>
+            </w:r>
+          </w:p>
+        </w:tc>
+        <w:tc>
+          <w:tcPr>
+            <w:tcW w:type="dxa" w:w="3744"/>
+            <w:vAlign w:val="center"/>
+            <w:shd w:fill="FFFFFF"/>
+            <w:tcMar>
+              <w:top w:w="80" w:type="dxa"/>
+              <w:bottom w:w="80" w:type="dxa"/>
+              <w:left w:w="80" w:type="dxa"/>
+              <w:right w:w="80" w:type="dxa"/>
+            </w:tcMar>
+          </w:tcPr>
+          <w:p>
+            <w:pPr>
+              <w:spacing w:after="60" w:line="240" w:lineRule="auto"/>
+            </w:pPr>
+            <w:r>
+              <w:rPr>
+                <w:b w:val="0"/>
+                <w:color w:val="273444"/>
+                <w:sz w:val="18"/>
+              </w:rPr>
+              <w:t>FastAPI</w:t>
+            </w:r>
+          </w:p>
+        </w:tc>
+        <w:tc>
+          <w:tcPr>
+            <w:tcW w:type="dxa" w:w="4752"/>
+            <w:vAlign w:val="center"/>
+            <w:shd w:fill="FFFFFF"/>
+            <w:tcMar>
+              <w:top w:w="80" w:type="dxa"/>
+              <w:bottom w:w="80" w:type="dxa"/>
+              <w:left w:w="80" w:type="dxa"/>
+              <w:right w:w="80" w:type="dxa"/>
+            </w:tcMar>
+          </w:tcPr>
+          <w:p>
+            <w:pPr>
+              <w:spacing w:after="60" w:line="240" w:lineRule="auto"/>
+            </w:pPr>
+            <w:r>
+              <w:rPr>
+                <w:b w:val="0"/>
+                <w:color w:val="273444"/>
+                <w:sz w:val="18"/>
+              </w:rPr>
+              <w:t>Generic registered-agent execution; text/voice routes.</w:t>
+            </w:r>
+          </w:p>
+        </w:tc>
+      </w:tr>
+      <w:tr>
+        <w:trPr>
+          <w:cantSplit/>
+        </w:trPr>
+        <w:tc>
+          <w:tcPr>
+            <w:tcW w:type="dxa" w:w="1584"/>
+            <w:vAlign w:val="center"/>
+            <w:shd w:fill="F3F6F9"/>
+            <w:tcMar>
+              <w:top w:w="80" w:type="dxa"/>
+              <w:bottom w:w="80" w:type="dxa"/>
+              <w:left w:w="80" w:type="dxa"/>
+              <w:right w:w="80" w:type="dxa"/>
+            </w:tcMar>
+          </w:tcPr>
+          <w:p>
+            <w:pPr>
+              <w:spacing w:after="60" w:line="240" w:lineRule="auto"/>
+            </w:pPr>
+            <w:r>
+              <w:rPr>
+                <w:b w:val="0"/>
+                <w:color w:val="273444"/>
+                <w:sz w:val="18"/>
+              </w:rPr>
+              <w:t>Orchestration</w:t>
+            </w:r>
+          </w:p>
+        </w:tc>
+        <w:tc>
+          <w:tcPr>
+            <w:tcW w:type="dxa" w:w="3744"/>
+            <w:vAlign w:val="center"/>
+            <w:shd w:fill="F3F6F9"/>
+            <w:tcMar>
+              <w:top w:w="80" w:type="dxa"/>
+              <w:bottom w:w="80" w:type="dxa"/>
+              <w:left w:w="80" w:type="dxa"/>
+              <w:right w:w="80" w:type="dxa"/>
+            </w:tcMar>
+          </w:tcPr>
+          <w:p>
+            <w:pPr>
+              <w:spacing w:after="60" w:line="240" w:lineRule="auto"/>
+            </w:pPr>
+            <w:r>
+              <w:rPr>
+                <w:b w:val="0"/>
+                <w:color w:val="273444"/>
+                <w:sz w:val="18"/>
+              </w:rPr>
+              <w:t>AgentOrchestrator</w:t>
+            </w:r>
+          </w:p>
+        </w:tc>
+        <w:tc>
+          <w:tcPr>
+            <w:tcW w:type="dxa" w:w="4752"/>
+            <w:vAlign w:val="center"/>
+            <w:shd w:fill="F3F6F9"/>
+            <w:tcMar>
+              <w:top w:w="80" w:type="dxa"/>
+              <w:bottom w:w="80" w:type="dxa"/>
+              <w:left w:w="80" w:type="dxa"/>
+              <w:right w:w="80" w:type="dxa"/>
+            </w:tcMar>
+          </w:tcPr>
+          <w:p>
+            <w:pPr>
+              <w:spacing w:after="60" w:line="240" w:lineRule="auto"/>
+            </w:pPr>
+            <w:r>
+              <w:rPr>
+                <w:b w:val="0"/>
+                <w:color w:val="273444"/>
+                <w:sz w:val="18"/>
+              </w:rPr>
+              <w:t>Results, errors, timing and cancellation.</w:t>
+            </w:r>
+          </w:p>
+        </w:tc>
+      </w:tr>
+      <w:tr>
+        <w:trPr>
+          <w:cantSplit/>
+        </w:trPr>
+        <w:tc>
+          <w:tcPr>
+            <w:tcW w:type="dxa" w:w="1584"/>
+            <w:vAlign w:val="center"/>
+            <w:shd w:fill="FFFFFF"/>
+            <w:tcMar>
+              <w:top w:w="80" w:type="dxa"/>
+              <w:bottom w:w="80" w:type="dxa"/>
+              <w:left w:w="80" w:type="dxa"/>
+              <w:right w:w="80" w:type="dxa"/>
+            </w:tcMar>
+          </w:tcPr>
+          <w:p>
+            <w:pPr>
+              <w:spacing w:after="60" w:line="240" w:lineRule="auto"/>
+            </w:pPr>
+            <w:r>
+              <w:rPr>
+                <w:b w:val="0"/>
+                <w:color w:val="273444"/>
+                <w:sz w:val="18"/>
+              </w:rPr>
+              <w:t>Discovery</w:t>
+            </w:r>
+          </w:p>
+        </w:tc>
+        <w:tc>
+          <w:tcPr>
+            <w:tcW w:type="dxa" w:w="3744"/>
+            <w:vAlign w:val="center"/>
+            <w:shd w:fill="FFFFFF"/>
+            <w:tcMar>
+              <w:top w:w="80" w:type="dxa"/>
+              <w:bottom w:w="80" w:type="dxa"/>
+              <w:left w:w="80" w:type="dxa"/>
+              <w:right w:w="80" w:type="dxa"/>
+            </w:tcMar>
+          </w:tcPr>
+          <w:p>
+            <w:pPr>
+              <w:spacing w:after="60" w:line="240" w:lineRule="auto"/>
+            </w:pPr>
+            <w:r>
+              <w:rPr>
+                <w:b w:val="0"/>
+                <w:color w:val="273444"/>
+                <w:sz w:val="18"/>
+              </w:rPr>
+              <w:t>AgentRegistry / ProviderRegistry</w:t>
+            </w:r>
+          </w:p>
+        </w:tc>
+        <w:tc>
+          <w:tcPr>
+            <w:tcW w:type="dxa" w:w="4752"/>
+            <w:vAlign w:val="center"/>
+            <w:shd w:fill="FFFFFF"/>
+            <w:tcMar>
+              <w:top w:w="80" w:type="dxa"/>
+              <w:bottom w:w="80" w:type="dxa"/>
+              <w:left w:w="80" w:type="dxa"/>
+              <w:right w:w="80" w:type="dxa"/>
+            </w:tcMar>
+          </w:tcPr>
+          <w:p>
+            <w:pPr>
+              <w:spacing w:after="60" w:line="240" w:lineRule="auto"/>
+            </w:pPr>
+            <w:r>
+              <w:rPr>
+                <w:b w:val="0"/>
+                <w:color w:val="273444"/>
+                <w:sz w:val="18"/>
+              </w:rPr>
+              <w:t>Explicit resolution by name and capability.</w:t>
+            </w:r>
+          </w:p>
+        </w:tc>
+      </w:tr>
+      <w:tr>
+        <w:trPr>
+          <w:cantSplit/>
+        </w:trPr>
+        <w:tc>
+          <w:tcPr>
+            <w:tcW w:type="dxa" w:w="1584"/>
+            <w:vAlign w:val="center"/>
+            <w:shd w:fill="F3F6F9"/>
+            <w:tcMar>
+              <w:top w:w="80" w:type="dxa"/>
+              <w:bottom w:w="80" w:type="dxa"/>
+              <w:left w:w="80" w:type="dxa"/>
+              <w:right w:w="80" w:type="dxa"/>
+            </w:tcMar>
+          </w:tcPr>
+          <w:p>
+            <w:pPr>
+              <w:spacing w:after="60" w:line="240" w:lineRule="auto"/>
+            </w:pPr>
+            <w:r>
+              <w:rPr>
+                <w:b w:val="0"/>
+                <w:color w:val="273444"/>
+                <w:sz w:val="18"/>
+              </w:rPr>
+              <w:t>Composition</w:t>
+            </w:r>
+          </w:p>
+        </w:tc>
+        <w:tc>
+          <w:tcPr>
+            <w:tcW w:type="dxa" w:w="3744"/>
+            <w:vAlign w:val="center"/>
+            <w:shd w:fill="F3F6F9"/>
+            <w:tcMar>
+              <w:top w:w="80" w:type="dxa"/>
+              <w:bottom w:w="80" w:type="dxa"/>
+              <w:left w:w="80" w:type="dxa"/>
+              <w:right w:w="80" w:type="dxa"/>
+            </w:tcMar>
+          </w:tcPr>
+          <w:p>
+            <w:pPr>
+              <w:spacing w:after="60" w:line="240" w:lineRule="auto"/>
+            </w:pPr>
+            <w:r>
+              <w:rPr>
+                <w:b w:val="0"/>
+                <w:color w:val="273444"/>
+                <w:sz w:val="18"/>
+              </w:rPr>
+              <w:t>PipelineRegistry / SequentialPipeline</w:t>
+            </w:r>
+          </w:p>
+        </w:tc>
+        <w:tc>
+          <w:tcPr>
+            <w:tcW w:type="dxa" w:w="4752"/>
+            <w:vAlign w:val="center"/>
+            <w:shd w:fill="F3F6F9"/>
+            <w:tcMar>
+              <w:top w:w="80" w:type="dxa"/>
+              <w:bottom w:w="80" w:type="dxa"/>
+              <w:left w:w="80" w:type="dxa"/>
+              <w:right w:w="80" w:type="dxa"/>
+            </w:tcMar>
+          </w:tcPr>
+          <w:p>
+            <w:pPr>
+              <w:spacing w:after="60" w:line="240" w:lineRule="auto"/>
+            </w:pPr>
+            <w:r>
+              <w:rPr>
+                <w:b w:val="0"/>
+                <w:color w:val="273444"/>
+                <w:sz w:val="18"/>
+              </w:rPr>
+              <w:t>Ordered reusable stages.</w:t>
+            </w:r>
+          </w:p>
+        </w:tc>
+      </w:tr>
+      <w:tr>
+        <w:trPr>
+          <w:cantSplit/>
+        </w:trPr>
+        <w:tc>
+          <w:tcPr>
+            <w:tcW w:type="dxa" w:w="1584"/>
+            <w:vAlign w:val="center"/>
+            <w:shd w:fill="FFFFFF"/>
+            <w:tcMar>
+              <w:top w:w="80" w:type="dxa"/>
+              <w:bottom w:w="80" w:type="dxa"/>
+              <w:left w:w="80" w:type="dxa"/>
+              <w:right w:w="80" w:type="dxa"/>
+            </w:tcMar>
+          </w:tcPr>
+          <w:p>
+            <w:pPr>
+              <w:spacing w:after="60" w:line="240" w:lineRule="auto"/>
+            </w:pPr>
+            <w:r>
+              <w:rPr>
+                <w:b w:val="0"/>
+                <w:color w:val="273444"/>
+                <w:sz w:val="18"/>
+              </w:rPr>
+              <w:t>Realtime</w:t>
+            </w:r>
+          </w:p>
+        </w:tc>
+        <w:tc>
+          <w:tcPr>
+            <w:tcW w:type="dxa" w:w="3744"/>
+            <w:vAlign w:val="center"/>
+            <w:shd w:fill="FFFFFF"/>
+            <w:tcMar>
+              <w:top w:w="80" w:type="dxa"/>
+              <w:bottom w:w="80" w:type="dxa"/>
+              <w:left w:w="80" w:type="dxa"/>
+              <w:right w:w="80" w:type="dxa"/>
+            </w:tcMar>
+          </w:tcPr>
+          <w:p>
+            <w:pPr>
+              <w:spacing w:after="60" w:line="240" w:lineRule="auto"/>
+            </w:pPr>
+            <w:r>
+              <w:rPr>
+                <w:b w:val="0"/>
+                <w:color w:val="273444"/>
+                <w:sz w:val="18"/>
+              </w:rPr>
+              <w:t>Direct / Enhanced</w:t>
+            </w:r>
+          </w:p>
+        </w:tc>
+        <w:tc>
+          <w:tcPr>
+            <w:tcW w:type="dxa" w:w="4752"/>
+            <w:vAlign w:val="center"/>
+            <w:shd w:fill="FFFFFF"/>
+            <w:tcMar>
+              <w:top w:w="80" w:type="dxa"/>
+              <w:bottom w:w="80" w:type="dxa"/>
+              <w:left w:w="80" w:type="dxa"/>
+              <w:right w:w="80" w:type="dxa"/>
+            </w:tcMar>
+          </w:tcPr>
+          <w:p>
+            <w:pPr>
+              <w:spacing w:after="60" w:line="240" w:lineRule="auto"/>
+            </w:pPr>
+            <w:r>
+              <w:rPr>
+                <w:b w:val="0"/>
+                <w:color w:val="273444"/>
+                <w:sz w:val="18"/>
+              </w:rPr>
+              <w:t>Dedicated session and live capability paths.</w:t>
+            </w:r>
+          </w:p>
+        </w:tc>
+      </w:tr>
+      <w:tr>
+        <w:trPr>
+          <w:cantSplit/>
+        </w:trPr>
+        <w:tc>
+          <w:tcPr>
+            <w:tcW w:type="dxa" w:w="1584"/>
+            <w:vAlign w:val="center"/>
+            <w:shd w:fill="F3F6F9"/>
+            <w:tcMar>
+              <w:top w:w="80" w:type="dxa"/>
+              <w:bottom w:w="80" w:type="dxa"/>
+              <w:left w:w="80" w:type="dxa"/>
+              <w:right w:w="80" w:type="dxa"/>
+            </w:tcMar>
+          </w:tcPr>
+          <w:p>
+            <w:pPr>
+              <w:spacing w:after="60" w:line="240" w:lineRule="auto"/>
+            </w:pPr>
+            <w:r>
+              <w:rPr>
+                <w:b w:val="0"/>
+                <w:color w:val="273444"/>
+                <w:sz w:val="18"/>
+              </w:rPr>
+              <w:t>Audio devices</w:t>
+            </w:r>
+          </w:p>
+        </w:tc>
+        <w:tc>
+          <w:tcPr>
+            <w:tcW w:type="dxa" w:w="3744"/>
+            <w:vAlign w:val="center"/>
+            <w:shd w:fill="F3F6F9"/>
+            <w:tcMar>
+              <w:top w:w="80" w:type="dxa"/>
+              <w:bottom w:w="80" w:type="dxa"/>
+              <w:left w:w="80" w:type="dxa"/>
+              <w:right w:w="80" w:type="dxa"/>
+            </w:tcMar>
+          </w:tcPr>
+          <w:p>
+            <w:pPr>
+              <w:spacing w:after="60" w:line="240" w:lineRule="auto"/>
+            </w:pPr>
+            <w:r>
+              <w:rPr>
+                <w:b w:val="0"/>
+                <w:color w:val="273444"/>
+                <w:sz w:val="18"/>
+              </w:rPr>
+              <w:t>Input / Output / Local Monitor</w:t>
+            </w:r>
+          </w:p>
+        </w:tc>
+        <w:tc>
+          <w:tcPr>
+            <w:tcW w:type="dxa" w:w="4752"/>
+            <w:vAlign w:val="center"/>
+            <w:shd w:fill="F3F6F9"/>
+            <w:tcMar>
+              <w:top w:w="80" w:type="dxa"/>
+              <w:bottom w:w="80" w:type="dxa"/>
+              <w:left w:w="80" w:type="dxa"/>
+              <w:right w:w="80" w:type="dxa"/>
+            </w:tcMar>
+          </w:tcPr>
+          <w:p>
+            <w:pPr>
+              <w:spacing w:after="60" w:line="240" w:lineRule="auto"/>
+            </w:pPr>
+            <w:r>
+              <w:rPr>
+                <w:b w:val="0"/>
+                <w:color w:val="273444"/>
+                <w:sz w:val="18"/>
+              </w:rPr>
+              <w:t>Browser-side device integration.</w:t>
+            </w:r>
+          </w:p>
+        </w:tc>
+      </w:tr>
+      <w:tr>
+        <w:trPr>
+          <w:cantSplit/>
+        </w:trPr>
+        <w:tc>
+          <w:tcPr>
+            <w:tcW w:type="dxa" w:w="1584"/>
+            <w:vAlign w:val="center"/>
+            <w:shd w:fill="FFFFFF"/>
+            <w:tcMar>
+              <w:top w:w="80" w:type="dxa"/>
+              <w:bottom w:w="80" w:type="dxa"/>
+              <w:left w:w="80" w:type="dxa"/>
+              <w:right w:w="80" w:type="dxa"/>
+            </w:tcMar>
+          </w:tcPr>
+          <w:p>
+            <w:pPr>
+              <w:spacing w:after="60" w:line="240" w:lineRule="auto"/>
+            </w:pPr>
+            <w:r>
+              <w:rPr>
+                <w:b w:val="0"/>
+                <w:color w:val="273444"/>
+                <w:sz w:val="18"/>
+              </w:rPr>
+              <w:t>Production</w:t>
+            </w:r>
+          </w:p>
+        </w:tc>
+        <w:tc>
+          <w:tcPr>
+            <w:tcW w:type="dxa" w:w="3744"/>
+            <w:vAlign w:val="center"/>
+            <w:shd w:fill="FFFFFF"/>
+            <w:tcMar>
+              <w:top w:w="80" w:type="dxa"/>
+              <w:bottom w:w="80" w:type="dxa"/>
+              <w:left w:w="80" w:type="dxa"/>
+              <w:right w:w="80" w:type="dxa"/>
+            </w:tcMar>
+          </w:tcPr>
+          <w:p>
+            <w:pPr>
+              <w:spacing w:after="60" w:line="240" w:lineRule="auto"/>
+            </w:pPr>
+            <w:r>
+              <w:rPr>
+                <w:b w:val="0"/>
+                <w:color w:val="273444"/>
+                <w:sz w:val="18"/>
+              </w:rPr>
+              <w:t>SQLite / settings / wheel / CI</w:t>
+            </w:r>
+          </w:p>
+        </w:tc>
+        <w:tc>
+          <w:tcPr>
+            <w:tcW w:type="dxa" w:w="4752"/>
+            <w:vAlign w:val="center"/>
+            <w:shd w:fill="FFFFFF"/>
+            <w:tcMar>
+              <w:top w:w="80" w:type="dxa"/>
+              <w:bottom w:w="80" w:type="dxa"/>
+              <w:left w:w="80" w:type="dxa"/>
+              <w:right w:w="80" w:type="dxa"/>
+            </w:tcMar>
+          </w:tcPr>
+          <w:p>
+            <w:pPr>
+              <w:spacing w:after="60" w:line="240" w:lineRule="auto"/>
+            </w:pPr>
+            <w:r>
+              <w:rPr>
+                <w:b w:val="0"/>
+                <w:color w:val="273444"/>
+                <w:sz w:val="18"/>
+              </w:rPr>
+              <w:t>State, isolation and operational governance.</w:t>
+            </w:r>
+          </w:p>
+        </w:tc>
+      </w:tr>
+    </w:tbl>
+    <w:p>
+      <w:pPr>
+        <w:spacing w:after="0"/>
+      </w:pPr>
+    </w:p>
+    <w:p>
+      <w:pPr>
+        <w:pStyle w:val="Heading2"/>
+      </w:pPr>
+      <w:r>
+        <w:t>3. Guiding principles</w:t>
+      </w:r>
+    </w:p>
+    <w:p>
+      <w:pPr>
+        <w:pStyle w:val="ListBullet"/>
+      </w:pPr>
+      <w:r>
+        <w:t>Extend through contracts, registration and composition; fail early for unknown providers/pipelines.</w:t>
+      </w:r>
+    </w:p>
+    <w:p>
+      <w:pPr>
+        <w:pStyle w:val="ListBullet"/>
+      </w:pPr>
+      <w:r>
+        <w:t>Skills depend on capability contracts. Reliability and observability stay cross-cutting. Context/Quality defaults add no extra LLM call.</w:t>
+      </w:r>
+    </w:p>
+    <w:p>
+      <w:pPr>
+        <w:pStyle w:val="ListBullet"/>
+      </w:pPr>
+      <w:r>
+        <w:t>Separate standard workflows, realtime transports and browser devices; describe validation limits explicitly.</w:t>
       </w:r>
     </w:p>
     <w:p>
       <w:r>
-        <w:t>The guiding principle remains: add an agent, provider, pipeline or audio-device integration without rewriting the API/orchestration core. Portability matters: source becomes a Python package and a non-root container image, independent of a specific cloud. A typed configuration boundary replaces scattered environment access. The runtime currently composes OpenAI providers with passthrough context and deterministic quality; provider contracts describe extensibility, not an already-delivered multi-provider production matrix.</w:t>
+        <w:br w:type="page"/>
       </w:r>
     </w:p>
     <w:p>
@@ -46,19 +809,788 @@
         <w:pStyle w:val="Heading1"/>
       </w:pPr>
       <w:r>
-        <w:t>Components and responsibilities</w:t>
+        <w:t>4. Current architecture</w:t>
+      </w:r>
+    </w:p>
+    <w:p>
+      <w:r>
+        <w:t>The composition root assembles concrete providers, Skills, stages, pipelines and agents. Registries resolve dependencies rather than adding processing stages to every request.</w:t>
+      </w:r>
+    </w:p>
+    <w:p>
+      <w:r>
+        <w:drawing>
+          <wp:inline xmlns:a="http://schemas.openxmlformats.org/drawingml/2006/main" xmlns:pic="http://schemas.openxmlformats.org/drawingml/2006/picture">
+            <wp:extent cx="6400800" cy="3400425"/>
+            <wp:docPr id="1" name="Picture 1"/>
+            <wp:cNvGraphicFramePr>
+              <a:graphicFrameLocks noChangeAspect="1"/>
+            </wp:cNvGraphicFramePr>
+            <a:graphic>
+              <a:graphicData uri="http://schemas.openxmlformats.org/drawingml/2006/picture">
+                <pic:pic>
+                  <pic:nvPicPr>
+                    <pic:cNvPr id="0" name="v1.0.0_architecture_EN.png"/>
+                    <pic:cNvPicPr/>
+                  </pic:nvPicPr>
+                  <pic:blipFill>
+                    <a:blip r:embed="rId13"/>
+                    <a:stretch>
+                      <a:fillRect/>
+                    </a:stretch>
+                  </pic:blipFill>
+                  <pic:spPr>
+                    <a:xfrm>
+                      <a:off x="0" y="0"/>
+                      <a:ext cx="6400800" cy="3400425"/>
+                    </a:xfrm>
+                    <a:prstGeom prst="rect"/>
+                  </pic:spPr>
+                </pic:pic>
+              </a:graphicData>
+            </a:graphic>
+          </wp:inline>
+        </w:drawing>
+      </w:r>
+    </w:p>
+    <w:p>
+      <w:r>
+        <w:t>Durable conversation records belong to SessionService/repositories. SessionContext remains a transient execution context, not a persisted conversation or ownership proof.</w:t>
+      </w:r>
+    </w:p>
+    <w:p>
+      <w:pPr>
+        <w:pStyle w:val="Heading2"/>
+      </w:pPr>
+      <w:r>
+        <w:t>5. Interpreter execution flows</w:t>
+      </w:r>
+    </w:p>
+    <w:p>
+      <w:r>
+        <w:drawing>
+          <wp:inline xmlns:a="http://schemas.openxmlformats.org/drawingml/2006/main" xmlns:pic="http://schemas.openxmlformats.org/drawingml/2006/picture">
+            <wp:extent cx="6400800" cy="1800225"/>
+            <wp:docPr id="2" name="Picture 2"/>
+            <wp:cNvGraphicFramePr>
+              <a:graphicFrameLocks noChangeAspect="1"/>
+            </wp:cNvGraphicFramePr>
+            <a:graphic>
+              <a:graphicData uri="http://schemas.openxmlformats.org/drawingml/2006/picture">
+                <pic:pic>
+                  <pic:nvPicPr>
+                    <pic:cNvPr id="0" name="v1.0.0_standard_EN.png"/>
+                    <pic:cNvPicPr/>
+                  </pic:nvPicPr>
+                  <pic:blipFill>
+                    <a:blip r:embed="rId14"/>
+                    <a:stretch>
+                      <a:fillRect/>
+                    </a:stretch>
+                  </pic:blipFill>
+                  <pic:spPr>
+                    <a:xfrm>
+                      <a:off x="0" y="0"/>
+                      <a:ext cx="6400800" cy="1800225"/>
+                    </a:xfrm>
+                    <a:prstGeom prst="rect"/>
+                  </pic:spPr>
+                </pic:pic>
+              </a:graphicData>
+            </a:graphic>
+          </wp:inline>
+        </w:drawing>
+      </w:r>
+    </w:p>
+    <w:p>
+      <w:r>
+        <w:rPr>
+          <w:b/>
+          <w:color w:val="07847E"/>
+        </w:rPr>
+        <w:t xml:space="preserve">PIPELINE CONTRACT  </w:t>
+      </w:r>
+      <w:r>
+        <w:t>Each stage receives PipelineState and SessionContext and returns updated state. SequentialPipeline awaits stages in order; configured workflows can evolve without rewriting InterpreterAgent.</w:t>
+      </w:r>
+    </w:p>
+    <w:p>
+      <w:r>
+        <w:br w:type="page"/>
+      </w:r>
+    </w:p>
+    <w:p>
+      <w:pPr>
+        <w:pStyle w:val="Heading1"/>
+      </w:pPr>
+      <w:r>
+        <w:t>6. Framework extensibility model</w:t>
+      </w:r>
+    </w:p>
+    <w:p>
+      <w:r>
+        <w:t>Extension happens through explicit registration and composition, preserving the generic API and orchestration core. Provider adapters can change behind capability contracts.</w:t>
       </w:r>
     </w:p>
     <w:tbl>
       <w:tblPr>
-        <w:tblStyle w:val="TableGrid"/>
         <w:tblW w:type="auto" w:w="0"/>
         <w:tblLayout w:type="fixed"/>
         <w:tblLook w:firstColumn="1" w:firstRow="1" w:lastColumn="0" w:lastRow="0" w:noHBand="0" w:noVBand="1" w:val="04A0"/>
         <w:tblBorders>
           <w:top w:val="single" w:sz="4" w:color="D9D9D9"/>
+          <w:bottom w:val="single" w:sz="4" w:color="D9D9D9"/>
           <w:left w:val="single" w:sz="4" w:color="D9D9D9"/>
+          <w:right w:val="single" w:sz="4" w:color="D9D9D9"/>
+          <w:insideH w:val="single" w:sz="4" w:color="D9D9D9"/>
+          <w:insideV w:val="single" w:sz="4" w:color="D9D9D9"/>
+        </w:tblBorders>
+      </w:tblPr>
+      <w:tblGrid>
+        <w:gridCol w:w="2016"/>
+        <w:gridCol w:w="4392"/>
+        <w:gridCol w:w="3672"/>
+      </w:tblGrid>
+      <w:tr>
+        <w:trPr>
+          <w:cantSplit/>
+          <w:tblHeader/>
+        </w:trPr>
+        <w:tc>
+          <w:tcPr>
+            <w:tcW w:type="dxa" w:w="2016"/>
+            <w:vAlign w:val="center"/>
+            <w:shd w:fill="19364D"/>
+            <w:tcMar>
+              <w:top w:w="80" w:type="dxa"/>
+              <w:bottom w:w="80" w:type="dxa"/>
+              <w:left w:w="80" w:type="dxa"/>
+              <w:right w:w="80" w:type="dxa"/>
+            </w:tcMar>
+          </w:tcPr>
+          <w:p>
+            <w:pPr>
+              <w:spacing w:after="60" w:line="240" w:lineRule="auto"/>
+            </w:pPr>
+            <w:r>
+              <w:rPr>
+                <w:b/>
+                <w:color w:val="FFFFFF"/>
+                <w:sz w:val="18"/>
+              </w:rPr>
+              <w:t>Extension</w:t>
+            </w:r>
+          </w:p>
+        </w:tc>
+        <w:tc>
+          <w:tcPr>
+            <w:tcW w:type="dxa" w:w="4392"/>
+            <w:vAlign w:val="center"/>
+            <w:shd w:fill="19364D"/>
+            <w:tcMar>
+              <w:top w:w="80" w:type="dxa"/>
+              <w:bottom w:w="80" w:type="dxa"/>
+              <w:left w:w="80" w:type="dxa"/>
+              <w:right w:w="80" w:type="dxa"/>
+            </w:tcMar>
+          </w:tcPr>
+          <w:p>
+            <w:pPr>
+              <w:spacing w:after="60" w:line="240" w:lineRule="auto"/>
+            </w:pPr>
+            <w:r>
+              <w:rPr>
+                <w:b/>
+                <w:color w:val="FFFFFF"/>
+                <w:sz w:val="18"/>
+              </w:rPr>
+              <w:t>Required change</w:t>
+            </w:r>
+          </w:p>
+        </w:tc>
+        <w:tc>
+          <w:tcPr>
+            <w:tcW w:type="dxa" w:w="3672"/>
+            <w:vAlign w:val="center"/>
+            <w:shd w:fill="19364D"/>
+            <w:tcMar>
+              <w:top w:w="80" w:type="dxa"/>
+              <w:bottom w:w="80" w:type="dxa"/>
+              <w:left w:w="80" w:type="dxa"/>
+              <w:right w:w="80" w:type="dxa"/>
+            </w:tcMar>
+          </w:tcPr>
+          <w:p>
+            <w:pPr>
+              <w:spacing w:after="60" w:line="240" w:lineRule="auto"/>
+            </w:pPr>
+            <w:r>
+              <w:rPr>
+                <w:b/>
+                <w:color w:val="FFFFFF"/>
+                <w:sz w:val="18"/>
+              </w:rPr>
+              <w:t>Boundary preserved</w:t>
+            </w:r>
+          </w:p>
+        </w:tc>
+      </w:tr>
+      <w:tr>
+        <w:trPr>
+          <w:cantSplit/>
+        </w:trPr>
+        <w:tc>
+          <w:tcPr>
+            <w:tcW w:type="dxa" w:w="2016"/>
+            <w:vAlign w:val="center"/>
+            <w:shd w:fill="FFFFFF"/>
+            <w:tcMar>
+              <w:top w:w="80" w:type="dxa"/>
+              <w:bottom w:w="80" w:type="dxa"/>
+              <w:left w:w="80" w:type="dxa"/>
+              <w:right w:w="80" w:type="dxa"/>
+            </w:tcMar>
+          </w:tcPr>
+          <w:p>
+            <w:pPr>
+              <w:spacing w:after="60" w:line="240" w:lineRule="auto"/>
+            </w:pPr>
+            <w:r>
+              <w:rPr>
+                <w:b w:val="0"/>
+                <w:color w:val="273444"/>
+                <w:sz w:val="18"/>
+              </w:rPr>
+              <w:t>New agent</w:t>
+            </w:r>
+          </w:p>
+        </w:tc>
+        <w:tc>
+          <w:tcPr>
+            <w:tcW w:type="dxa" w:w="4392"/>
+            <w:vAlign w:val="center"/>
+            <w:shd w:fill="FFFFFF"/>
+            <w:tcMar>
+              <w:top w:w="80" w:type="dxa"/>
+              <w:bottom w:w="80" w:type="dxa"/>
+              <w:left w:w="80" w:type="dxa"/>
+              <w:right w:w="80" w:type="dxa"/>
+            </w:tcMar>
+          </w:tcPr>
+          <w:p>
+            <w:pPr>
+              <w:spacing w:after="60" w:line="240" w:lineRule="auto"/>
+            </w:pPr>
+            <w:r>
+              <w:rPr>
+                <w:b w:val="0"/>
+                <w:color w:val="273444"/>
+                <w:sz w:val="18"/>
+              </w:rPr>
+              <w:t>BaseAgent + AgentRegistry</w:t>
+            </w:r>
+          </w:p>
+        </w:tc>
+        <w:tc>
+          <w:tcPr>
+            <w:tcW w:type="dxa" w:w="3672"/>
+            <w:vAlign w:val="center"/>
+            <w:shd w:fill="FFFFFF"/>
+            <w:tcMar>
+              <w:top w:w="80" w:type="dxa"/>
+              <w:bottom w:w="80" w:type="dxa"/>
+              <w:left w:w="80" w:type="dxa"/>
+              <w:right w:w="80" w:type="dxa"/>
+            </w:tcMar>
+          </w:tcPr>
+          <w:p>
+            <w:pPr>
+              <w:spacing w:after="60" w:line="240" w:lineRule="auto"/>
+            </w:pPr>
+            <w:r>
+              <w:rPr>
+                <w:b w:val="0"/>
+                <w:color w:val="273444"/>
+                <w:sz w:val="18"/>
+              </w:rPr>
+              <w:t>API / AgentOrchestrator</w:t>
+            </w:r>
+          </w:p>
+        </w:tc>
+      </w:tr>
+      <w:tr>
+        <w:trPr>
+          <w:cantSplit/>
+        </w:trPr>
+        <w:tc>
+          <w:tcPr>
+            <w:tcW w:type="dxa" w:w="2016"/>
+            <w:vAlign w:val="center"/>
+            <w:shd w:fill="F3F6F9"/>
+            <w:tcMar>
+              <w:top w:w="80" w:type="dxa"/>
+              <w:bottom w:w="80" w:type="dxa"/>
+              <w:left w:w="80" w:type="dxa"/>
+              <w:right w:w="80" w:type="dxa"/>
+            </w:tcMar>
+          </w:tcPr>
+          <w:p>
+            <w:pPr>
+              <w:spacing w:after="60" w:line="240" w:lineRule="auto"/>
+            </w:pPr>
+            <w:r>
+              <w:rPr>
+                <w:b w:val="0"/>
+                <w:color w:val="273444"/>
+                <w:sz w:val="18"/>
+              </w:rPr>
+              <w:t>New provider</w:t>
+            </w:r>
+          </w:p>
+        </w:tc>
+        <w:tc>
+          <w:tcPr>
+            <w:tcW w:type="dxa" w:w="4392"/>
+            <w:vAlign w:val="center"/>
+            <w:shd w:fill="F3F6F9"/>
+            <w:tcMar>
+              <w:top w:w="80" w:type="dxa"/>
+              <w:bottom w:w="80" w:type="dxa"/>
+              <w:left w:w="80" w:type="dxa"/>
+              <w:right w:w="80" w:type="dxa"/>
+            </w:tcMar>
+          </w:tcPr>
+          <w:p>
+            <w:pPr>
+              <w:spacing w:after="60" w:line="240" w:lineRule="auto"/>
+            </w:pPr>
+            <w:r>
+              <w:rPr>
+                <w:b w:val="0"/>
+                <w:color w:val="273444"/>
+                <w:sz w:val="18"/>
+              </w:rPr>
+              <w:t>Implement capability contract; register capability + name.</w:t>
+            </w:r>
+          </w:p>
+        </w:tc>
+        <w:tc>
+          <w:tcPr>
+            <w:tcW w:type="dxa" w:w="3672"/>
+            <w:vAlign w:val="center"/>
+            <w:shd w:fill="F3F6F9"/>
+            <w:tcMar>
+              <w:top w:w="80" w:type="dxa"/>
+              <w:bottom w:w="80" w:type="dxa"/>
+              <w:left w:w="80" w:type="dxa"/>
+              <w:right w:w="80" w:type="dxa"/>
+            </w:tcMar>
+          </w:tcPr>
+          <w:p>
+            <w:pPr>
+              <w:spacing w:after="60" w:line="240" w:lineRule="auto"/>
+            </w:pPr>
+            <w:r>
+              <w:rPr>
+                <w:b w:val="0"/>
+                <w:color w:val="273444"/>
+                <w:sz w:val="18"/>
+              </w:rPr>
+              <w:t>Skill / Agent / API</w:t>
+            </w:r>
+          </w:p>
+        </w:tc>
+      </w:tr>
+      <w:tr>
+        <w:trPr>
+          <w:cantSplit/>
+        </w:trPr>
+        <w:tc>
+          <w:tcPr>
+            <w:tcW w:type="dxa" w:w="2016"/>
+            <w:vAlign w:val="center"/>
+            <w:shd w:fill="FFFFFF"/>
+            <w:tcMar>
+              <w:top w:w="80" w:type="dxa"/>
+              <w:bottom w:w="80" w:type="dxa"/>
+              <w:left w:w="80" w:type="dxa"/>
+              <w:right w:w="80" w:type="dxa"/>
+            </w:tcMar>
+          </w:tcPr>
+          <w:p>
+            <w:pPr>
+              <w:spacing w:after="60" w:line="240" w:lineRule="auto"/>
+            </w:pPr>
+            <w:r>
+              <w:rPr>
+                <w:b w:val="0"/>
+                <w:color w:val="273444"/>
+                <w:sz w:val="18"/>
+              </w:rPr>
+              <w:t>New pipeline</w:t>
+            </w:r>
+          </w:p>
+        </w:tc>
+        <w:tc>
+          <w:tcPr>
+            <w:tcW w:type="dxa" w:w="4392"/>
+            <w:vAlign w:val="center"/>
+            <w:shd w:fill="FFFFFF"/>
+            <w:tcMar>
+              <w:top w:w="80" w:type="dxa"/>
+              <w:bottom w:w="80" w:type="dxa"/>
+              <w:left w:w="80" w:type="dxa"/>
+              <w:right w:w="80" w:type="dxa"/>
+            </w:tcMar>
+          </w:tcPr>
+          <w:p>
+            <w:pPr>
+              <w:spacing w:after="60" w:line="240" w:lineRule="auto"/>
+            </w:pPr>
+            <w:r>
+              <w:rPr>
+                <w:b w:val="0"/>
+                <w:color w:val="273444"/>
+                <w:sz w:val="18"/>
+              </w:rPr>
+              <w:t>Compose stages and register its name.</w:t>
+            </w:r>
+          </w:p>
+        </w:tc>
+        <w:tc>
+          <w:tcPr>
+            <w:tcW w:type="dxa" w:w="3672"/>
+            <w:vAlign w:val="center"/>
+            <w:shd w:fill="FFFFFF"/>
+            <w:tcMar>
+              <w:top w:w="80" w:type="dxa"/>
+              <w:bottom w:w="80" w:type="dxa"/>
+              <w:left w:w="80" w:type="dxa"/>
+              <w:right w:w="80" w:type="dxa"/>
+            </w:tcMar>
+          </w:tcPr>
+          <w:p>
+            <w:pPr>
+              <w:spacing w:after="60" w:line="240" w:lineRule="auto"/>
+            </w:pPr>
+            <w:r>
+              <w:rPr>
+                <w:b w:val="0"/>
+                <w:color w:val="273444"/>
+                <w:sz w:val="18"/>
+              </w:rPr>
+              <w:t>SequentialPipeline</w:t>
+            </w:r>
+          </w:p>
+        </w:tc>
+      </w:tr>
+      <w:tr>
+        <w:trPr>
+          <w:cantSplit/>
+        </w:trPr>
+        <w:tc>
+          <w:tcPr>
+            <w:tcW w:type="dxa" w:w="2016"/>
+            <w:vAlign w:val="center"/>
+            <w:shd w:fill="F3F6F9"/>
+            <w:tcMar>
+              <w:top w:w="80" w:type="dxa"/>
+              <w:bottom w:w="80" w:type="dxa"/>
+              <w:left w:w="80" w:type="dxa"/>
+              <w:right w:w="80" w:type="dxa"/>
+            </w:tcMar>
+          </w:tcPr>
+          <w:p>
+            <w:pPr>
+              <w:spacing w:after="60" w:line="240" w:lineRule="auto"/>
+            </w:pPr>
+            <w:r>
+              <w:rPr>
+                <w:b w:val="0"/>
+                <w:color w:val="273444"/>
+                <w:sz w:val="18"/>
+              </w:rPr>
+              <w:t>New stage</w:t>
+            </w:r>
+          </w:p>
+        </w:tc>
+        <w:tc>
+          <w:tcPr>
+            <w:tcW w:type="dxa" w:w="4392"/>
+            <w:vAlign w:val="center"/>
+            <w:shd w:fill="F3F6F9"/>
+            <w:tcMar>
+              <w:top w:w="80" w:type="dxa"/>
+              <w:bottom w:w="80" w:type="dxa"/>
+              <w:left w:w="80" w:type="dxa"/>
+              <w:right w:w="80" w:type="dxa"/>
+            </w:tcMar>
+          </w:tcPr>
+          <w:p>
+            <w:pPr>
+              <w:spacing w:after="60" w:line="240" w:lineRule="auto"/>
+            </w:pPr>
+            <w:r>
+              <w:rPr>
+                <w:b w:val="0"/>
+                <w:color w:val="273444"/>
+                <w:sz w:val="18"/>
+              </w:rPr>
+              <w:t>PipelineStage</w:t>
+            </w:r>
+          </w:p>
+        </w:tc>
+        <w:tc>
+          <w:tcPr>
+            <w:tcW w:type="dxa" w:w="3672"/>
+            <w:vAlign w:val="center"/>
+            <w:shd w:fill="F3F6F9"/>
+            <w:tcMar>
+              <w:top w:w="80" w:type="dxa"/>
+              <w:bottom w:w="80" w:type="dxa"/>
+              <w:left w:w="80" w:type="dxa"/>
+              <w:right w:w="80" w:type="dxa"/>
+            </w:tcMar>
+          </w:tcPr>
+          <w:p>
+            <w:pPr>
+              <w:spacing w:after="60" w:line="240" w:lineRule="auto"/>
+            </w:pPr>
+            <w:r>
+              <w:rPr>
+                <w:b w:val="0"/>
+                <w:color w:val="273444"/>
+                <w:sz w:val="18"/>
+              </w:rPr>
+              <w:t>InterpreterAgent / API</w:t>
+            </w:r>
+          </w:p>
+        </w:tc>
+      </w:tr>
+      <w:tr>
+        <w:trPr>
+          <w:cantSplit/>
+        </w:trPr>
+        <w:tc>
+          <w:tcPr>
+            <w:tcW w:type="dxa" w:w="2016"/>
+            <w:vAlign w:val="center"/>
+            <w:shd w:fill="FFFFFF"/>
+            <w:tcMar>
+              <w:top w:w="80" w:type="dxa"/>
+              <w:bottom w:w="80" w:type="dxa"/>
+              <w:left w:w="80" w:type="dxa"/>
+              <w:right w:w="80" w:type="dxa"/>
+            </w:tcMar>
+          </w:tcPr>
+          <w:p>
+            <w:pPr>
+              <w:spacing w:after="60" w:line="240" w:lineRule="auto"/>
+            </w:pPr>
+            <w:r>
+              <w:rPr>
+                <w:b w:val="0"/>
+                <w:color w:val="273444"/>
+                <w:sz w:val="18"/>
+              </w:rPr>
+              <w:t>Context/quality strategy</w:t>
+            </w:r>
+          </w:p>
+        </w:tc>
+        <w:tc>
+          <w:tcPr>
+            <w:tcW w:type="dxa" w:w="4392"/>
+            <w:vAlign w:val="center"/>
+            <w:shd w:fill="FFFFFF"/>
+            <w:tcMar>
+              <w:top w:w="80" w:type="dxa"/>
+              <w:bottom w:w="80" w:type="dxa"/>
+              <w:left w:w="80" w:type="dxa"/>
+              <w:right w:w="80" w:type="dxa"/>
+            </w:tcMar>
+          </w:tcPr>
+          <w:p>
+            <w:pPr>
+              <w:spacing w:after="60" w:line="240" w:lineRule="auto"/>
+            </w:pPr>
+            <w:r>
+              <w:rPr>
+                <w:b w:val="0"/>
+                <w:color w:val="273444"/>
+                <w:sz w:val="18"/>
+              </w:rPr>
+              <w:t>ContextProvider / QualityProvider</w:t>
+            </w:r>
+          </w:p>
+        </w:tc>
+        <w:tc>
+          <w:tcPr>
+            <w:tcW w:type="dxa" w:w="3672"/>
+            <w:vAlign w:val="center"/>
+            <w:shd w:fill="FFFFFF"/>
+            <w:tcMar>
+              <w:top w:w="80" w:type="dxa"/>
+              <w:bottom w:w="80" w:type="dxa"/>
+              <w:left w:w="80" w:type="dxa"/>
+              <w:right w:w="80" w:type="dxa"/>
+            </w:tcMar>
+          </w:tcPr>
+          <w:p>
+            <w:pPr>
+              <w:spacing w:after="60" w:line="240" w:lineRule="auto"/>
+            </w:pPr>
+            <w:r>
+              <w:rPr>
+                <w:b w:val="0"/>
+                <w:color w:val="273444"/>
+                <w:sz w:val="18"/>
+              </w:rPr>
+              <w:t>Configured stage structure.</w:t>
+            </w:r>
+          </w:p>
+        </w:tc>
+      </w:tr>
+    </w:tbl>
+    <w:p>
+      <w:pPr>
+        <w:spacing w:after="0"/>
+      </w:pPr>
+    </w:p>
+    <w:p>
+      <w:r>
+        <w:t>RealtimeTranslationProvider is resolved by capability and name without routing live sessions through SequentialPipeline.</w:t>
+      </w:r>
+    </w:p>
+    <w:p>
+      <w:r>
+        <w:t>StreamingTranscriptionProvider, StreamingTranslationProvider and StreamingSpeechProvider isolate Enhanced adapters from processor orchestration and playback.</w:t>
+      </w:r>
+    </w:p>
+    <w:p>
+      <w:r>
+        <w:rPr>
+          <w:b/>
+          <w:color w:val="07847E"/>
+        </w:rPr>
+        <w:t xml:space="preserve">STABLE SURFACE  </w:t>
+      </w:r>
+      <w:r>
+        <w:t>app.framework re-exports 24 original objects with class identity preserved; imports do not require an API key or application startup. Internal bootstrap, concrete Skills and persistence repositories are outside this stable export guarantee.</w:t>
+      </w:r>
+    </w:p>
+    <w:p>
+      <w:r>
+        <w:t>app.framework.testing provides opt-in, pytest-independent conformance checks for sample results, async conventions and stream cleanup. External examples run against the installed wheel outside the source tree. ContextProvider/QualityProvider remain internal extension points rather than new facade exports.</w:t>
+      </w:r>
+    </w:p>
+    <w:p>
+      <w:pPr>
+        <w:pStyle w:val="Heading2"/>
+      </w:pPr>
+      <w:r>
+        <w:t>7. Context and Quality as first class capabilities</w:t>
+      </w:r>
+    </w:p>
+    <w:p>
+      <w:pPr>
+        <w:pStyle w:val="ListBullet"/>
+      </w:pPr>
+      <w:r>
+        <w:t>PassthroughContextProvider preserves source text/metadata. TranslationStage prefers enriched_text when supplied and preserves source_text.</w:t>
+      </w:r>
+    </w:p>
+    <w:p>
+      <w:pPr>
+        <w:pStyle w:val="ListBullet"/>
+      </w:pPr>
+      <w:r>
+        <w:t>DeterministicQualityProvider evaluates structure, not semantic translation correctness. accepted, score, issues and quality metadata are returned; rejection does not create an implicit blocking policy.</w:t>
+      </w:r>
+    </w:p>
+    <w:p>
+      <w:pPr>
+        <w:pStyle w:val="ListBullet"/>
+      </w:pPr>
+      <w:r>
+        <w:t>Direct bypasses standard Context/Quality to keep its provider-native latency path.</w:t>
+      </w:r>
+    </w:p>
+    <w:p>
+      <w:pPr>
+        <w:pStyle w:val="ListBullet"/>
+      </w:pPr>
+      <w:r>
+        <w:t>Enhanced uses terminology and three prior final source segments as reference-only context; it does not add an extra semantic quality evaluator.</w:t>
+      </w:r>
+    </w:p>
+    <w:p>
+      <w:r>
+        <w:br w:type="page"/>
+      </w:r>
+    </w:p>
+    <w:p>
+      <w:pPr>
+        <w:pStyle w:val="Heading2"/>
+      </w:pPr>
+      <w:r>
+        <w:t>Realtime architecture and execution</w:t>
+      </w:r>
+    </w:p>
+    <w:p>
+      <w:r>
+        <w:t>Direct creates a short-lived provider session through the backend. The browser then negotiates SDP and WebRTC and receives live translated text/audio. Session creation and browser/provider media exchange are distinct responsibilities.</w:t>
+      </w:r>
+    </w:p>
+    <w:p>
+      <w:r>
+        <w:drawing>
+          <wp:inline xmlns:a="http://schemas.openxmlformats.org/drawingml/2006/main" xmlns:pic="http://schemas.openxmlformats.org/drawingml/2006/picture">
+            <wp:extent cx="6400800" cy="2840355"/>
+            <wp:docPr id="3" name="Picture 3"/>
+            <wp:cNvGraphicFramePr>
+              <a:graphicFrameLocks noChangeAspect="1"/>
+            </wp:cNvGraphicFramePr>
+            <a:graphic>
+              <a:graphicData uri="http://schemas.openxmlformats.org/drawingml/2006/picture">
+                <pic:pic>
+                  <pic:nvPicPr>
+                    <pic:cNvPr id="0" name="v1.0.0_live_EN.png"/>
+                    <pic:cNvPicPr/>
+                  </pic:nvPicPr>
+                  <pic:blipFill>
+                    <a:blip r:embed="rId15"/>
+                    <a:stretch>
+                      <a:fillRect/>
+                    </a:stretch>
+                  </pic:blipFill>
+                  <pic:spPr>
+                    <a:xfrm>
+                      <a:off x="0" y="0"/>
+                      <a:ext cx="6400800" cy="2840355"/>
+                    </a:xfrm>
+                    <a:prstGeom prst="rect"/>
+                  </pic:spPr>
+                </pic:pic>
+              </a:graphicData>
+            </a:graphic>
+          </wp:inline>
+        </w:drawing>
+      </w:r>
+    </w:p>
+    <w:p>
+      <w:r>
+        <w:t>Enhanced creates an ephemeral transcription session, commits final text over /api/realtime/enhanced/stream, and composes streaming translation and TTS. The default adapters use gpt-live-transcribe, gpt-4.1-mini and gpt-4o-mini-tts; these names record the historical configuration, not a new provider availability guarantee.</w:t>
+      </w:r>
+    </w:p>
+    <w:tbl>
+      <w:tblPr>
+        <w:tblW w:type="auto" w:w="0"/>
+        <w:tblLayout w:type="fixed"/>
+        <w:tblLook w:firstColumn="1" w:firstRow="1" w:lastColumn="0" w:lastRow="0" w:noHBand="0" w:noVBand="1" w:val="04A0"/>
+        <w:tblBorders>
+          <w:top w:val="single" w:sz="4" w:color="D9D9D9"/>
           <w:bottom w:val="single" w:sz="4" w:color="D9D9D9"/>
+          <w:left w:val="single" w:sz="4" w:color="D9D9D9"/>
           <w:right w:val="single" w:sz="4" w:color="D9D9D9"/>
           <w:insideH w:val="single" w:sz="4" w:color="D9D9D9"/>
           <w:insideV w:val="single" w:sz="4" w:color="D9D9D9"/>
@@ -66,394 +1598,1565 @@
       </w:tblPr>
       <w:tblGrid>
         <w:gridCol w:w="2880"/>
-        <w:gridCol w:w="7056"/>
+        <w:gridCol w:w="7200"/>
       </w:tblGrid>
       <w:tr>
+        <w:trPr>
+          <w:cantSplit/>
+          <w:tblHeader/>
+        </w:trPr>
         <w:tc>
           <w:tcPr>
             <w:tcW w:type="dxa" w:w="2880"/>
             <w:vAlign w:val="center"/>
-            <w:shd w:fill="E8EEF4"/>
+            <w:shd w:fill="19364D"/>
+            <w:tcMar>
+              <w:top w:w="80" w:type="dxa"/>
+              <w:bottom w:w="80" w:type="dxa"/>
+              <w:left w:w="80" w:type="dxa"/>
+              <w:right w:w="80" w:type="dxa"/>
+            </w:tcMar>
           </w:tcPr>
           <w:p>
             <w:pPr>
-              <w:spacing w:after="100"/>
+              <w:spacing w:after="60" w:line="240" w:lineRule="auto"/>
             </w:pPr>
             <w:r>
               <w:rPr>
                 <w:b/>
-                <w:sz w:val="20"/>
+                <w:color w:val="FFFFFF"/>
+                <w:sz w:val="18"/>
               </w:rPr>
-              <w:t>Layer</w:t>
+              <w:t>Responsibility</w:t>
             </w:r>
           </w:p>
         </w:tc>
         <w:tc>
           <w:tcPr>
-            <w:tcW w:type="dxa" w:w="7056"/>
+            <w:tcW w:type="dxa" w:w="7200"/>
             <w:vAlign w:val="center"/>
-            <w:shd w:fill="E8EEF4"/>
+            <w:shd w:fill="19364D"/>
+            <w:tcMar>
+              <w:top w:w="80" w:type="dxa"/>
+              <w:bottom w:w="80" w:type="dxa"/>
+              <w:left w:w="80" w:type="dxa"/>
+              <w:right w:w="80" w:type="dxa"/>
+            </w:tcMar>
           </w:tcPr>
           <w:p>
             <w:pPr>
-              <w:spacing w:after="100"/>
+              <w:spacing w:after="60" w:line="240" w:lineRule="auto"/>
             </w:pPr>
             <w:r>
               <w:rPr>
                 <w:b/>
-                <w:sz w:val="20"/>
+                <w:color w:val="FFFFFF"/>
+                <w:sz w:val="18"/>
               </w:rPr>
-              <w:t>Responsibility</w:t>
+              <w:t>Execution boundary</w:t>
             </w:r>
           </w:p>
         </w:tc>
       </w:tr>
       <w:tr>
+        <w:trPr>
+          <w:cantSplit/>
+        </w:trPr>
         <w:tc>
           <w:tcPr>
             <w:tcW w:type="dxa" w:w="2880"/>
             <w:vAlign w:val="center"/>
+            <w:shd w:fill="FFFFFF"/>
+            <w:tcMar>
+              <w:top w:w="80" w:type="dxa"/>
+              <w:bottom w:w="80" w:type="dxa"/>
+              <w:left w:w="80" w:type="dxa"/>
+              <w:right w:w="80" w:type="dxa"/>
+            </w:tcMar>
           </w:tcPr>
           <w:p>
             <w:pPr>
-              <w:spacing w:after="100"/>
+              <w:spacing w:after="60" w:line="240" w:lineRule="auto"/>
             </w:pPr>
             <w:r>
               <w:rPr>
                 <w:b w:val="0"/>
-                <w:sz w:val="20"/>
+                <w:color w:val="273444"/>
+                <w:sz w:val="18"/>
               </w:rPr>
-              <w:t>FastAPI transport</w:t>
+              <w:t>Session setup</w:t>
             </w:r>
           </w:p>
         </w:tc>
         <w:tc>
           <w:tcPr>
-            <w:tcW w:type="dxa" w:w="7056"/>
+            <w:tcW w:type="dxa" w:w="7200"/>
             <w:vAlign w:val="center"/>
+            <w:shd w:fill="FFFFFF"/>
+            <w:tcMar>
+              <w:top w:w="80" w:type="dxa"/>
+              <w:bottom w:w="80" w:type="dxa"/>
+              <w:left w:w="80" w:type="dxa"/>
+              <w:right w:w="80" w:type="dxa"/>
+            </w:tcMar>
           </w:tcPr>
           <w:p>
             <w:pPr>
-              <w:spacing w:after="100"/>
+              <w:spacing w:after="60" w:line="240" w:lineRule="auto"/>
             </w:pPr>
             <w:r>
               <w:rPr>
                 <w:b w:val="0"/>
-                <w:sz w:val="20"/>
+                <w:color w:val="273444"/>
+                <w:sz w:val="18"/>
               </w:rPr>
-              <w:t>Request validation, identity boundary, response/error contracts, correlation and HTTP/WebSocket lifecycle</w:t>
+              <w:t>Backend issues an ephemeral provider credential.</w:t>
             </w:r>
           </w:p>
         </w:tc>
       </w:tr>
       <w:tr>
+        <w:trPr>
+          <w:cantSplit/>
+        </w:trPr>
         <w:tc>
           <w:tcPr>
             <w:tcW w:type="dxa" w:w="2880"/>
             <w:vAlign w:val="center"/>
+            <w:shd w:fill="F3F6F9"/>
+            <w:tcMar>
+              <w:top w:w="80" w:type="dxa"/>
+              <w:bottom w:w="80" w:type="dxa"/>
+              <w:left w:w="80" w:type="dxa"/>
+              <w:right w:w="80" w:type="dxa"/>
+            </w:tcMar>
           </w:tcPr>
           <w:p>
             <w:pPr>
-              <w:spacing w:after="100"/>
+              <w:spacing w:after="60" w:line="240" w:lineRule="auto"/>
             </w:pPr>
             <w:r>
               <w:rPr>
                 <w:b w:val="0"/>
-                <w:sz w:val="20"/>
+                <w:color w:val="273444"/>
+                <w:sz w:val="18"/>
               </w:rPr>
-              <w:t>AgentOrchestrator</w:t>
+              <w:t>Direct media</w:t>
             </w:r>
           </w:p>
         </w:tc>
         <w:tc>
           <w:tcPr>
-            <w:tcW w:type="dxa" w:w="7056"/>
+            <w:tcW w:type="dxa" w:w="7200"/>
             <w:vAlign w:val="center"/>
+            <w:shd w:fill="F3F6F9"/>
+            <w:tcMar>
+              <w:top w:w="80" w:type="dxa"/>
+              <w:bottom w:w="80" w:type="dxa"/>
+              <w:left w:w="80" w:type="dxa"/>
+              <w:right w:w="80" w:type="dxa"/>
+            </w:tcMar>
           </w:tcPr>
           <w:p>
             <w:pPr>
-              <w:spacing w:after="100"/>
+              <w:spacing w:after="60" w:line="240" w:lineRule="auto"/>
             </w:pPr>
             <w:r>
               <w:rPr>
                 <w:b w:val="0"/>
-                <w:sz w:val="20"/>
+                <w:color w:val="273444"/>
+                <w:sz w:val="18"/>
               </w:rPr>
-              <w:t>Agent dispatch, execution metadata, cancellation propagation and execution outcome measurements</w:t>
+              <w:t>Browser and provider exchange WebRTC media.</w:t>
             </w:r>
           </w:p>
         </w:tc>
       </w:tr>
       <w:tr>
+        <w:trPr>
+          <w:cantSplit/>
+        </w:trPr>
         <w:tc>
           <w:tcPr>
             <w:tcW w:type="dxa" w:w="2880"/>
             <w:vAlign w:val="center"/>
+            <w:shd w:fill="FFFFFF"/>
+            <w:tcMar>
+              <w:top w:w="80" w:type="dxa"/>
+              <w:bottom w:w="80" w:type="dxa"/>
+              <w:left w:w="80" w:type="dxa"/>
+              <w:right w:w="80" w:type="dxa"/>
+            </w:tcMar>
           </w:tcPr>
           <w:p>
             <w:pPr>
-              <w:spacing w:after="100"/>
+              <w:spacing w:after="60" w:line="240" w:lineRule="auto"/>
             </w:pPr>
             <w:r>
               <w:rPr>
                 <w:b w:val="0"/>
-                <w:sz w:val="20"/>
+                <w:color w:val="273444"/>
+                <w:sz w:val="18"/>
               </w:rPr>
-              <w:t>Agents and skills</w:t>
+              <w:t>Enhanced orchestration</w:t>
             </w:r>
           </w:p>
         </w:tc>
         <w:tc>
           <w:tcPr>
-            <w:tcW w:type="dxa" w:w="7056"/>
+            <w:tcW w:type="dxa" w:w="7200"/>
             <w:vAlign w:val="center"/>
+            <w:shd w:fill="FFFFFF"/>
+            <w:tcMar>
+              <w:top w:w="80" w:type="dxa"/>
+              <w:bottom w:w="80" w:type="dxa"/>
+              <w:left w:w="80" w:type="dxa"/>
+              <w:right w:w="80" w:type="dxa"/>
+            </w:tcMar>
           </w:tcPr>
           <w:p>
             <w:pPr>
-              <w:spacing w:after="100"/>
+              <w:spacing w:after="60" w:line="240" w:lineRule="auto"/>
             </w:pPr>
             <w:r>
               <w:rPr>
                 <w:b w:val="0"/>
-                <w:sz w:val="20"/>
+                <w:color w:val="273444"/>
+                <w:sz w:val="18"/>
               </w:rPr>
-              <w:t>Domain operations, capability composition and provider abstraction</w:t>
-            </w:r>
-          </w:p>
-        </w:tc>
-      </w:tr>
-      <w:tr>
-        <w:tc>
-          <w:tcPr>
-            <w:tcW w:type="dxa" w:w="2880"/>
-            <w:vAlign w:val="center"/>
-          </w:tcPr>
-          <w:p>
-            <w:pPr>
-              <w:spacing w:after="100"/>
-            </w:pPr>
-            <w:r>
-              <w:rPr>
-                <w:b w:val="0"/>
-                <w:sz w:val="20"/>
-              </w:rPr>
-              <w:t>Pipelines and stages</w:t>
-            </w:r>
-          </w:p>
-        </w:tc>
-        <w:tc>
-          <w:tcPr>
-            <w:tcW w:type="dxa" w:w="7056"/>
-            <w:vAlign w:val="center"/>
-          </w:tcPr>
-          <w:p>
-            <w:pPr>
-              <w:spacing w:after="100"/>
-            </w:pPr>
-            <w:r>
-              <w:rPr>
-                <w:b w:val="0"/>
-                <w:sz w:val="20"/>
-              </w:rPr>
-              <w:t>Ordered transformation of text/audio state, stage traces and duration metrics</w:t>
-            </w:r>
-          </w:p>
-        </w:tc>
-      </w:tr>
-      <w:tr>
-        <w:tc>
-          <w:tcPr>
-            <w:tcW w:type="dxa" w:w="2880"/>
-            <w:vAlign w:val="center"/>
-          </w:tcPr>
-          <w:p>
-            <w:pPr>
-              <w:spacing w:after="100"/>
-            </w:pPr>
-            <w:r>
-              <w:rPr>
-                <w:b w:val="0"/>
-                <w:sz w:val="20"/>
-              </w:rPr>
-              <w:t>Provider adapters/resilience</w:t>
-            </w:r>
-          </w:p>
-        </w:tc>
-        <w:tc>
-          <w:tcPr>
-            <w:tcW w:type="dxa" w:w="7056"/>
-            <w:vAlign w:val="center"/>
-          </w:tcPr>
-          <w:p>
-            <w:pPr>
-              <w:spacing w:after="100"/>
-            </w:pPr>
-            <w:r>
-              <w:rPr>
-                <w:b w:val="0"/>
-                <w:sz w:val="20"/>
-              </w:rPr>
-              <w:t>Remote calls, configured models, timeouts, selective retries and normalized failures</w:t>
-            </w:r>
-          </w:p>
-        </w:tc>
-      </w:tr>
-      <w:tr>
-        <w:tc>
-          <w:tcPr>
-            <w:tcW w:type="dxa" w:w="2880"/>
-            <w:vAlign w:val="center"/>
-          </w:tcPr>
-          <w:p>
-            <w:pPr>
-              <w:spacing w:after="100"/>
-            </w:pPr>
-            <w:r>
-              <w:rPr>
-                <w:b w:val="0"/>
-                <w:sz w:val="20"/>
-              </w:rPr>
-              <w:t>SessionService/repositories</w:t>
-            </w:r>
-          </w:p>
-        </w:tc>
-        <w:tc>
-          <w:tcPr>
-            <w:tcW w:type="dxa" w:w="7056"/>
-            <w:vAlign w:val="center"/>
-          </w:tcPr>
-          <w:p>
-            <w:pPr>
-              <w:spacing w:after="100"/>
-            </w:pPr>
-            <w:r>
-              <w:rPr>
-                <w:b w:val="0"/>
-                <w:sz w:val="20"/>
-              </w:rPr>
-              <w:t>Persistent conversation state, immutable owner and explicit session lifecycle</w:t>
-            </w:r>
-          </w:p>
-        </w:tc>
-      </w:tr>
-      <w:tr>
-        <w:tc>
-          <w:tcPr>
-            <w:tcW w:type="dxa" w:w="2880"/>
-            <w:vAlign w:val="center"/>
-          </w:tcPr>
-          <w:p>
-            <w:pPr>
-              <w:spacing w:after="100"/>
-            </w:pPr>
-            <w:r>
-              <w:rPr>
-                <w:b w:val="0"/>
-                <w:sz w:val="20"/>
-              </w:rPr>
-              <w:t>Observability</w:t>
-            </w:r>
-          </w:p>
-        </w:tc>
-        <w:tc>
-          <w:tcPr>
-            <w:tcW w:type="dxa" w:w="7056"/>
-            <w:vAlign w:val="center"/>
-          </w:tcPr>
-          <w:p>
-            <w:pPr>
-              <w:spacing w:after="100"/>
-            </w:pPr>
-            <w:r>
-              <w:rPr>
-                <w:b w:val="0"/>
-                <w:sz w:val="20"/>
-              </w:rPr>
-              <w:t>Business events, low-cardinality metrics and optional SDK traces</w:t>
-            </w:r>
-          </w:p>
-        </w:tc>
-      </w:tr>
-      <w:tr>
-        <w:tc>
-          <w:tcPr>
-            <w:tcW w:type="dxa" w:w="2880"/>
-            <w:vAlign w:val="center"/>
-          </w:tcPr>
-          <w:p>
-            <w:pPr>
-              <w:spacing w:after="100"/>
-            </w:pPr>
-            <w:r>
-              <w:rPr>
-                <w:b w:val="0"/>
-                <w:sz w:val="20"/>
-              </w:rPr>
-              <w:t>Streamlit/browser</w:t>
-            </w:r>
-          </w:p>
-        </w:tc>
-        <w:tc>
-          <w:tcPr>
-            <w:tcW w:type="dxa" w:w="7056"/>
-            <w:vAlign w:val="center"/>
-          </w:tcPr>
-          <w:p>
-            <w:pPr>
-              <w:spacing w:after="100"/>
-            </w:pPr>
-            <w:r>
-              <w:rPr>
-                <w:b w:val="0"/>
-                <w:sz w:val="20"/>
-              </w:rPr>
-              <w:t>Backend interaction, WebRTC, enhanced stream consumption and audio-device routing</w:t>
-            </w:r>
-          </w:p>
-        </w:tc>
-      </w:tr>
-      <w:tr>
-        <w:tc>
-          <w:tcPr>
-            <w:tcW w:type="dxa" w:w="2880"/>
-            <w:vAlign w:val="center"/>
-          </w:tcPr>
-          <w:p>
-            <w:pPr>
-              <w:spacing w:after="100"/>
-            </w:pPr>
-            <w:r>
-              <w:rPr>
-                <w:b w:val="0"/>
-                <w:sz w:val="20"/>
-              </w:rPr>
-              <w:t>Packaging/CI</w:t>
-            </w:r>
-          </w:p>
-        </w:tc>
-        <w:tc>
-          <w:tcPr>
-            <w:tcW w:type="dxa" w:w="7056"/>
-            <w:vAlign w:val="center"/>
-          </w:tcPr>
-          <w:p>
-            <w:pPr>
-              <w:spacing w:after="100"/>
-            </w:pPr>
-            <w:r>
-              <w:rPr>
-                <w:b w:val="0"/>
-                <w:sz w:val="20"/>
-              </w:rPr>
-              <w:t>Clean installs, platform regressions, wheel/container verification and verified release artifacts</w:t>
+              <w:t>Final transcript → streaming translation → TTS.</w:t>
             </w:r>
           </w:p>
         </w:tc>
       </w:tr>
     </w:tbl>
     <w:p>
+      <w:pPr>
+        <w:spacing w:after="0"/>
+      </w:pPr>
+    </w:p>
+    <w:p>
       <w:r>
-        <w:t>Cross-cutting security and telemetry modules do not change provider contract results or ingest audio/text content for logging. SQLite transactions and the API ownership policy serve different purposes: transactions maintain local consistency; ownership constrains protected API access.</w:t>
+        <w:br w:type="page"/>
+      </w:r>
+    </w:p>
+    <w:p>
+      <w:pPr>
+        <w:pStyle w:val="Heading2"/>
+      </w:pPr>
+      <w:r>
+        <w:t>Realtime measurements and transcript handling</w:t>
+      </w:r>
+    </w:p>
+    <w:p>
+      <w:pPr>
+        <w:pStyle w:val="Heading2"/>
+      </w:pPr>
+      <w:r>
+        <w:t>Direct historical measured baseline</w:t>
+      </w:r>
+    </w:p>
+    <w:tbl>
+      <w:tblPr>
+        <w:tblW w:type="auto" w:w="0"/>
+        <w:tblLayout w:type="fixed"/>
+        <w:tblLook w:firstColumn="1" w:firstRow="1" w:lastColumn="0" w:lastRow="0" w:noHBand="0" w:noVBand="1" w:val="04A0"/>
+        <w:tblBorders>
+          <w:top w:val="single" w:sz="4" w:color="D9D9D9"/>
+          <w:bottom w:val="single" w:sz="4" w:color="D9D9D9"/>
+          <w:left w:val="single" w:sz="4" w:color="D9D9D9"/>
+          <w:right w:val="single" w:sz="4" w:color="D9D9D9"/>
+          <w:insideH w:val="single" w:sz="4" w:color="D9D9D9"/>
+          <w:insideV w:val="single" w:sz="4" w:color="D9D9D9"/>
+        </w:tblBorders>
+      </w:tblPr>
+      <w:tblGrid>
+        <w:gridCol w:w="6912"/>
+        <w:gridCol w:w="3168"/>
+      </w:tblGrid>
+      <w:tr>
+        <w:trPr>
+          <w:cantSplit/>
+          <w:tblHeader/>
+        </w:trPr>
+        <w:tc>
+          <w:tcPr>
+            <w:tcW w:type="dxa" w:w="6912"/>
+            <w:vAlign w:val="center"/>
+            <w:shd w:fill="19364D"/>
+            <w:tcMar>
+              <w:top w:w="80" w:type="dxa"/>
+              <w:bottom w:w="80" w:type="dxa"/>
+              <w:left w:w="80" w:type="dxa"/>
+              <w:right w:w="80" w:type="dxa"/>
+            </w:tcMar>
+          </w:tcPr>
+          <w:p>
+            <w:pPr>
+              <w:spacing w:after="60" w:line="240" w:lineRule="auto"/>
+            </w:pPr>
+            <w:r>
+              <w:rPr>
+                <w:b/>
+                <w:color w:val="FFFFFF"/>
+                <w:sz w:val="18"/>
+              </w:rPr>
+              <w:t>Signal</w:t>
+            </w:r>
+          </w:p>
+        </w:tc>
+        <w:tc>
+          <w:tcPr>
+            <w:tcW w:type="dxa" w:w="3168"/>
+            <w:vAlign w:val="center"/>
+            <w:shd w:fill="19364D"/>
+            <w:tcMar>
+              <w:top w:w="80" w:type="dxa"/>
+              <w:bottom w:w="80" w:type="dxa"/>
+              <w:left w:w="80" w:type="dxa"/>
+              <w:right w:w="80" w:type="dxa"/>
+            </w:tcMar>
+          </w:tcPr>
+          <w:p>
+            <w:pPr>
+              <w:spacing w:after="60" w:line="240" w:lineRule="auto"/>
+            </w:pPr>
+            <w:r>
+              <w:rPr>
+                <w:b/>
+                <w:color w:val="FFFFFF"/>
+                <w:sz w:val="18"/>
+              </w:rPr>
+              <w:t>Observed value</w:t>
+            </w:r>
+          </w:p>
+        </w:tc>
+      </w:tr>
+      <w:tr>
+        <w:trPr>
+          <w:cantSplit/>
+        </w:trPr>
+        <w:tc>
+          <w:tcPr>
+            <w:tcW w:type="dxa" w:w="6912"/>
+            <w:vAlign w:val="center"/>
+            <w:shd w:fill="FFFFFF"/>
+            <w:tcMar>
+              <w:top w:w="80" w:type="dxa"/>
+              <w:bottom w:w="80" w:type="dxa"/>
+              <w:left w:w="80" w:type="dxa"/>
+              <w:right w:w="80" w:type="dxa"/>
+            </w:tcMar>
+          </w:tcPr>
+          <w:p>
+            <w:pPr>
+              <w:spacing w:after="60" w:line="240" w:lineRule="auto"/>
+            </w:pPr>
+            <w:r>
+              <w:rPr>
+                <w:b w:val="0"/>
+                <w:color w:val="273444"/>
+                <w:sz w:val="18"/>
+              </w:rPr>
+              <w:t>Session request</w:t>
+            </w:r>
+          </w:p>
+        </w:tc>
+        <w:tc>
+          <w:tcPr>
+            <w:tcW w:type="dxa" w:w="3168"/>
+            <w:vAlign w:val="center"/>
+            <w:shd w:fill="FFFFFF"/>
+            <w:tcMar>
+              <w:top w:w="80" w:type="dxa"/>
+              <w:bottom w:w="80" w:type="dxa"/>
+              <w:left w:w="80" w:type="dxa"/>
+              <w:right w:w="80" w:type="dxa"/>
+            </w:tcMar>
+          </w:tcPr>
+          <w:p>
+            <w:pPr>
+              <w:spacing w:after="60" w:line="240" w:lineRule="auto"/>
+            </w:pPr>
+            <w:r>
+              <w:rPr>
+                <w:b w:val="0"/>
+                <w:color w:val="273444"/>
+                <w:sz w:val="18"/>
+              </w:rPr>
+              <w:t>~1.61 s</w:t>
+            </w:r>
+          </w:p>
+        </w:tc>
+      </w:tr>
+      <w:tr>
+        <w:trPr>
+          <w:cantSplit/>
+        </w:trPr>
+        <w:tc>
+          <w:tcPr>
+            <w:tcW w:type="dxa" w:w="6912"/>
+            <w:vAlign w:val="center"/>
+            <w:shd w:fill="F3F6F9"/>
+            <w:tcMar>
+              <w:top w:w="80" w:type="dxa"/>
+              <w:bottom w:w="80" w:type="dxa"/>
+              <w:left w:w="80" w:type="dxa"/>
+              <w:right w:w="80" w:type="dxa"/>
+            </w:tcMar>
+          </w:tcPr>
+          <w:p>
+            <w:pPr>
+              <w:spacing w:after="60" w:line="240" w:lineRule="auto"/>
+            </w:pPr>
+            <w:r>
+              <w:rPr>
+                <w:b w:val="0"/>
+                <w:color w:val="273444"/>
+                <w:sz w:val="18"/>
+              </w:rPr>
+              <w:t>Microphone acquisition</w:t>
+            </w:r>
+          </w:p>
+        </w:tc>
+        <w:tc>
+          <w:tcPr>
+            <w:tcW w:type="dxa" w:w="3168"/>
+            <w:vAlign w:val="center"/>
+            <w:shd w:fill="F3F6F9"/>
+            <w:tcMar>
+              <w:top w:w="80" w:type="dxa"/>
+              <w:bottom w:w="80" w:type="dxa"/>
+              <w:left w:w="80" w:type="dxa"/>
+              <w:right w:w="80" w:type="dxa"/>
+            </w:tcMar>
+          </w:tcPr>
+          <w:p>
+            <w:pPr>
+              <w:spacing w:after="60" w:line="240" w:lineRule="auto"/>
+            </w:pPr>
+            <w:r>
+              <w:rPr>
+                <w:b w:val="0"/>
+                <w:color w:val="273444"/>
+                <w:sz w:val="18"/>
+              </w:rPr>
+              <w:t>~0.47 s</w:t>
+            </w:r>
+          </w:p>
+        </w:tc>
+      </w:tr>
+      <w:tr>
+        <w:trPr>
+          <w:cantSplit/>
+        </w:trPr>
+        <w:tc>
+          <w:tcPr>
+            <w:tcW w:type="dxa" w:w="6912"/>
+            <w:vAlign w:val="center"/>
+            <w:shd w:fill="FFFFFF"/>
+            <w:tcMar>
+              <w:top w:w="80" w:type="dxa"/>
+              <w:bottom w:w="80" w:type="dxa"/>
+              <w:left w:w="80" w:type="dxa"/>
+              <w:right w:w="80" w:type="dxa"/>
+            </w:tcMar>
+          </w:tcPr>
+          <w:p>
+            <w:pPr>
+              <w:spacing w:after="60" w:line="240" w:lineRule="auto"/>
+            </w:pPr>
+            <w:r>
+              <w:rPr>
+                <w:b w:val="0"/>
+                <w:color w:val="273444"/>
+                <w:sz w:val="18"/>
+              </w:rPr>
+              <w:t>WebRTC establishment</w:t>
+            </w:r>
+          </w:p>
+        </w:tc>
+        <w:tc>
+          <w:tcPr>
+            <w:tcW w:type="dxa" w:w="3168"/>
+            <w:vAlign w:val="center"/>
+            <w:shd w:fill="FFFFFF"/>
+            <w:tcMar>
+              <w:top w:w="80" w:type="dxa"/>
+              <w:bottom w:w="80" w:type="dxa"/>
+              <w:left w:w="80" w:type="dxa"/>
+              <w:right w:w="80" w:type="dxa"/>
+            </w:tcMar>
+          </w:tcPr>
+          <w:p>
+            <w:pPr>
+              <w:spacing w:after="60" w:line="240" w:lineRule="auto"/>
+            </w:pPr>
+            <w:r>
+              <w:rPr>
+                <w:b w:val="0"/>
+                <w:color w:val="273444"/>
+                <w:sz w:val="18"/>
+              </w:rPr>
+              <w:t>~1.84 s</w:t>
+            </w:r>
+          </w:p>
+        </w:tc>
+      </w:tr>
+      <w:tr>
+        <w:trPr>
+          <w:cantSplit/>
+        </w:trPr>
+        <w:tc>
+          <w:tcPr>
+            <w:tcW w:type="dxa" w:w="6912"/>
+            <w:vAlign w:val="center"/>
+            <w:shd w:fill="F3F6F9"/>
+            <w:tcMar>
+              <w:top w:w="80" w:type="dxa"/>
+              <w:bottom w:w="80" w:type="dxa"/>
+              <w:left w:w="80" w:type="dxa"/>
+              <w:right w:w="80" w:type="dxa"/>
+            </w:tcMar>
+          </w:tcPr>
+          <w:p>
+            <w:pPr>
+              <w:spacing w:after="60" w:line="240" w:lineRule="auto"/>
+            </w:pPr>
+            <w:r>
+              <w:rPr>
+                <w:b w:val="0"/>
+                <w:color w:val="273444"/>
+                <w:sz w:val="18"/>
+              </w:rPr>
+              <w:t>Speech → first translated text</w:t>
+            </w:r>
+          </w:p>
+        </w:tc>
+        <w:tc>
+          <w:tcPr>
+            <w:tcW w:type="dxa" w:w="3168"/>
+            <w:vAlign w:val="center"/>
+            <w:shd w:fill="F3F6F9"/>
+            <w:tcMar>
+              <w:top w:w="80" w:type="dxa"/>
+              <w:bottom w:w="80" w:type="dxa"/>
+              <w:left w:w="80" w:type="dxa"/>
+              <w:right w:w="80" w:type="dxa"/>
+            </w:tcMar>
+          </w:tcPr>
+          <w:p>
+            <w:pPr>
+              <w:spacing w:after="60" w:line="240" w:lineRule="auto"/>
+            </w:pPr>
+            <w:r>
+              <w:rPr>
+                <w:b w:val="0"/>
+                <w:color w:val="273444"/>
+                <w:sz w:val="18"/>
+              </w:rPr>
+              <w:t>~0.39 s</w:t>
+            </w:r>
+          </w:p>
+        </w:tc>
+      </w:tr>
+      <w:tr>
+        <w:trPr>
+          <w:cantSplit/>
+        </w:trPr>
+        <w:tc>
+          <w:tcPr>
+            <w:tcW w:type="dxa" w:w="6912"/>
+            <w:vAlign w:val="center"/>
+            <w:shd w:fill="FFFFFF"/>
+            <w:tcMar>
+              <w:top w:w="80" w:type="dxa"/>
+              <w:bottom w:w="80" w:type="dxa"/>
+              <w:left w:w="80" w:type="dxa"/>
+              <w:right w:w="80" w:type="dxa"/>
+            </w:tcMar>
+          </w:tcPr>
+          <w:p>
+            <w:pPr>
+              <w:spacing w:after="60" w:line="240" w:lineRule="auto"/>
+            </w:pPr>
+            <w:r>
+              <w:rPr>
+                <w:b w:val="0"/>
+                <w:color w:val="273444"/>
+                <w:sz w:val="18"/>
+              </w:rPr>
+              <w:t>Speech → first translated audio</w:t>
+            </w:r>
+          </w:p>
+        </w:tc>
+        <w:tc>
+          <w:tcPr>
+            <w:tcW w:type="dxa" w:w="3168"/>
+            <w:vAlign w:val="center"/>
+            <w:shd w:fill="FFFFFF"/>
+            <w:tcMar>
+              <w:top w:w="80" w:type="dxa"/>
+              <w:bottom w:w="80" w:type="dxa"/>
+              <w:left w:w="80" w:type="dxa"/>
+              <w:right w:w="80" w:type="dxa"/>
+            </w:tcMar>
+          </w:tcPr>
+          <w:p>
+            <w:pPr>
+              <w:spacing w:after="60" w:line="240" w:lineRule="auto"/>
+            </w:pPr>
+            <w:r>
+              <w:rPr>
+                <w:b w:val="0"/>
+                <w:color w:val="273444"/>
+                <w:sz w:val="18"/>
+              </w:rPr>
+              <w:t>~1.35 s</w:t>
+            </w:r>
+          </w:p>
+        </w:tc>
+      </w:tr>
+      <w:tr>
+        <w:trPr>
+          <w:cantSplit/>
+        </w:trPr>
+        <w:tc>
+          <w:tcPr>
+            <w:tcW w:type="dxa" w:w="6912"/>
+            <w:vAlign w:val="center"/>
+            <w:shd w:fill="F3F6F9"/>
+            <w:tcMar>
+              <w:top w:w="80" w:type="dxa"/>
+              <w:bottom w:w="80" w:type="dxa"/>
+              <w:left w:w="80" w:type="dxa"/>
+              <w:right w:w="80" w:type="dxa"/>
+            </w:tcMar>
+          </w:tcPr>
+          <w:p>
+            <w:pPr>
+              <w:spacing w:after="60" w:line="240" w:lineRule="auto"/>
+            </w:pPr>
+            <w:r>
+              <w:rPr>
+                <w:b w:val="0"/>
+                <w:color w:val="273444"/>
+                <w:sz w:val="18"/>
+              </w:rPr>
+              <w:t>Translated text → audio</w:t>
+            </w:r>
+          </w:p>
+        </w:tc>
+        <w:tc>
+          <w:tcPr>
+            <w:tcW w:type="dxa" w:w="3168"/>
+            <w:vAlign w:val="center"/>
+            <w:shd w:fill="F3F6F9"/>
+            <w:tcMar>
+              <w:top w:w="80" w:type="dxa"/>
+              <w:bottom w:w="80" w:type="dxa"/>
+              <w:left w:w="80" w:type="dxa"/>
+              <w:right w:w="80" w:type="dxa"/>
+            </w:tcMar>
+          </w:tcPr>
+          <w:p>
+            <w:pPr>
+              <w:spacing w:after="60" w:line="240" w:lineRule="auto"/>
+            </w:pPr>
+            <w:r>
+              <w:rPr>
+                <w:b w:val="0"/>
+                <w:color w:val="273444"/>
+                <w:sz w:val="18"/>
+              </w:rPr>
+              <w:t>~0.96 s</w:t>
+            </w:r>
+          </w:p>
+        </w:tc>
+      </w:tr>
+    </w:tbl>
+    <w:p>
+      <w:pPr>
+        <w:spacing w:after="0"/>
+      </w:pPr>
+    </w:p>
+    <w:p>
+      <w:pPr>
+        <w:pStyle w:val="Heading2"/>
+      </w:pPr>
+      <w:r>
+        <w:t>Enhanced historical warm path sample</w:t>
+      </w:r>
+    </w:p>
+    <w:tbl>
+      <w:tblPr>
+        <w:tblW w:type="auto" w:w="0"/>
+        <w:tblLayout w:type="fixed"/>
+        <w:tblLook w:firstColumn="1" w:firstRow="1" w:lastColumn="0" w:lastRow="0" w:noHBand="0" w:noVBand="1" w:val="04A0"/>
+        <w:tblBorders>
+          <w:top w:val="single" w:sz="4" w:color="D9D9D9"/>
+          <w:bottom w:val="single" w:sz="4" w:color="D9D9D9"/>
+          <w:left w:val="single" w:sz="4" w:color="D9D9D9"/>
+          <w:right w:val="single" w:sz="4" w:color="D9D9D9"/>
+          <w:insideH w:val="single" w:sz="4" w:color="D9D9D9"/>
+          <w:insideV w:val="single" w:sz="4" w:color="D9D9D9"/>
+        </w:tblBorders>
+      </w:tblPr>
+      <w:tblGrid>
+        <w:gridCol w:w="6336"/>
+        <w:gridCol w:w="1872"/>
+        <w:gridCol w:w="1872"/>
+      </w:tblGrid>
+      <w:tr>
+        <w:trPr>
+          <w:cantSplit/>
+          <w:tblHeader/>
+        </w:trPr>
+        <w:tc>
+          <w:tcPr>
+            <w:tcW w:type="dxa" w:w="6336"/>
+            <w:vAlign w:val="center"/>
+            <w:shd w:fill="19364D"/>
+            <w:tcMar>
+              <w:top w:w="80" w:type="dxa"/>
+              <w:bottom w:w="80" w:type="dxa"/>
+              <w:left w:w="80" w:type="dxa"/>
+              <w:right w:w="80" w:type="dxa"/>
+            </w:tcMar>
+          </w:tcPr>
+          <w:p>
+            <w:pPr>
+              <w:spacing w:after="60" w:line="240" w:lineRule="auto"/>
+            </w:pPr>
+            <w:r>
+              <w:rPr>
+                <w:b/>
+                <w:color w:val="FFFFFF"/>
+                <w:sz w:val="18"/>
+              </w:rPr>
+              <w:t>Metric</w:t>
+            </w:r>
+          </w:p>
+        </w:tc>
+        <w:tc>
+          <w:tcPr>
+            <w:tcW w:type="dxa" w:w="1872"/>
+            <w:vAlign w:val="center"/>
+            <w:shd w:fill="19364D"/>
+            <w:tcMar>
+              <w:top w:w="80" w:type="dxa"/>
+              <w:bottom w:w="80" w:type="dxa"/>
+              <w:left w:w="80" w:type="dxa"/>
+              <w:right w:w="80" w:type="dxa"/>
+            </w:tcMar>
+          </w:tcPr>
+          <w:p>
+            <w:pPr>
+              <w:spacing w:after="60" w:line="240" w:lineRule="auto"/>
+            </w:pPr>
+            <w:r>
+              <w:rPr>
+                <w:b/>
+                <w:color w:val="FFFFFF"/>
+                <w:sz w:val="18"/>
+              </w:rPr>
+              <w:t>p50</w:t>
+            </w:r>
+          </w:p>
+        </w:tc>
+        <w:tc>
+          <w:tcPr>
+            <w:tcW w:type="dxa" w:w="1872"/>
+            <w:vAlign w:val="center"/>
+            <w:shd w:fill="19364D"/>
+            <w:tcMar>
+              <w:top w:w="80" w:type="dxa"/>
+              <w:bottom w:w="80" w:type="dxa"/>
+              <w:left w:w="80" w:type="dxa"/>
+              <w:right w:w="80" w:type="dxa"/>
+            </w:tcMar>
+          </w:tcPr>
+          <w:p>
+            <w:pPr>
+              <w:spacing w:after="60" w:line="240" w:lineRule="auto"/>
+            </w:pPr>
+            <w:r>
+              <w:rPr>
+                <w:b/>
+                <w:color w:val="FFFFFF"/>
+                <w:sz w:val="18"/>
+              </w:rPr>
+              <w:t>p95</w:t>
+            </w:r>
+          </w:p>
+        </w:tc>
+      </w:tr>
+      <w:tr>
+        <w:trPr>
+          <w:cantSplit/>
+        </w:trPr>
+        <w:tc>
+          <w:tcPr>
+            <w:tcW w:type="dxa" w:w="6336"/>
+            <w:vAlign w:val="center"/>
+            <w:shd w:fill="FFFFFF"/>
+            <w:tcMar>
+              <w:top w:w="80" w:type="dxa"/>
+              <w:bottom w:w="80" w:type="dxa"/>
+              <w:left w:w="80" w:type="dxa"/>
+              <w:right w:w="80" w:type="dxa"/>
+            </w:tcMar>
+          </w:tcPr>
+          <w:p>
+            <w:pPr>
+              <w:spacing w:after="60" w:line="240" w:lineRule="auto"/>
+            </w:pPr>
+            <w:r>
+              <w:rPr>
+                <w:b w:val="0"/>
+                <w:color w:val="273444"/>
+                <w:sz w:val="18"/>
+              </w:rPr>
+              <w:t>Commit → translation</w:t>
+            </w:r>
+          </w:p>
+        </w:tc>
+        <w:tc>
+          <w:tcPr>
+            <w:tcW w:type="dxa" w:w="1872"/>
+            <w:vAlign w:val="center"/>
+            <w:shd w:fill="FFFFFF"/>
+            <w:tcMar>
+              <w:top w:w="80" w:type="dxa"/>
+              <w:bottom w:w="80" w:type="dxa"/>
+              <w:left w:w="80" w:type="dxa"/>
+              <w:right w:w="80" w:type="dxa"/>
+            </w:tcMar>
+          </w:tcPr>
+          <w:p>
+            <w:pPr>
+              <w:spacing w:after="60" w:line="240" w:lineRule="auto"/>
+            </w:pPr>
+            <w:r>
+              <w:rPr>
+                <w:b w:val="0"/>
+                <w:color w:val="273444"/>
+                <w:sz w:val="18"/>
+              </w:rPr>
+              <w:t>~0.55 s</w:t>
+            </w:r>
+          </w:p>
+        </w:tc>
+        <w:tc>
+          <w:tcPr>
+            <w:tcW w:type="dxa" w:w="1872"/>
+            <w:vAlign w:val="center"/>
+            <w:shd w:fill="FFFFFF"/>
+            <w:tcMar>
+              <w:top w:w="80" w:type="dxa"/>
+              <w:bottom w:w="80" w:type="dxa"/>
+              <w:left w:w="80" w:type="dxa"/>
+              <w:right w:w="80" w:type="dxa"/>
+            </w:tcMar>
+          </w:tcPr>
+          <w:p>
+            <w:pPr>
+              <w:spacing w:after="60" w:line="240" w:lineRule="auto"/>
+            </w:pPr>
+            <w:r>
+              <w:rPr>
+                <w:b w:val="0"/>
+                <w:color w:val="273444"/>
+                <w:sz w:val="18"/>
+              </w:rPr>
+              <w:t>~0.75 s</w:t>
+            </w:r>
+          </w:p>
+        </w:tc>
+      </w:tr>
+      <w:tr>
+        <w:trPr>
+          <w:cantSplit/>
+        </w:trPr>
+        <w:tc>
+          <w:tcPr>
+            <w:tcW w:type="dxa" w:w="6336"/>
+            <w:vAlign w:val="center"/>
+            <w:shd w:fill="F3F6F9"/>
+            <w:tcMar>
+              <w:top w:w="80" w:type="dxa"/>
+              <w:bottom w:w="80" w:type="dxa"/>
+              <w:left w:w="80" w:type="dxa"/>
+              <w:right w:w="80" w:type="dxa"/>
+            </w:tcMar>
+          </w:tcPr>
+          <w:p>
+            <w:pPr>
+              <w:spacing w:after="60" w:line="240" w:lineRule="auto"/>
+            </w:pPr>
+            <w:r>
+              <w:rPr>
+                <w:b w:val="0"/>
+                <w:color w:val="273444"/>
+                <w:sz w:val="18"/>
+              </w:rPr>
+              <w:t>Translation → audio</w:t>
+            </w:r>
+          </w:p>
+        </w:tc>
+        <w:tc>
+          <w:tcPr>
+            <w:tcW w:type="dxa" w:w="1872"/>
+            <w:vAlign w:val="center"/>
+            <w:shd w:fill="F3F6F9"/>
+            <w:tcMar>
+              <w:top w:w="80" w:type="dxa"/>
+              <w:bottom w:w="80" w:type="dxa"/>
+              <w:left w:w="80" w:type="dxa"/>
+              <w:right w:w="80" w:type="dxa"/>
+            </w:tcMar>
+          </w:tcPr>
+          <w:p>
+            <w:pPr>
+              <w:spacing w:after="60" w:line="240" w:lineRule="auto"/>
+            </w:pPr>
+            <w:r>
+              <w:rPr>
+                <w:b w:val="0"/>
+                <w:color w:val="273444"/>
+                <w:sz w:val="18"/>
+              </w:rPr>
+              <w:t>~0.60 s</w:t>
+            </w:r>
+          </w:p>
+        </w:tc>
+        <w:tc>
+          <w:tcPr>
+            <w:tcW w:type="dxa" w:w="1872"/>
+            <w:vAlign w:val="center"/>
+            <w:shd w:fill="F3F6F9"/>
+            <w:tcMar>
+              <w:top w:w="80" w:type="dxa"/>
+              <w:bottom w:w="80" w:type="dxa"/>
+              <w:left w:w="80" w:type="dxa"/>
+              <w:right w:w="80" w:type="dxa"/>
+            </w:tcMar>
+          </w:tcPr>
+          <w:p>
+            <w:pPr>
+              <w:spacing w:after="60" w:line="240" w:lineRule="auto"/>
+            </w:pPr>
+            <w:r>
+              <w:rPr>
+                <w:b w:val="0"/>
+                <w:color w:val="273444"/>
+                <w:sz w:val="18"/>
+              </w:rPr>
+              <w:t>~0.81 s</w:t>
+            </w:r>
+          </w:p>
+        </w:tc>
+      </w:tr>
+      <w:tr>
+        <w:trPr>
+          <w:cantSplit/>
+        </w:trPr>
+        <w:tc>
+          <w:tcPr>
+            <w:tcW w:type="dxa" w:w="6336"/>
+            <w:vAlign w:val="center"/>
+            <w:shd w:fill="FFFFFF"/>
+            <w:tcMar>
+              <w:top w:w="80" w:type="dxa"/>
+              <w:bottom w:w="80" w:type="dxa"/>
+              <w:left w:w="80" w:type="dxa"/>
+              <w:right w:w="80" w:type="dxa"/>
+            </w:tcMar>
+          </w:tcPr>
+          <w:p>
+            <w:pPr>
+              <w:spacing w:after="60" w:line="240" w:lineRule="auto"/>
+            </w:pPr>
+            <w:r>
+              <w:rPr>
+                <w:b w:val="0"/>
+                <w:color w:val="273444"/>
+                <w:sz w:val="18"/>
+              </w:rPr>
+              <w:t>Commit → audio</w:t>
+            </w:r>
+          </w:p>
+        </w:tc>
+        <w:tc>
+          <w:tcPr>
+            <w:tcW w:type="dxa" w:w="1872"/>
+            <w:vAlign w:val="center"/>
+            <w:shd w:fill="FFFFFF"/>
+            <w:tcMar>
+              <w:top w:w="80" w:type="dxa"/>
+              <w:bottom w:w="80" w:type="dxa"/>
+              <w:left w:w="80" w:type="dxa"/>
+              <w:right w:w="80" w:type="dxa"/>
+            </w:tcMar>
+          </w:tcPr>
+          <w:p>
+            <w:pPr>
+              <w:spacing w:after="60" w:line="240" w:lineRule="auto"/>
+            </w:pPr>
+            <w:r>
+              <w:rPr>
+                <w:b w:val="0"/>
+                <w:color w:val="273444"/>
+                <w:sz w:val="18"/>
+              </w:rPr>
+              <w:t>~1.17 s</w:t>
+            </w:r>
+          </w:p>
+        </w:tc>
+        <w:tc>
+          <w:tcPr>
+            <w:tcW w:type="dxa" w:w="1872"/>
+            <w:vAlign w:val="center"/>
+            <w:shd w:fill="FFFFFF"/>
+            <w:tcMar>
+              <w:top w:w="80" w:type="dxa"/>
+              <w:bottom w:w="80" w:type="dxa"/>
+              <w:left w:w="80" w:type="dxa"/>
+              <w:right w:w="80" w:type="dxa"/>
+            </w:tcMar>
+          </w:tcPr>
+          <w:p>
+            <w:pPr>
+              <w:spacing w:after="60" w:line="240" w:lineRule="auto"/>
+            </w:pPr>
+            <w:r>
+              <w:rPr>
+                <w:b w:val="0"/>
+                <w:color w:val="273444"/>
+                <w:sz w:val="18"/>
+              </w:rPr>
+              <w:t>~1.46 s</w:t>
+            </w:r>
+          </w:p>
+        </w:tc>
+      </w:tr>
+      <w:tr>
+        <w:trPr>
+          <w:cantSplit/>
+        </w:trPr>
+        <w:tc>
+          <w:tcPr>
+            <w:tcW w:type="dxa" w:w="6336"/>
+            <w:vAlign w:val="center"/>
+            <w:shd w:fill="F3F6F9"/>
+            <w:tcMar>
+              <w:top w:w="80" w:type="dxa"/>
+              <w:bottom w:w="80" w:type="dxa"/>
+              <w:left w:w="80" w:type="dxa"/>
+              <w:right w:w="80" w:type="dxa"/>
+            </w:tcMar>
+          </w:tcPr>
+          <w:p>
+            <w:pPr>
+              <w:spacing w:after="60" w:line="240" w:lineRule="auto"/>
+            </w:pPr>
+            <w:r>
+              <w:rPr>
+                <w:b w:val="0"/>
+                <w:color w:val="273444"/>
+                <w:sz w:val="18"/>
+              </w:rPr>
+              <w:t>TTS start → audio</w:t>
+            </w:r>
+          </w:p>
+        </w:tc>
+        <w:tc>
+          <w:tcPr>
+            <w:tcW w:type="dxa" w:w="1872"/>
+            <w:vAlign w:val="center"/>
+            <w:shd w:fill="F3F6F9"/>
+            <w:tcMar>
+              <w:top w:w="80" w:type="dxa"/>
+              <w:bottom w:w="80" w:type="dxa"/>
+              <w:left w:w="80" w:type="dxa"/>
+              <w:right w:w="80" w:type="dxa"/>
+            </w:tcMar>
+          </w:tcPr>
+          <w:p>
+            <w:pPr>
+              <w:spacing w:after="60" w:line="240" w:lineRule="auto"/>
+            </w:pPr>
+            <w:r>
+              <w:rPr>
+                <w:b w:val="0"/>
+                <w:color w:val="273444"/>
+                <w:sz w:val="18"/>
+              </w:rPr>
+              <w:t>~0.51 s</w:t>
+            </w:r>
+          </w:p>
+        </w:tc>
+        <w:tc>
+          <w:tcPr>
+            <w:tcW w:type="dxa" w:w="1872"/>
+            <w:vAlign w:val="center"/>
+            <w:shd w:fill="F3F6F9"/>
+            <w:tcMar>
+              <w:top w:w="80" w:type="dxa"/>
+              <w:bottom w:w="80" w:type="dxa"/>
+              <w:left w:w="80" w:type="dxa"/>
+              <w:right w:w="80" w:type="dxa"/>
+            </w:tcMar>
+          </w:tcPr>
+          <w:p>
+            <w:pPr>
+              <w:spacing w:after="60" w:line="240" w:lineRule="auto"/>
+            </w:pPr>
+            <w:r>
+              <w:rPr>
+                <w:b w:val="0"/>
+                <w:color w:val="273444"/>
+                <w:sz w:val="18"/>
+              </w:rPr>
+              <w:t>~0.69 s</w:t>
+            </w:r>
+          </w:p>
+        </w:tc>
+      </w:tr>
+    </w:tbl>
+    <w:p>
+      <w:pPr>
+        <w:spacing w:after="0"/>
+      </w:pPr>
+    </w:p>
+    <w:p>
+      <w:r>
+        <w:t>These are historical local observations: Enhanced used a ten-segment warm-path sample. Startup, recognition, translation and audio latency are separate measurements. They are not SLAs or newly rerun benchmarks.</w:t>
+      </w:r>
+    </w:p>
+    <w:p>
+      <w:pPr>
+        <w:pStyle w:val="Heading2"/>
+      </w:pPr>
+      <w:r>
+        <w:t>Final transcript and context contract</w:t>
+      </w:r>
+    </w:p>
+    <w:p>
+      <w:pPr>
+        <w:pStyle w:val="ListBullet"/>
+      </w:pPr>
+      <w:r>
+        <w:t>Terminology and the previous three final source segments are reference-only context. They are not translated again. Source language, STT prompt and keywords are configurable.</w:t>
+      </w:r>
+    </w:p>
+    <w:p>
+      <w:pPr>
+        <w:pStyle w:val="ListBullet"/>
+      </w:pPr>
+      <w:r>
+        <w:t>SpeakableTextBuffer overlaps translation and TTS. PCM16 carry-byte continuity and a 20 ms jitter buffer preserve playback. The browser commits after an approximately 320 ms RMS silence window.</w:t>
+      </w:r>
+    </w:p>
+    <w:p>
+      <w:r>
+        <w:br w:type="page"/>
+      </w:r>
+    </w:p>
+    <w:p>
+      <w:pPr>
+        <w:pStyle w:val="Heading2"/>
+      </w:pPr>
+      <w:r>
+        <w:t>Audio output and conferencing</w:t>
+      </w:r>
+    </w:p>
+    <w:p>
+      <w:r>
+        <w:drawing>
+          <wp:inline xmlns:a="http://schemas.openxmlformats.org/drawingml/2006/main" xmlns:pic="http://schemas.openxmlformats.org/drawingml/2006/picture">
+            <wp:extent cx="6400800" cy="2840355"/>
+            <wp:docPr id="4" name="Picture 4"/>
+            <wp:cNvGraphicFramePr>
+              <a:graphicFrameLocks noChangeAspect="1"/>
+            </wp:cNvGraphicFramePr>
+            <a:graphic>
+              <a:graphicData uri="http://schemas.openxmlformats.org/drawingml/2006/picture">
+                <pic:pic>
+                  <pic:nvPicPr>
+                    <pic:cNvPr id="0" name="v1.0.0_audio_EN.png"/>
+                    <pic:cNvPicPr/>
+                  </pic:nvPicPr>
+                  <pic:blipFill>
+                    <a:blip r:embed="rId16"/>
+                    <a:stretch>
+                      <a:fillRect/>
+                    </a:stretch>
+                  </pic:blipFill>
+                  <pic:spPr>
+                    <a:xfrm>
+                      <a:off x="0" y="0"/>
+                      <a:ext cx="6400800" cy="2840355"/>
+                    </a:xfrm>
+                    <a:prstGeom prst="rect"/>
+                  </pic:spPr>
+                </pic:pic>
+              </a:graphicData>
+            </a:graphic>
+          </wp:inline>
+        </w:drawing>
+      </w:r>
+    </w:p>
+    <w:p>
+      <w:pPr>
+        <w:pStyle w:val="ListBullet"/>
+      </w:pPr>
+      <w:r>
+        <w:t>AudioInputManager selects an explicit physical microphone using persisted audioInputDeviceId. Direct and Enhanced stop relying on the Windows default input.</w:t>
+      </w:r>
+    </w:p>
+    <w:p>
+      <w:pPr>
+        <w:pStyle w:val="ListBullet"/>
+      </w:pPr>
+      <w:r>
+        <w:t>Conference output remains shared across Standard, Direct and Enhanced. monitorOutputDeviceId and monitorEnabled select a separate local headphone sink without Windows “Listen to this device”.</w:t>
+      </w:r>
+    </w:p>
+    <w:p>
+      <w:pPr>
+        <w:pStyle w:val="ListBullet"/>
+      </w:pPr>
+      <w:r>
+        <w:t>The wide Streamlit workspace consolidates Microphone, Conference Output, Local Monitor and Conference Input controls. Virtual drivers remain external prerequisites, documented under tools/README.md.</w:t>
+      </w:r>
+    </w:p>
+    <w:p>
+      <w:pPr>
+        <w:pStyle w:val="ListBullet"/>
+      </w:pPr>
+      <w:r>
+        <w:t>The supported release path is outbound audio to Teams/Meet/Zoom through browser devices and a virtual cable. Edge retains the real Teams outbound validation.</w:t>
+      </w:r>
+    </w:p>
+    <w:p>
+      <w:r>
+        <w:t>ConferenceInputManager, inbound STT/translation/TTS and Full Duplex coordination remain experimental. Full end-to-end validation needs a second independent virtual path; native meeting joining and Graph calling are not release blockers.</w:t>
+      </w:r>
+    </w:p>
+    <w:tbl>
+      <w:tblPr>
+        <w:tblW w:type="auto" w:w="0"/>
+        <w:tblLayout w:type="fixed"/>
+        <w:tblLook w:firstColumn="1" w:firstRow="1" w:lastColumn="0" w:lastRow="0" w:noHBand="0" w:noVBand="1" w:val="04A0"/>
+        <w:tblBorders>
+          <w:top w:val="single" w:sz="4" w:color="D9D9D9"/>
+          <w:bottom w:val="single" w:sz="4" w:color="D9D9D9"/>
+          <w:left w:val="single" w:sz="4" w:color="D9D9D9"/>
+          <w:right w:val="single" w:sz="4" w:color="D9D9D9"/>
+          <w:insideH w:val="single" w:sz="4" w:color="D9D9D9"/>
+          <w:insideV w:val="single" w:sz="4" w:color="D9D9D9"/>
+        </w:tblBorders>
+      </w:tblPr>
+      <w:tblGrid>
+        <w:gridCol w:w="1872"/>
+        <w:gridCol w:w="8208"/>
+      </w:tblGrid>
+      <w:tr>
+        <w:trPr>
+          <w:cantSplit/>
+          <w:tblHeader/>
+        </w:trPr>
+        <w:tc>
+          <w:tcPr>
+            <w:tcW w:type="dxa" w:w="1872"/>
+            <w:vAlign w:val="center"/>
+            <w:shd w:fill="19364D"/>
+            <w:tcMar>
+              <w:top w:w="80" w:type="dxa"/>
+              <w:bottom w:w="80" w:type="dxa"/>
+              <w:left w:w="80" w:type="dxa"/>
+              <w:right w:w="80" w:type="dxa"/>
+            </w:tcMar>
+          </w:tcPr>
+          <w:p>
+            <w:pPr>
+              <w:spacing w:after="60" w:line="240" w:lineRule="auto"/>
+            </w:pPr>
+            <w:r>
+              <w:rPr>
+                <w:b/>
+                <w:color w:val="FFFFFF"/>
+                <w:sz w:val="18"/>
+              </w:rPr>
+              <w:t>Mode</w:t>
+            </w:r>
+          </w:p>
+        </w:tc>
+        <w:tc>
+          <w:tcPr>
+            <w:tcW w:type="dxa" w:w="8208"/>
+            <w:vAlign w:val="center"/>
+            <w:shd w:fill="19364D"/>
+            <w:tcMar>
+              <w:top w:w="80" w:type="dxa"/>
+              <w:bottom w:w="80" w:type="dxa"/>
+              <w:left w:w="80" w:type="dxa"/>
+              <w:right w:w="80" w:type="dxa"/>
+            </w:tcMar>
+          </w:tcPr>
+          <w:p>
+            <w:pPr>
+              <w:spacing w:after="60" w:line="240" w:lineRule="auto"/>
+            </w:pPr>
+            <w:r>
+              <w:rPr>
+                <w:b/>
+                <w:color w:val="FFFFFF"/>
+                <w:sz w:val="18"/>
+              </w:rPr>
+              <w:t>Audio bridge</w:t>
+            </w:r>
+          </w:p>
+        </w:tc>
+      </w:tr>
+      <w:tr>
+        <w:trPr>
+          <w:cantSplit/>
+        </w:trPr>
+        <w:tc>
+          <w:tcPr>
+            <w:tcW w:type="dxa" w:w="1872"/>
+            <w:vAlign w:val="center"/>
+            <w:shd w:fill="FFFFFF"/>
+            <w:tcMar>
+              <w:top w:w="80" w:type="dxa"/>
+              <w:bottom w:w="80" w:type="dxa"/>
+              <w:left w:w="80" w:type="dxa"/>
+              <w:right w:w="80" w:type="dxa"/>
+            </w:tcMar>
+          </w:tcPr>
+          <w:p>
+            <w:pPr>
+              <w:spacing w:after="60" w:line="240" w:lineRule="auto"/>
+            </w:pPr>
+            <w:r>
+              <w:rPr>
+                <w:b w:val="0"/>
+                <w:color w:val="273444"/>
+                <w:sz w:val="18"/>
+              </w:rPr>
+              <w:t>Standard</w:t>
+            </w:r>
+          </w:p>
+        </w:tc>
+        <w:tc>
+          <w:tcPr>
+            <w:tcW w:type="dxa" w:w="8208"/>
+            <w:vAlign w:val="center"/>
+            <w:shd w:fill="FFFFFF"/>
+            <w:tcMar>
+              <w:top w:w="80" w:type="dxa"/>
+              <w:bottom w:w="80" w:type="dxa"/>
+              <w:left w:w="80" w:type="dxa"/>
+              <w:right w:w="80" w:type="dxa"/>
+            </w:tcMar>
+          </w:tcPr>
+          <w:p>
+            <w:pPr>
+              <w:spacing w:after="60" w:line="240" w:lineRule="auto"/>
+            </w:pPr>
+            <w:r>
+              <w:rPr>
+                <w:b w:val="0"/>
+                <w:color w:val="273444"/>
+                <w:sz w:val="18"/>
+              </w:rPr>
+              <w:t>Audio URL → managed HTML audio element.</w:t>
+            </w:r>
+          </w:p>
+        </w:tc>
+      </w:tr>
+      <w:tr>
+        <w:trPr>
+          <w:cantSplit/>
+        </w:trPr>
+        <w:tc>
+          <w:tcPr>
+            <w:tcW w:type="dxa" w:w="1872"/>
+            <w:vAlign w:val="center"/>
+            <w:shd w:fill="F3F6F9"/>
+            <w:tcMar>
+              <w:top w:w="80" w:type="dxa"/>
+              <w:bottom w:w="80" w:type="dxa"/>
+              <w:left w:w="80" w:type="dxa"/>
+              <w:right w:w="80" w:type="dxa"/>
+            </w:tcMar>
+          </w:tcPr>
+          <w:p>
+            <w:pPr>
+              <w:spacing w:after="60" w:line="240" w:lineRule="auto"/>
+            </w:pPr>
+            <w:r>
+              <w:rPr>
+                <w:b w:val="0"/>
+                <w:color w:val="273444"/>
+                <w:sz w:val="18"/>
+              </w:rPr>
+              <w:t>Direct</w:t>
+            </w:r>
+          </w:p>
+        </w:tc>
+        <w:tc>
+          <w:tcPr>
+            <w:tcW w:type="dxa" w:w="8208"/>
+            <w:vAlign w:val="center"/>
+            <w:shd w:fill="F3F6F9"/>
+            <w:tcMar>
+              <w:top w:w="80" w:type="dxa"/>
+              <w:bottom w:w="80" w:type="dxa"/>
+              <w:left w:w="80" w:type="dxa"/>
+              <w:right w:w="80" w:type="dxa"/>
+            </w:tcMar>
+          </w:tcPr>
+          <w:p>
+            <w:pPr>
+              <w:spacing w:after="60" w:line="240" w:lineRule="auto"/>
+            </w:pPr>
+            <w:r>
+              <w:rPr>
+                <w:b w:val="0"/>
+                <w:color w:val="273444"/>
+                <w:sz w:val="18"/>
+              </w:rPr>
+              <w:t>WebRTC translated MediaStream → managed playback.</w:t>
+            </w:r>
+          </w:p>
+        </w:tc>
+      </w:tr>
+      <w:tr>
+        <w:trPr>
+          <w:cantSplit/>
+        </w:trPr>
+        <w:tc>
+          <w:tcPr>
+            <w:tcW w:type="dxa" w:w="1872"/>
+            <w:vAlign w:val="center"/>
+            <w:shd w:fill="FFFFFF"/>
+            <w:tcMar>
+              <w:top w:w="80" w:type="dxa"/>
+              <w:bottom w:w="80" w:type="dxa"/>
+              <w:left w:w="80" w:type="dxa"/>
+              <w:right w:w="80" w:type="dxa"/>
+            </w:tcMar>
+          </w:tcPr>
+          <w:p>
+            <w:pPr>
+              <w:spacing w:after="60" w:line="240" w:lineRule="auto"/>
+            </w:pPr>
+            <w:r>
+              <w:rPr>
+                <w:b w:val="0"/>
+                <w:color w:val="273444"/>
+                <w:sz w:val="18"/>
+              </w:rPr>
+              <w:t>Enhanced</w:t>
+            </w:r>
+          </w:p>
+        </w:tc>
+        <w:tc>
+          <w:tcPr>
+            <w:tcW w:type="dxa" w:w="8208"/>
+            <w:vAlign w:val="center"/>
+            <w:shd w:fill="FFFFFF"/>
+            <w:tcMar>
+              <w:top w:w="80" w:type="dxa"/>
+              <w:bottom w:w="80" w:type="dxa"/>
+              <w:left w:w="80" w:type="dxa"/>
+              <w:right w:w="80" w:type="dxa"/>
+            </w:tcMar>
+          </w:tcPr>
+          <w:p>
+            <w:pPr>
+              <w:spacing w:after="60" w:line="240" w:lineRule="auto"/>
+            </w:pPr>
+            <w:r>
+              <w:rPr>
+                <w:b w:val="0"/>
+                <w:color w:val="273444"/>
+                <w:sz w:val="18"/>
+              </w:rPr>
+              <w:t>Web Audio → MediaStream destination → managed playback.</w:t>
+            </w:r>
+          </w:p>
+        </w:tc>
+      </w:tr>
+      <w:tr>
+        <w:trPr>
+          <w:cantSplit/>
+        </w:trPr>
+        <w:tc>
+          <w:tcPr>
+            <w:tcW w:type="dxa" w:w="1872"/>
+            <w:vAlign w:val="center"/>
+            <w:shd w:fill="F3F6F9"/>
+            <w:tcMar>
+              <w:top w:w="80" w:type="dxa"/>
+              <w:bottom w:w="80" w:type="dxa"/>
+              <w:left w:w="80" w:type="dxa"/>
+              <w:right w:w="80" w:type="dxa"/>
+            </w:tcMar>
+          </w:tcPr>
+          <w:p>
+            <w:pPr>
+              <w:spacing w:after="60" w:line="240" w:lineRule="auto"/>
+            </w:pPr>
+            <w:r>
+              <w:rPr>
+                <w:b w:val="0"/>
+                <w:color w:val="273444"/>
+                <w:sz w:val="18"/>
+              </w:rPr>
+              <w:t>Conferencing</w:t>
+            </w:r>
+          </w:p>
+        </w:tc>
+        <w:tc>
+          <w:tcPr>
+            <w:tcW w:type="dxa" w:w="8208"/>
+            <w:vAlign w:val="center"/>
+            <w:shd w:fill="F3F6F9"/>
+            <w:tcMar>
+              <w:top w:w="80" w:type="dxa"/>
+              <w:bottom w:w="80" w:type="dxa"/>
+              <w:left w:w="80" w:type="dxa"/>
+              <w:right w:w="80" w:type="dxa"/>
+            </w:tcMar>
+          </w:tcPr>
+          <w:p>
+            <w:pPr>
+              <w:spacing w:after="60" w:line="240" w:lineRule="auto"/>
+            </w:pPr>
+            <w:r>
+              <w:rPr>
+                <w:b w:val="0"/>
+                <w:color w:val="273444"/>
+                <w:sz w:val="18"/>
+              </w:rPr>
+              <w:t>CABLE Input → VB-CABLE → CABLE Output meeting microphone.</w:t>
+            </w:r>
+          </w:p>
+        </w:tc>
+      </w:tr>
+    </w:tbl>
+    <w:p>
+      <w:pPr>
+        <w:spacing w:after="0"/>
+      </w:pPr>
+    </w:p>
+    <w:p>
+      <w:r>
+        <w:br w:type="page"/>
       </w:r>
     </w:p>
     <w:p>
@@ -461,27 +3164,155 @@
         <w:pStyle w:val="Heading1"/>
       </w:pPr>
       <w:r>
-        <w:t>Execution modes</w:t>
+        <w:t>8. Reliability and observability inheritance</w:t>
+      </w:r>
+    </w:p>
+    <w:p>
+      <w:pPr>
+        <w:pStyle w:val="ListBullet"/>
+      </w:pPr>
+      <w:r>
+        <w:t>Provider retry/timeout policies remain centralized where supported. AgentOrchestrator normalizes failures and preserves cancellation.</w:t>
+      </w:r>
+    </w:p>
+    <w:p>
+      <w:pPr>
+        <w:pStyle w:val="ListBullet"/>
+      </w:pPr>
+      <w:r>
+        <w:t>ExecutionTrace records stage/provider duration, outcome and error information. Prometheus covers executions, stage timing and retries.</w:t>
       </w:r>
     </w:p>
     <w:p>
       <w:r>
-        <w:t>Standard text interpretation applies context/translation/quality/speech stages as configured. Audio interpretation adds validated upload and speech-to-text before the text stages. A persisted session can supply language/context metadata and retain supported message history. Transient execution context remains distinct from a durable conversation record.</w:t>
+        <w:t>Realtime session creation uses normalized errors and provider/model/outcome metrics. Browser QoE reports bounded latency signals without request_id, session_id or client_secret metric labels. Stop releases live resources; reconnect uses a new ephemeral secret.</w:t>
       </w:r>
     </w:p>
     <w:p>
       <w:r>
-        <w:t>Realtime Direct creates ephemeral provider credentials through the backend, then the browser exchanges audio with OpenAI over WebRTC. The backend cannot measure every remote audio operation or persist an in-flight WebRTC conversation simply because an application session exists. Provider credentials are sensitive response data and are excluded from events.</w:t>
+        <w:t>Per-utterance metrics separate recognition, translation and audio. Detailed backend timings move to DEBUG; WebSocket disconnects terminate output without secondary send failures.</w:t>
+      </w:r>
+    </w:p>
+    <w:p>
+      <w:pPr>
+        <w:pStyle w:val="Heading2"/>
+      </w:pPr>
+      <w:r>
+        <w:t>Identity and durable sessions</w:t>
       </w:r>
     </w:p>
     <w:p>
       <w:r>
-        <w:t>Realtime Enhanced creates a transcription session and uses backend streaming translation/TTS with rolling context and terminology. The browser owns microphone selection, utterance commit and playback. Child tasks inherit correlation context; stream instrumentation scopes context around iterator advancement so the consumer does not inherit an active provider span across yield. Disconnect/cancellation is propagated. Pending buffers/tasks are volatile and require a new realtime session after restart.</w:t>
+        <w:t>X-Client-Id is strict ASCII and case-sensitive; it remains self-declared identity, not OAuth/OIDC/JWT authentication. Creation persists immutable owner_id. GET/PATCH/close and interpretation referencing a stored session enforce owner/lifecycle. Missing or invalid identity returns 401, foreign owner 403, missing persisted session 404 and active-only operations on closed sessions 409.</w:t>
       </w:r>
     </w:p>
     <w:p>
       <w:r>
-        <w:t>The conferencing bridge remains application-agnostic: selected browser output can feed a virtual audio cable for Teams/Meet/Zoom while local monitoring uses headphones independently. Inbound conferencing capture and full-duplex remain experimental. Device routing and browser constraints do not become backend service-level guarantees in v1.0.0.</w:t>
+        <w:t>Legacy schema-0/1 storage migrates idempotently to schema 2 with nullable owner_id; unowned records require deliberate offline assignment. SQLite connections close per operation, including errors. Health/metrics/docs/static audio remain separate unauthenticated surfaces; opaque audio URLs are not access control.</w:t>
+      </w:r>
+    </w:p>
+    <w:p>
+      <w:pPr>
+        <w:pStyle w:val="Heading2"/>
+      </w:pPr>
+      <w:r>
+        <w:t>Production events and telemetry</w:t>
+      </w:r>
+    </w:p>
+    <w:p>
+      <w:r>
+        <w:t>Events correlate request_id, session_id, execution_mode, provider/model, languages, latency, status and safe error type. Logs exclude text, translations, audio, prompts, credentials and raw exception content. X-Request-Id is correlation, not a filename or idempotency key. New metrics avoid identifier/language labels.</w:t>
+      </w:r>
+    </w:p>
+    <w:p>
+      <w:r>
+        <w:t>Metrics expose persisted active sessions, lifetime, cleanup, provider durations/errors and available token usage. Session counts survive restart via repository reads; counters reset and are not billing records. Missing storage marks scrape_error without recreating it. Costs require both token directions and explicit rates and omit unknown audio/cache/billing dimensions.</w:t>
+      </w:r>
+    </w:p>
+    <w:p>
+      <w:r>
+        <w:t>Optional private OpenTelemetry spans use an operator OTLP/HTTP collector, a default root sample ratio of 1.0 and respected parent sampling. No outbound SDK auto-instrumentation or bundled monitoring stack is implied.</w:t>
+      </w:r>
+    </w:p>
+    <w:p>
+      <w:r>
+        <w:br w:type="page"/>
+      </w:r>
+    </w:p>
+    <w:p>
+      <w:pPr>
+        <w:pStyle w:val="Heading2"/>
+      </w:pPr>
+      <w:r>
+        <w:t>Configuration packaging and lifecycle</w:t>
+      </w:r>
+    </w:p>
+    <w:p>
+      <w:r>
+        <w:t>Typed settings separate development/test/production. Only development reads its local .env; production requires an explicit nonblank provider key and persistent storage. Backend/UI have separate universal hashed locks. The Python 3.12 wheel exposes waaxalma-backend; digest-pinned containers run as UID/GID 10001, with read-only root and explicit writable mounts. One backend worker is the packaging profile.</w:t>
+      </w:r>
+    </w:p>
+    <w:p>
+      <w:r>
+        <w:t>/health/live checks process response; /health/ready checks startup and local/session storage. Neither guarantees provider availability. Default images omit the optional OTel SDK; its lock/build option is separate. Cloud deployment and distributed storage are independent choices.</w:t>
+      </w:r>
+    </w:p>
+    <w:p>
+      <w:r>
+        <w:t>Owner, status, languages, timestamps, metadata and ordered messages survive restart. Live connections, rolling context, in-flight audio and tasks do not. There is no durable job queue or exactly-once delivery; committed mutations can outlive lost responses.</w:t>
+      </w:r>
+    </w:p>
+    <w:p>
+      <w:r>
+        <w:t>Closed-session retention is opt-in with a configurable 30-day default; active and missing-timestamp records are excluded. Dry-run reports counts. Audio/file, backup/log retention and active-session expiry need their own policies. Uvicorn defaults to 15-second draining; Docker gives 30 seconds stop grace. Lifespan stops maintenance and flushes optional telemetry, but asyncio cannot forcibly cancel synchronous SDK threads.</w:t>
+      </w:r>
+    </w:p>
+    <w:p>
+      <w:pPr>
+        <w:pStyle w:val="Heading2"/>
+      </w:pPr>
+      <w:r>
+        <w:t>CI and governance</w:t>
+      </w:r>
+    </w:p>
+    <w:p>
+      <w:r>
+        <w:t>CI checks syntax, separate Windows/Linux installs/regressions, UI rendering, optional tracing, the wheel outside source, non-root containers, health/ownership smoke and clean restart continuity. Artifacts include wheel/images and SHA256 checksums. Targeted secret hygiene does not replace human review or an independent audit. The final tag follows exact-commit CI and real browser/audio acceptance; no cloud deployment or registry upload is automatic.</w:t>
+      </w:r>
+    </w:p>
+    <w:p>
+      <w:pPr>
+        <w:pStyle w:val="Heading2"/>
+      </w:pPr>
+      <w:r>
+        <w:t>Stable transport runtime and upgrade guarantees</w:t>
+      </w:r>
+    </w:p>
+    <w:p>
+      <w:r>
+        <w:t>Reviewed HTTP and Enhanced WebSocket snapshots form the wire contract. HTTP uses safe code/message envelopes; Enhanced separates receive monitoring from processing, bounds queues, recovers from invalid events and closes streams on disconnect/cancellation. Snapshots normalize only the release version.</w:t>
+      </w:r>
+    </w:p>
+    <w:p>
+      <w:r>
+        <w:t>Supported profile: CPython 3.12 Linux/Windows x64, Linux amd64 images, one backend worker and Node 22 CI validation. Upgrade from v0.5 preserves schema 2, owners and ordered history. Future schemas are refused before changes. waaxalma-session-database inspects read-only and creates exclusive WAL-consistent backups. Keep configuration, full volume and previous artifacts for rollback. Native macOS/ARM64, other Python minors and multi-worker/replica operation remain outside the validated profile.</w:t>
+      </w:r>
+    </w:p>
+    <w:p>
+      <w:r>
+        <w:rPr>
+          <w:b/>
+          <w:color w:val="07847E"/>
+        </w:rPr>
+        <w:t xml:space="preserve">COMPATIBILITY  </w:t>
+      </w:r>
+      <w:r>
+        <w:t>Patch releases preserve documented calls; minors can add optional features; incompatible public changes require a major. Deprecations name replacements and removal versions, with at least one minor transition before a later-major removal.</w:t>
+      </w:r>
+    </w:p>
+    <w:p>
+      <w:r>
+        <w:br w:type="page"/>
       </w:r>
     </w:p>
     <w:p>
@@ -489,17 +3320,1272 @@
         <w:pStyle w:val="Heading1"/>
       </w:pPr>
       <w:r>
-        <w:t>Identity and session boundaries</w:t>
+        <w:t>9. Technical roadmap</w:t>
       </w:r>
     </w:p>
     <w:p>
       <w:r>
-        <w:t>Clients present X-Client-Id; the chosen development UI value is configurable. Its syntax is strict ASCII and equality is case-sensitive. Creation binds owner_id; ordinary updates cannot transfer ownership. GET/PATCH/close and interpretation paths referencing a persisted session enforce ownership/lifecycle checks. Legacy ownerless rows are denied until explicitly migrated offline.</w:t>
+        <w:t>Each milestone builds on the preceding architecture. The table records capability delivery, not an assertion that an unseen public Git tag exists. Future scope is preserved from the historical milestone.</w:t>
       </w:r>
+    </w:p>
+    <w:tbl>
+      <w:tblPr>
+        <w:tblW w:type="auto" w:w="0"/>
+        <w:tblLayout w:type="fixed"/>
+        <w:tblLook w:firstColumn="1" w:firstRow="1" w:lastColumn="0" w:lastRow="0" w:noHBand="0" w:noVBand="1" w:val="04A0"/>
+        <w:tblBorders>
+          <w:top w:val="single" w:sz="4" w:color="D9D9D9"/>
+          <w:bottom w:val="single" w:sz="4" w:color="D9D9D9"/>
+          <w:left w:val="single" w:sz="4" w:color="D9D9D9"/>
+          <w:right w:val="single" w:sz="4" w:color="D9D9D9"/>
+          <w:insideH w:val="single" w:sz="4" w:color="D9D9D9"/>
+          <w:insideV w:val="single" w:sz="4" w:color="D9D9D9"/>
+        </w:tblBorders>
+      </w:tblPr>
+      <w:tblGrid>
+        <w:gridCol w:w="4608"/>
+        <w:gridCol w:w="5472"/>
+      </w:tblGrid>
+      <w:tr>
+        <w:trPr>
+          <w:cantSplit/>
+          <w:tblHeader/>
+        </w:trPr>
+        <w:tc>
+          <w:tcPr>
+            <w:tcW w:type="dxa" w:w="4608"/>
+            <w:vAlign w:val="center"/>
+            <w:shd w:fill="19364D"/>
+            <w:tcMar>
+              <w:top w:w="80" w:type="dxa"/>
+              <w:bottom w:w="80" w:type="dxa"/>
+              <w:left w:w="80" w:type="dxa"/>
+              <w:right w:w="80" w:type="dxa"/>
+            </w:tcMar>
+          </w:tcPr>
+          <w:p>
+            <w:pPr>
+              <w:spacing w:after="60" w:line="240" w:lineRule="auto"/>
+            </w:pPr>
+            <w:r>
+              <w:rPr>
+                <w:b/>
+                <w:color w:val="FFFFFF"/>
+                <w:sz w:val="18"/>
+              </w:rPr>
+              <w:t>Milestone</w:t>
+            </w:r>
+          </w:p>
+        </w:tc>
+        <w:tc>
+          <w:tcPr>
+            <w:tcW w:type="dxa" w:w="5472"/>
+            <w:vAlign w:val="center"/>
+            <w:shd w:fill="19364D"/>
+            <w:tcMar>
+              <w:top w:w="80" w:type="dxa"/>
+              <w:bottom w:w="80" w:type="dxa"/>
+              <w:left w:w="80" w:type="dxa"/>
+              <w:right w:w="80" w:type="dxa"/>
+            </w:tcMar>
+          </w:tcPr>
+          <w:p>
+            <w:pPr>
+              <w:spacing w:after="60" w:line="240" w:lineRule="auto"/>
+            </w:pPr>
+            <w:r>
+              <w:rPr>
+                <w:b/>
+                <w:color w:val="FFFFFF"/>
+                <w:sz w:val="18"/>
+              </w:rPr>
+              <w:t>Position in this edition</w:t>
+            </w:r>
+          </w:p>
+        </w:tc>
+      </w:tr>
+      <w:tr>
+        <w:trPr>
+          <w:cantSplit/>
+        </w:trPr>
+        <w:tc>
+          <w:tcPr>
+            <w:tcW w:type="dxa" w:w="4608"/>
+            <w:vAlign w:val="center"/>
+            <w:shd w:fill="FFFFFF"/>
+            <w:tcMar>
+              <w:top w:w="80" w:type="dxa"/>
+              <w:bottom w:w="80" w:type="dxa"/>
+              <w:left w:w="80" w:type="dxa"/>
+              <w:right w:w="80" w:type="dxa"/>
+            </w:tcMar>
+          </w:tcPr>
+          <w:p>
+            <w:pPr>
+              <w:spacing w:after="60" w:line="240" w:lineRule="auto"/>
+            </w:pPr>
+            <w:r>
+              <w:rPr>
+                <w:b w:val="0"/>
+                <w:color w:val="273444"/>
+                <w:sz w:val="18"/>
+              </w:rPr>
+              <w:t>Prototype and orchestration</w:t>
+            </w:r>
+          </w:p>
+        </w:tc>
+        <w:tc>
+          <w:tcPr>
+            <w:tcW w:type="dxa" w:w="5472"/>
+            <w:vAlign w:val="center"/>
+            <w:shd w:fill="FFFFFF"/>
+            <w:tcMar>
+              <w:top w:w="80" w:type="dxa"/>
+              <w:bottom w:w="80" w:type="dxa"/>
+              <w:left w:w="80" w:type="dxa"/>
+              <w:right w:w="80" w:type="dxa"/>
+            </w:tcMar>
+          </w:tcPr>
+          <w:p>
+            <w:pPr>
+              <w:spacing w:after="60" w:line="240" w:lineRule="auto"/>
+            </w:pPr>
+            <w:r>
+              <w:rPr>
+                <w:b w:val="0"/>
+                <w:color w:val="273444"/>
+                <w:sz w:val="18"/>
+              </w:rPr>
+              <w:t>Foundation</w:t>
+            </w:r>
+          </w:p>
+        </w:tc>
+      </w:tr>
+      <w:tr>
+        <w:trPr>
+          <w:cantSplit/>
+        </w:trPr>
+        <w:tc>
+          <w:tcPr>
+            <w:tcW w:type="dxa" w:w="4608"/>
+            <w:vAlign w:val="center"/>
+            <w:shd w:fill="F3F6F9"/>
+            <w:tcMar>
+              <w:top w:w="80" w:type="dxa"/>
+              <w:bottom w:w="80" w:type="dxa"/>
+              <w:left w:w="80" w:type="dxa"/>
+              <w:right w:w="80" w:type="dxa"/>
+            </w:tcMar>
+          </w:tcPr>
+          <w:p>
+            <w:pPr>
+              <w:spacing w:after="60" w:line="240" w:lineRule="auto"/>
+            </w:pPr>
+            <w:r>
+              <w:rPr>
+                <w:b w:val="0"/>
+                <w:color w:val="273444"/>
+                <w:sz w:val="18"/>
+              </w:rPr>
+              <w:t>Reliability</w:t>
+            </w:r>
+          </w:p>
+        </w:tc>
+        <w:tc>
+          <w:tcPr>
+            <w:tcW w:type="dxa" w:w="5472"/>
+            <w:vAlign w:val="center"/>
+            <w:shd w:fill="F3F6F9"/>
+            <w:tcMar>
+              <w:top w:w="80" w:type="dxa"/>
+              <w:bottom w:w="80" w:type="dxa"/>
+              <w:left w:w="80" w:type="dxa"/>
+              <w:right w:w="80" w:type="dxa"/>
+            </w:tcMar>
+          </w:tcPr>
+          <w:p>
+            <w:pPr>
+              <w:spacing w:after="60" w:line="240" w:lineRule="auto"/>
+            </w:pPr>
+            <w:r>
+              <w:rPr>
+                <w:b w:val="0"/>
+                <w:color w:val="273444"/>
+                <w:sz w:val="18"/>
+              </w:rPr>
+              <w:t>Foundation</w:t>
+            </w:r>
+          </w:p>
+        </w:tc>
+      </w:tr>
+      <w:tr>
+        <w:trPr>
+          <w:cantSplit/>
+        </w:trPr>
+        <w:tc>
+          <w:tcPr>
+            <w:tcW w:type="dxa" w:w="4608"/>
+            <w:vAlign w:val="center"/>
+            <w:shd w:fill="FFFFFF"/>
+            <w:tcMar>
+              <w:top w:w="80" w:type="dxa"/>
+              <w:bottom w:w="80" w:type="dxa"/>
+              <w:left w:w="80" w:type="dxa"/>
+              <w:right w:w="80" w:type="dxa"/>
+            </w:tcMar>
+          </w:tcPr>
+          <w:p>
+            <w:pPr>
+              <w:spacing w:after="60" w:line="240" w:lineRule="auto"/>
+            </w:pPr>
+            <w:r>
+              <w:rPr>
+                <w:b w:val="0"/>
+                <w:color w:val="273444"/>
+                <w:sz w:val="18"/>
+              </w:rPr>
+              <w:t>Framework Next</w:t>
+            </w:r>
+          </w:p>
+        </w:tc>
+        <w:tc>
+          <w:tcPr>
+            <w:tcW w:type="dxa" w:w="5472"/>
+            <w:vAlign w:val="center"/>
+            <w:shd w:fill="FFFFFF"/>
+            <w:tcMar>
+              <w:top w:w="80" w:type="dxa"/>
+              <w:bottom w:w="80" w:type="dxa"/>
+              <w:left w:w="80" w:type="dxa"/>
+              <w:right w:w="80" w:type="dxa"/>
+            </w:tcMar>
+          </w:tcPr>
+          <w:p>
+            <w:pPr>
+              <w:spacing w:after="60" w:line="240" w:lineRule="auto"/>
+            </w:pPr>
+            <w:r>
+              <w:rPr>
+                <w:b w:val="0"/>
+                <w:color w:val="273444"/>
+                <w:sz w:val="18"/>
+              </w:rPr>
+              <w:t>Foundation</w:t>
+            </w:r>
+          </w:p>
+        </w:tc>
+      </w:tr>
+      <w:tr>
+        <w:trPr>
+          <w:cantSplit/>
+        </w:trPr>
+        <w:tc>
+          <w:tcPr>
+            <w:tcW w:type="dxa" w:w="4608"/>
+            <w:vAlign w:val="center"/>
+            <w:shd w:fill="F3F6F9"/>
+            <w:tcMar>
+              <w:top w:w="80" w:type="dxa"/>
+              <w:bottom w:w="80" w:type="dxa"/>
+              <w:left w:w="80" w:type="dxa"/>
+              <w:right w:w="80" w:type="dxa"/>
+            </w:tcMar>
+          </w:tcPr>
+          <w:p>
+            <w:pPr>
+              <w:spacing w:after="60" w:line="240" w:lineRule="auto"/>
+            </w:pPr>
+            <w:r>
+              <w:rPr>
+                <w:b w:val="0"/>
+                <w:color w:val="273444"/>
+                <w:sz w:val="18"/>
+              </w:rPr>
+              <w:t>Realtime Direct</w:t>
+            </w:r>
+          </w:p>
+        </w:tc>
+        <w:tc>
+          <w:tcPr>
+            <w:tcW w:type="dxa" w:w="5472"/>
+            <w:vAlign w:val="center"/>
+            <w:shd w:fill="F3F6F9"/>
+            <w:tcMar>
+              <w:top w:w="80" w:type="dxa"/>
+              <w:bottom w:w="80" w:type="dxa"/>
+              <w:left w:w="80" w:type="dxa"/>
+              <w:right w:w="80" w:type="dxa"/>
+            </w:tcMar>
+          </w:tcPr>
+          <w:p>
+            <w:pPr>
+              <w:spacing w:after="60" w:line="240" w:lineRule="auto"/>
+            </w:pPr>
+            <w:r>
+              <w:rPr>
+                <w:b w:val="0"/>
+                <w:color w:val="273444"/>
+                <w:sz w:val="18"/>
+              </w:rPr>
+              <w:t>Foundation</w:t>
+            </w:r>
+          </w:p>
+        </w:tc>
+      </w:tr>
+      <w:tr>
+        <w:trPr>
+          <w:cantSplit/>
+        </w:trPr>
+        <w:tc>
+          <w:tcPr>
+            <w:tcW w:type="dxa" w:w="4608"/>
+            <w:vAlign w:val="center"/>
+            <w:shd w:fill="FFFFFF"/>
+            <w:tcMar>
+              <w:top w:w="80" w:type="dxa"/>
+              <w:bottom w:w="80" w:type="dxa"/>
+              <w:left w:w="80" w:type="dxa"/>
+              <w:right w:w="80" w:type="dxa"/>
+            </w:tcMar>
+          </w:tcPr>
+          <w:p>
+            <w:pPr>
+              <w:spacing w:after="60" w:line="240" w:lineRule="auto"/>
+            </w:pPr>
+            <w:r>
+              <w:rPr>
+                <w:b w:val="0"/>
+                <w:color w:val="273444"/>
+                <w:sz w:val="18"/>
+              </w:rPr>
+              <w:t>Realtime Enhanced</w:t>
+            </w:r>
+          </w:p>
+        </w:tc>
+        <w:tc>
+          <w:tcPr>
+            <w:tcW w:type="dxa" w:w="5472"/>
+            <w:vAlign w:val="center"/>
+            <w:shd w:fill="FFFFFF"/>
+            <w:tcMar>
+              <w:top w:w="80" w:type="dxa"/>
+              <w:bottom w:w="80" w:type="dxa"/>
+              <w:left w:w="80" w:type="dxa"/>
+              <w:right w:w="80" w:type="dxa"/>
+            </w:tcMar>
+          </w:tcPr>
+          <w:p>
+            <w:pPr>
+              <w:spacing w:after="60" w:line="240" w:lineRule="auto"/>
+            </w:pPr>
+            <w:r>
+              <w:rPr>
+                <w:b w:val="0"/>
+                <w:color w:val="273444"/>
+                <w:sz w:val="18"/>
+              </w:rPr>
+              <w:t>Foundation</w:t>
+            </w:r>
+          </w:p>
+        </w:tc>
+      </w:tr>
+      <w:tr>
+        <w:trPr>
+          <w:cantSplit/>
+        </w:trPr>
+        <w:tc>
+          <w:tcPr>
+            <w:tcW w:type="dxa" w:w="4608"/>
+            <w:vAlign w:val="center"/>
+            <w:shd w:fill="F3F6F9"/>
+            <w:tcMar>
+              <w:top w:w="80" w:type="dxa"/>
+              <w:bottom w:w="80" w:type="dxa"/>
+              <w:left w:w="80" w:type="dxa"/>
+              <w:right w:w="80" w:type="dxa"/>
+            </w:tcMar>
+          </w:tcPr>
+          <w:p>
+            <w:pPr>
+              <w:spacing w:after="60" w:line="240" w:lineRule="auto"/>
+            </w:pPr>
+            <w:r>
+              <w:rPr>
+                <w:b w:val="0"/>
+                <w:color w:val="273444"/>
+                <w:sz w:val="18"/>
+              </w:rPr>
+              <w:t>Universal Audio Output</w:t>
+            </w:r>
+          </w:p>
+        </w:tc>
+        <w:tc>
+          <w:tcPr>
+            <w:tcW w:type="dxa" w:w="5472"/>
+            <w:vAlign w:val="center"/>
+            <w:shd w:fill="F3F6F9"/>
+            <w:tcMar>
+              <w:top w:w="80" w:type="dxa"/>
+              <w:bottom w:w="80" w:type="dxa"/>
+              <w:left w:w="80" w:type="dxa"/>
+              <w:right w:w="80" w:type="dxa"/>
+            </w:tcMar>
+          </w:tcPr>
+          <w:p>
+            <w:pPr>
+              <w:spacing w:after="60" w:line="240" w:lineRule="auto"/>
+            </w:pPr>
+            <w:r>
+              <w:rPr>
+                <w:b w:val="0"/>
+                <w:color w:val="273444"/>
+                <w:sz w:val="18"/>
+              </w:rPr>
+              <w:t>Foundation</w:t>
+            </w:r>
+          </w:p>
+        </w:tc>
+      </w:tr>
+      <w:tr>
+        <w:trPr>
+          <w:cantSplit/>
+        </w:trPr>
+        <w:tc>
+          <w:tcPr>
+            <w:tcW w:type="dxa" w:w="4608"/>
+            <w:vAlign w:val="center"/>
+            <w:shd w:fill="FFFFFF"/>
+            <w:tcMar>
+              <w:top w:w="80" w:type="dxa"/>
+              <w:bottom w:w="80" w:type="dxa"/>
+              <w:left w:w="80" w:type="dxa"/>
+              <w:right w:w="80" w:type="dxa"/>
+            </w:tcMar>
+          </w:tcPr>
+          <w:p>
+            <w:pPr>
+              <w:spacing w:after="60" w:line="240" w:lineRule="auto"/>
+            </w:pPr>
+            <w:r>
+              <w:rPr>
+                <w:b w:val="0"/>
+                <w:color w:val="273444"/>
+                <w:sz w:val="18"/>
+              </w:rPr>
+              <w:t>Device Control</w:t>
+            </w:r>
+          </w:p>
+        </w:tc>
+        <w:tc>
+          <w:tcPr>
+            <w:tcW w:type="dxa" w:w="5472"/>
+            <w:vAlign w:val="center"/>
+            <w:shd w:fill="FFFFFF"/>
+            <w:tcMar>
+              <w:top w:w="80" w:type="dxa"/>
+              <w:bottom w:w="80" w:type="dxa"/>
+              <w:left w:w="80" w:type="dxa"/>
+              <w:right w:w="80" w:type="dxa"/>
+            </w:tcMar>
+          </w:tcPr>
+          <w:p>
+            <w:pPr>
+              <w:spacing w:after="60" w:line="240" w:lineRule="auto"/>
+            </w:pPr>
+            <w:r>
+              <w:rPr>
+                <w:b w:val="0"/>
+                <w:color w:val="273444"/>
+                <w:sz w:val="18"/>
+              </w:rPr>
+              <w:t>Foundation</w:t>
+            </w:r>
+          </w:p>
+        </w:tc>
+      </w:tr>
+      <w:tr>
+        <w:trPr>
+          <w:cantSplit/>
+        </w:trPr>
+        <w:tc>
+          <w:tcPr>
+            <w:tcW w:type="dxa" w:w="4608"/>
+            <w:vAlign w:val="center"/>
+            <w:shd w:fill="F3F6F9"/>
+            <w:tcMar>
+              <w:top w:w="80" w:type="dxa"/>
+              <w:bottom w:w="80" w:type="dxa"/>
+              <w:left w:w="80" w:type="dxa"/>
+              <w:right w:w="80" w:type="dxa"/>
+            </w:tcMar>
+          </w:tcPr>
+          <w:p>
+            <w:pPr>
+              <w:spacing w:after="60" w:line="240" w:lineRule="auto"/>
+            </w:pPr>
+            <w:r>
+              <w:rPr>
+                <w:b w:val="0"/>
+                <w:color w:val="273444"/>
+                <w:sz w:val="18"/>
+              </w:rPr>
+              <w:t>Product Readiness</w:t>
+            </w:r>
+          </w:p>
+        </w:tc>
+        <w:tc>
+          <w:tcPr>
+            <w:tcW w:type="dxa" w:w="5472"/>
+            <w:vAlign w:val="center"/>
+            <w:shd w:fill="F3F6F9"/>
+            <w:tcMar>
+              <w:top w:w="80" w:type="dxa"/>
+              <w:bottom w:w="80" w:type="dxa"/>
+              <w:left w:w="80" w:type="dxa"/>
+              <w:right w:w="80" w:type="dxa"/>
+            </w:tcMar>
+          </w:tcPr>
+          <w:p>
+            <w:pPr>
+              <w:spacing w:after="60" w:line="240" w:lineRule="auto"/>
+            </w:pPr>
+            <w:r>
+              <w:rPr>
+                <w:b w:val="0"/>
+                <w:color w:val="273444"/>
+                <w:sz w:val="18"/>
+              </w:rPr>
+              <w:t>Foundation</w:t>
+            </w:r>
+          </w:p>
+        </w:tc>
+      </w:tr>
+      <w:tr>
+        <w:trPr>
+          <w:cantSplit/>
+        </w:trPr>
+        <w:tc>
+          <w:tcPr>
+            <w:tcW w:type="dxa" w:w="4608"/>
+            <w:vAlign w:val="center"/>
+            <w:shd w:fill="FFFFFF"/>
+            <w:tcMar>
+              <w:top w:w="80" w:type="dxa"/>
+              <w:bottom w:w="80" w:type="dxa"/>
+              <w:left w:w="80" w:type="dxa"/>
+              <w:right w:w="80" w:type="dxa"/>
+            </w:tcMar>
+          </w:tcPr>
+          <w:p>
+            <w:pPr>
+              <w:spacing w:after="60" w:line="240" w:lineRule="auto"/>
+            </w:pPr>
+            <w:r>
+              <w:rPr>
+                <w:b w:val="0"/>
+                <w:color w:val="273444"/>
+                <w:sz w:val="18"/>
+              </w:rPr>
+              <w:t>Stable Framework</w:t>
+            </w:r>
+          </w:p>
+        </w:tc>
+        <w:tc>
+          <w:tcPr>
+            <w:tcW w:type="dxa" w:w="5472"/>
+            <w:vAlign w:val="center"/>
+            <w:shd w:fill="FFFFFF"/>
+            <w:tcMar>
+              <w:top w:w="80" w:type="dxa"/>
+              <w:bottom w:w="80" w:type="dxa"/>
+              <w:left w:w="80" w:type="dxa"/>
+              <w:right w:w="80" w:type="dxa"/>
+            </w:tcMar>
+          </w:tcPr>
+          <w:p>
+            <w:pPr>
+              <w:spacing w:after="60" w:line="240" w:lineRule="auto"/>
+            </w:pPr>
+            <w:r>
+              <w:rPr>
+                <w:b w:val="0"/>
+                <w:color w:val="273444"/>
+                <w:sz w:val="18"/>
+              </w:rPr>
+              <w:t>Milestone documented</w:t>
+            </w:r>
+          </w:p>
+        </w:tc>
+      </w:tr>
+    </w:tbl>
+    <w:p>
+      <w:pPr>
+        <w:spacing w:after="0"/>
+      </w:pPr>
+    </w:p>
+    <w:p>
+      <w:pPr>
+        <w:pStyle w:val="Heading2"/>
+      </w:pPr>
+      <w:r>
+        <w:t>10. Git release map</w:t>
+      </w:r>
+    </w:p>
+    <w:tbl>
+      <w:tblPr>
+        <w:tblW w:type="auto" w:w="0"/>
+        <w:tblLayout w:type="fixed"/>
+        <w:tblLook w:firstColumn="1" w:firstRow="1" w:lastColumn="0" w:lastRow="0" w:noHBand="0" w:noVBand="1" w:val="04A0"/>
+        <w:tblBorders>
+          <w:top w:val="single" w:sz="4" w:color="D9D9D9"/>
+          <w:bottom w:val="single" w:sz="4" w:color="D9D9D9"/>
+          <w:left w:val="single" w:sz="4" w:color="D9D9D9"/>
+          <w:right w:val="single" w:sz="4" w:color="D9D9D9"/>
+          <w:insideH w:val="single" w:sz="4" w:color="D9D9D9"/>
+          <w:insideV w:val="single" w:sz="4" w:color="D9D9D9"/>
+        </w:tblBorders>
+      </w:tblPr>
+      <w:tblGrid>
+        <w:gridCol w:w="2016"/>
+        <w:gridCol w:w="8064"/>
+      </w:tblGrid>
+      <w:tr>
+        <w:trPr>
+          <w:cantSplit/>
+          <w:tblHeader/>
+        </w:trPr>
+        <w:tc>
+          <w:tcPr>
+            <w:tcW w:type="dxa" w:w="2016"/>
+            <w:vAlign w:val="center"/>
+            <w:shd w:fill="19364D"/>
+            <w:tcMar>
+              <w:top w:w="80" w:type="dxa"/>
+              <w:bottom w:w="80" w:type="dxa"/>
+              <w:left w:w="80" w:type="dxa"/>
+              <w:right w:w="80" w:type="dxa"/>
+            </w:tcMar>
+          </w:tcPr>
+          <w:p>
+            <w:pPr>
+              <w:spacing w:after="60" w:line="240" w:lineRule="auto"/>
+            </w:pPr>
+            <w:r>
+              <w:rPr>
+                <w:b/>
+                <w:color w:val="FFFFFF"/>
+                <w:sz w:val="18"/>
+              </w:rPr>
+              <w:t>Version</w:t>
+            </w:r>
+          </w:p>
+        </w:tc>
+        <w:tc>
+          <w:tcPr>
+            <w:tcW w:type="dxa" w:w="8064"/>
+            <w:vAlign w:val="center"/>
+            <w:shd w:fill="19364D"/>
+            <w:tcMar>
+              <w:top w:w="80" w:type="dxa"/>
+              <w:bottom w:w="80" w:type="dxa"/>
+              <w:left w:w="80" w:type="dxa"/>
+              <w:right w:w="80" w:type="dxa"/>
+            </w:tcMar>
+          </w:tcPr>
+          <w:p>
+            <w:pPr>
+              <w:spacing w:after="60" w:line="240" w:lineRule="auto"/>
+            </w:pPr>
+            <w:r>
+              <w:rPr>
+                <w:b/>
+                <w:color w:val="FFFFFF"/>
+                <w:sz w:val="18"/>
+              </w:rPr>
+              <w:t>Milestone</w:t>
+            </w:r>
+          </w:p>
+        </w:tc>
+      </w:tr>
+      <w:tr>
+        <w:trPr>
+          <w:cantSplit/>
+        </w:trPr>
+        <w:tc>
+          <w:tcPr>
+            <w:tcW w:type="dxa" w:w="2016"/>
+            <w:vAlign w:val="center"/>
+            <w:shd w:fill="FFFFFF"/>
+            <w:tcMar>
+              <w:top w:w="80" w:type="dxa"/>
+              <w:bottom w:w="80" w:type="dxa"/>
+              <w:left w:w="80" w:type="dxa"/>
+              <w:right w:w="80" w:type="dxa"/>
+            </w:tcMar>
+          </w:tcPr>
+          <w:p>
+            <w:pPr>
+              <w:spacing w:after="60" w:line="240" w:lineRule="auto"/>
+            </w:pPr>
+            <w:r>
+              <w:rPr>
+                <w:b w:val="0"/>
+                <w:color w:val="273444"/>
+                <w:sz w:val="18"/>
+              </w:rPr>
+              <w:t>v0.1.0</w:t>
+            </w:r>
+          </w:p>
+        </w:tc>
+        <w:tc>
+          <w:tcPr>
+            <w:tcW w:type="dxa" w:w="8064"/>
+            <w:vAlign w:val="center"/>
+            <w:shd w:fill="FFFFFF"/>
+            <w:tcMar>
+              <w:top w:w="80" w:type="dxa"/>
+              <w:bottom w:w="80" w:type="dxa"/>
+              <w:left w:w="80" w:type="dxa"/>
+              <w:right w:w="80" w:type="dxa"/>
+            </w:tcMar>
+          </w:tcPr>
+          <w:p>
+            <w:pPr>
+              <w:spacing w:after="60" w:line="240" w:lineRule="auto"/>
+            </w:pPr>
+            <w:r>
+              <w:rPr>
+                <w:b w:val="0"/>
+                <w:color w:val="273444"/>
+                <w:sz w:val="18"/>
+              </w:rPr>
+              <w:t>Prototype</w:t>
+            </w:r>
+          </w:p>
+        </w:tc>
+      </w:tr>
+      <w:tr>
+        <w:trPr>
+          <w:cantSplit/>
+        </w:trPr>
+        <w:tc>
+          <w:tcPr>
+            <w:tcW w:type="dxa" w:w="2016"/>
+            <w:vAlign w:val="center"/>
+            <w:shd w:fill="F3F6F9"/>
+            <w:tcMar>
+              <w:top w:w="80" w:type="dxa"/>
+              <w:bottom w:w="80" w:type="dxa"/>
+              <w:left w:w="80" w:type="dxa"/>
+              <w:right w:w="80" w:type="dxa"/>
+            </w:tcMar>
+          </w:tcPr>
+          <w:p>
+            <w:pPr>
+              <w:spacing w:after="60" w:line="240" w:lineRule="auto"/>
+            </w:pPr>
+            <w:r>
+              <w:rPr>
+                <w:b w:val="0"/>
+                <w:color w:val="273444"/>
+                <w:sz w:val="18"/>
+              </w:rPr>
+              <w:t>v0.2.0</w:t>
+            </w:r>
+          </w:p>
+        </w:tc>
+        <w:tc>
+          <w:tcPr>
+            <w:tcW w:type="dxa" w:w="8064"/>
+            <w:vAlign w:val="center"/>
+            <w:shd w:fill="F3F6F9"/>
+            <w:tcMar>
+              <w:top w:w="80" w:type="dxa"/>
+              <w:bottom w:w="80" w:type="dxa"/>
+              <w:left w:w="80" w:type="dxa"/>
+              <w:right w:w="80" w:type="dxa"/>
+            </w:tcMar>
+          </w:tcPr>
+          <w:p>
+            <w:pPr>
+              <w:spacing w:after="60" w:line="240" w:lineRule="auto"/>
+            </w:pPr>
+            <w:r>
+              <w:rPr>
+                <w:b w:val="0"/>
+                <w:color w:val="273444"/>
+                <w:sz w:val="18"/>
+              </w:rPr>
+              <w:t>Agent Orchestration</w:t>
+            </w:r>
+          </w:p>
+        </w:tc>
+      </w:tr>
+      <w:tr>
+        <w:trPr>
+          <w:cantSplit/>
+        </w:trPr>
+        <w:tc>
+          <w:tcPr>
+            <w:tcW w:type="dxa" w:w="2016"/>
+            <w:vAlign w:val="center"/>
+            <w:shd w:fill="FFFFFF"/>
+            <w:tcMar>
+              <w:top w:w="80" w:type="dxa"/>
+              <w:bottom w:w="80" w:type="dxa"/>
+              <w:left w:w="80" w:type="dxa"/>
+              <w:right w:w="80" w:type="dxa"/>
+            </w:tcMar>
+          </w:tcPr>
+          <w:p>
+            <w:pPr>
+              <w:spacing w:after="60" w:line="240" w:lineRule="auto"/>
+            </w:pPr>
+            <w:r>
+              <w:rPr>
+                <w:b w:val="0"/>
+                <w:color w:val="273444"/>
+                <w:sz w:val="18"/>
+              </w:rPr>
+              <w:t>v0.3.0</w:t>
+            </w:r>
+          </w:p>
+        </w:tc>
+        <w:tc>
+          <w:tcPr>
+            <w:tcW w:type="dxa" w:w="8064"/>
+            <w:vAlign w:val="center"/>
+            <w:shd w:fill="FFFFFF"/>
+            <w:tcMar>
+              <w:top w:w="80" w:type="dxa"/>
+              <w:bottom w:w="80" w:type="dxa"/>
+              <w:left w:w="80" w:type="dxa"/>
+              <w:right w:w="80" w:type="dxa"/>
+            </w:tcMar>
+          </w:tcPr>
+          <w:p>
+            <w:pPr>
+              <w:spacing w:after="60" w:line="240" w:lineRule="auto"/>
+            </w:pPr>
+            <w:r>
+              <w:rPr>
+                <w:b w:val="0"/>
+                <w:color w:val="273444"/>
+                <w:sz w:val="18"/>
+              </w:rPr>
+              <w:t>Reliability</w:t>
+            </w:r>
+          </w:p>
+        </w:tc>
+      </w:tr>
+      <w:tr>
+        <w:trPr>
+          <w:cantSplit/>
+        </w:trPr>
+        <w:tc>
+          <w:tcPr>
+            <w:tcW w:type="dxa" w:w="2016"/>
+            <w:vAlign w:val="center"/>
+            <w:shd w:fill="F3F6F9"/>
+            <w:tcMar>
+              <w:top w:w="80" w:type="dxa"/>
+              <w:bottom w:w="80" w:type="dxa"/>
+              <w:left w:w="80" w:type="dxa"/>
+              <w:right w:w="80" w:type="dxa"/>
+            </w:tcMar>
+          </w:tcPr>
+          <w:p>
+            <w:pPr>
+              <w:spacing w:after="60" w:line="240" w:lineRule="auto"/>
+            </w:pPr>
+            <w:r>
+              <w:rPr>
+                <w:b w:val="0"/>
+                <w:color w:val="273444"/>
+                <w:sz w:val="18"/>
+              </w:rPr>
+              <w:t>v0.4.0</w:t>
+            </w:r>
+          </w:p>
+        </w:tc>
+        <w:tc>
+          <w:tcPr>
+            <w:tcW w:type="dxa" w:w="8064"/>
+            <w:vAlign w:val="center"/>
+            <w:shd w:fill="F3F6F9"/>
+            <w:tcMar>
+              <w:top w:w="80" w:type="dxa"/>
+              <w:bottom w:w="80" w:type="dxa"/>
+              <w:left w:w="80" w:type="dxa"/>
+              <w:right w:w="80" w:type="dxa"/>
+            </w:tcMar>
+          </w:tcPr>
+          <w:p>
+            <w:pPr>
+              <w:spacing w:after="60" w:line="240" w:lineRule="auto"/>
+            </w:pPr>
+            <w:r>
+              <w:rPr>
+                <w:b w:val="0"/>
+                <w:color w:val="273444"/>
+                <w:sz w:val="18"/>
+              </w:rPr>
+              <w:t>Framework Next</w:t>
+            </w:r>
+          </w:p>
+        </w:tc>
+      </w:tr>
+      <w:tr>
+        <w:trPr>
+          <w:cantSplit/>
+        </w:trPr>
+        <w:tc>
+          <w:tcPr>
+            <w:tcW w:type="dxa" w:w="2016"/>
+            <w:vAlign w:val="center"/>
+            <w:shd w:fill="FFFFFF"/>
+            <w:tcMar>
+              <w:top w:w="80" w:type="dxa"/>
+              <w:bottom w:w="80" w:type="dxa"/>
+              <w:left w:w="80" w:type="dxa"/>
+              <w:right w:w="80" w:type="dxa"/>
+            </w:tcMar>
+          </w:tcPr>
+          <w:p>
+            <w:pPr>
+              <w:spacing w:after="60" w:line="240" w:lineRule="auto"/>
+            </w:pPr>
+            <w:r>
+              <w:rPr>
+                <w:b w:val="0"/>
+                <w:color w:val="273444"/>
+                <w:sz w:val="18"/>
+              </w:rPr>
+              <w:t>v0.4.1</w:t>
+            </w:r>
+          </w:p>
+        </w:tc>
+        <w:tc>
+          <w:tcPr>
+            <w:tcW w:type="dxa" w:w="8064"/>
+            <w:vAlign w:val="center"/>
+            <w:shd w:fill="FFFFFF"/>
+            <w:tcMar>
+              <w:top w:w="80" w:type="dxa"/>
+              <w:bottom w:w="80" w:type="dxa"/>
+              <w:left w:w="80" w:type="dxa"/>
+              <w:right w:w="80" w:type="dxa"/>
+            </w:tcMar>
+          </w:tcPr>
+          <w:p>
+            <w:pPr>
+              <w:spacing w:after="60" w:line="240" w:lineRule="auto"/>
+            </w:pPr>
+            <w:r>
+              <w:rPr>
+                <w:b w:val="0"/>
+                <w:color w:val="273444"/>
+                <w:sz w:val="18"/>
+              </w:rPr>
+              <w:t>Realtime Translation and Voice Configuration</w:t>
+            </w:r>
+          </w:p>
+        </w:tc>
+      </w:tr>
+      <w:tr>
+        <w:trPr>
+          <w:cantSplit/>
+        </w:trPr>
+        <w:tc>
+          <w:tcPr>
+            <w:tcW w:type="dxa" w:w="2016"/>
+            <w:vAlign w:val="center"/>
+            <w:shd w:fill="F3F6F9"/>
+            <w:tcMar>
+              <w:top w:w="80" w:type="dxa"/>
+              <w:bottom w:w="80" w:type="dxa"/>
+              <w:left w:w="80" w:type="dxa"/>
+              <w:right w:w="80" w:type="dxa"/>
+            </w:tcMar>
+          </w:tcPr>
+          <w:p>
+            <w:pPr>
+              <w:spacing w:after="60" w:line="240" w:lineRule="auto"/>
+            </w:pPr>
+            <w:r>
+              <w:rPr>
+                <w:b w:val="0"/>
+                <w:color w:val="273444"/>
+                <w:sz w:val="18"/>
+              </w:rPr>
+              <w:t>v0.4.2</w:t>
+            </w:r>
+          </w:p>
+        </w:tc>
+        <w:tc>
+          <w:tcPr>
+            <w:tcW w:type="dxa" w:w="8064"/>
+            <w:vAlign w:val="center"/>
+            <w:shd w:fill="F3F6F9"/>
+            <w:tcMar>
+              <w:top w:w="80" w:type="dxa"/>
+              <w:bottom w:w="80" w:type="dxa"/>
+              <w:left w:w="80" w:type="dxa"/>
+              <w:right w:w="80" w:type="dxa"/>
+            </w:tcMar>
+          </w:tcPr>
+          <w:p>
+            <w:pPr>
+              <w:spacing w:after="60" w:line="240" w:lineRule="auto"/>
+            </w:pPr>
+            <w:r>
+              <w:rPr>
+                <w:b w:val="0"/>
+                <w:color w:val="273444"/>
+                <w:sz w:val="18"/>
+              </w:rPr>
+              <w:t>Realtime Enhanced Streaming</w:t>
+            </w:r>
+          </w:p>
+        </w:tc>
+      </w:tr>
+      <w:tr>
+        <w:trPr>
+          <w:cantSplit/>
+        </w:trPr>
+        <w:tc>
+          <w:tcPr>
+            <w:tcW w:type="dxa" w:w="2016"/>
+            <w:vAlign w:val="center"/>
+            <w:shd w:fill="FFFFFF"/>
+            <w:tcMar>
+              <w:top w:w="80" w:type="dxa"/>
+              <w:bottom w:w="80" w:type="dxa"/>
+              <w:left w:w="80" w:type="dxa"/>
+              <w:right w:w="80" w:type="dxa"/>
+            </w:tcMar>
+          </w:tcPr>
+          <w:p>
+            <w:pPr>
+              <w:spacing w:after="60" w:line="240" w:lineRule="auto"/>
+            </w:pPr>
+            <w:r>
+              <w:rPr>
+                <w:b w:val="0"/>
+                <w:color w:val="273444"/>
+                <w:sz w:val="18"/>
+              </w:rPr>
+              <w:t>v0.4.3</w:t>
+            </w:r>
+          </w:p>
+        </w:tc>
+        <w:tc>
+          <w:tcPr>
+            <w:tcW w:type="dxa" w:w="8064"/>
+            <w:vAlign w:val="center"/>
+            <w:shd w:fill="FFFFFF"/>
+            <w:tcMar>
+              <w:top w:w="80" w:type="dxa"/>
+              <w:bottom w:w="80" w:type="dxa"/>
+              <w:left w:w="80" w:type="dxa"/>
+              <w:right w:w="80" w:type="dxa"/>
+            </w:tcMar>
+          </w:tcPr>
+          <w:p>
+            <w:pPr>
+              <w:spacing w:after="60" w:line="240" w:lineRule="auto"/>
+            </w:pPr>
+            <w:r>
+              <w:rPr>
+                <w:b w:val="0"/>
+                <w:color w:val="273444"/>
+                <w:sz w:val="18"/>
+              </w:rPr>
+              <w:t>Universal Audio Output and Conferencing Bridge</w:t>
+            </w:r>
+          </w:p>
+        </w:tc>
+      </w:tr>
+      <w:tr>
+        <w:trPr>
+          <w:cantSplit/>
+        </w:trPr>
+        <w:tc>
+          <w:tcPr>
+            <w:tcW w:type="dxa" w:w="2016"/>
+            <w:vAlign w:val="center"/>
+            <w:shd w:fill="F3F6F9"/>
+            <w:tcMar>
+              <w:top w:w="80" w:type="dxa"/>
+              <w:bottom w:w="80" w:type="dxa"/>
+              <w:left w:w="80" w:type="dxa"/>
+              <w:right w:w="80" w:type="dxa"/>
+            </w:tcMar>
+          </w:tcPr>
+          <w:p>
+            <w:pPr>
+              <w:spacing w:after="60" w:line="240" w:lineRule="auto"/>
+            </w:pPr>
+            <w:r>
+              <w:rPr>
+                <w:b w:val="0"/>
+                <w:color w:val="273444"/>
+                <w:sz w:val="18"/>
+              </w:rPr>
+              <w:t>v0.4.4</w:t>
+            </w:r>
+          </w:p>
+        </w:tc>
+        <w:tc>
+          <w:tcPr>
+            <w:tcW w:type="dxa" w:w="8064"/>
+            <w:vAlign w:val="center"/>
+            <w:shd w:fill="F3F6F9"/>
+            <w:tcMar>
+              <w:top w:w="80" w:type="dxa"/>
+              <w:bottom w:w="80" w:type="dxa"/>
+              <w:left w:w="80" w:type="dxa"/>
+              <w:right w:w="80" w:type="dxa"/>
+            </w:tcMar>
+          </w:tcPr>
+          <w:p>
+            <w:pPr>
+              <w:spacing w:after="60" w:line="240" w:lineRule="auto"/>
+            </w:pPr>
+            <w:r>
+              <w:rPr>
+                <w:b w:val="0"/>
+                <w:color w:val="273444"/>
+                <w:sz w:val="18"/>
+              </w:rPr>
+              <w:t>Conferencing Audio and Device Control</w:t>
+            </w:r>
+          </w:p>
+        </w:tc>
+      </w:tr>
+      <w:tr>
+        <w:trPr>
+          <w:cantSplit/>
+        </w:trPr>
+        <w:tc>
+          <w:tcPr>
+            <w:tcW w:type="dxa" w:w="2016"/>
+            <w:vAlign w:val="center"/>
+            <w:shd w:fill="FFFFFF"/>
+            <w:tcMar>
+              <w:top w:w="80" w:type="dxa"/>
+              <w:bottom w:w="80" w:type="dxa"/>
+              <w:left w:w="80" w:type="dxa"/>
+              <w:right w:w="80" w:type="dxa"/>
+            </w:tcMar>
+          </w:tcPr>
+          <w:p>
+            <w:pPr>
+              <w:spacing w:after="60" w:line="240" w:lineRule="auto"/>
+            </w:pPr>
+            <w:r>
+              <w:rPr>
+                <w:b w:val="0"/>
+                <w:color w:val="273444"/>
+                <w:sz w:val="18"/>
+              </w:rPr>
+              <w:t>v0.5.0</w:t>
+            </w:r>
+          </w:p>
+        </w:tc>
+        <w:tc>
+          <w:tcPr>
+            <w:tcW w:type="dxa" w:w="8064"/>
+            <w:vAlign w:val="center"/>
+            <w:shd w:fill="FFFFFF"/>
+            <w:tcMar>
+              <w:top w:w="80" w:type="dxa"/>
+              <w:bottom w:w="80" w:type="dxa"/>
+              <w:left w:w="80" w:type="dxa"/>
+              <w:right w:w="80" w:type="dxa"/>
+            </w:tcMar>
+          </w:tcPr>
+          <w:p>
+            <w:pPr>
+              <w:spacing w:after="60" w:line="240" w:lineRule="auto"/>
+            </w:pPr>
+            <w:r>
+              <w:rPr>
+                <w:b w:val="0"/>
+                <w:color w:val="273444"/>
+                <w:sz w:val="18"/>
+              </w:rPr>
+              <w:t>Product Readiness</w:t>
+            </w:r>
+          </w:p>
+        </w:tc>
+      </w:tr>
+      <w:tr>
+        <w:trPr>
+          <w:cantSplit/>
+        </w:trPr>
+        <w:tc>
+          <w:tcPr>
+            <w:tcW w:type="dxa" w:w="2016"/>
+            <w:vAlign w:val="center"/>
+            <w:shd w:fill="F3F6F9"/>
+            <w:tcMar>
+              <w:top w:w="80" w:type="dxa"/>
+              <w:bottom w:w="80" w:type="dxa"/>
+              <w:left w:w="80" w:type="dxa"/>
+              <w:right w:w="80" w:type="dxa"/>
+            </w:tcMar>
+          </w:tcPr>
+          <w:p>
+            <w:pPr>
+              <w:spacing w:after="60" w:line="240" w:lineRule="auto"/>
+            </w:pPr>
+            <w:r>
+              <w:rPr>
+                <w:b w:val="0"/>
+                <w:color w:val="273444"/>
+                <w:sz w:val="18"/>
+              </w:rPr>
+              <w:t>v1.0.0</w:t>
+            </w:r>
+          </w:p>
+        </w:tc>
+        <w:tc>
+          <w:tcPr>
+            <w:tcW w:type="dxa" w:w="8064"/>
+            <w:vAlign w:val="center"/>
+            <w:shd w:fill="F3F6F9"/>
+            <w:tcMar>
+              <w:top w:w="80" w:type="dxa"/>
+              <w:bottom w:w="80" w:type="dxa"/>
+              <w:left w:w="80" w:type="dxa"/>
+              <w:right w:w="80" w:type="dxa"/>
+            </w:tcMar>
+          </w:tcPr>
+          <w:p>
+            <w:pPr>
+              <w:spacing w:after="60" w:line="240" w:lineRule="auto"/>
+            </w:pPr>
+            <w:r>
+              <w:rPr>
+                <w:b w:val="0"/>
+                <w:color w:val="273444"/>
+                <w:sz w:val="18"/>
+              </w:rPr>
+              <w:t>Stable Framework Release</w:t>
+            </w:r>
+          </w:p>
+        </w:tc>
+      </w:tr>
+    </w:tbl>
+    <w:p>
+      <w:pPr>
+        <w:spacing w:after="0"/>
+      </w:pPr>
     </w:p>
     <w:p>
       <w:r>
-        <w:t>This identity is self-declared. Network-reachable callers can impersonate an identifier, so an authenticated deployment boundary must overwrite/assert trusted identity. The framework intentionally does not introduce OAuth/OIDC/JWT/IAM. Health/metrics/docs/static audio are separate unauthenticated surfaces. Opaque audio URLs are not authorization. SECURITY.md records these limitations rather than implying that client isolation alone authenticates users.</w:t>
+        <w:br w:type="page"/>
       </w:r>
     </w:p>
     <w:p>
@@ -507,219 +4593,158 @@
         <w:pStyle w:val="Heading1"/>
       </w:pPr>
       <w:r>
-        <w:t>Durable and volatile state</w:t>
+        <w:t>11. v1.0.0 definition of done</w:t>
+      </w:r>
+    </w:p>
+    <w:p>
+      <w:pPr>
+        <w:pStyle w:val="ListBullet"/>
+      </w:pPr>
+      <w:r>
+        <w:t>v1.0.0 consolidates the product-ready baseline and formalizes stable public imports, extension conformance, reviewed HTTP/WebSocket schemas and a supported runtime/upgrade profile.</w:t>
+      </w:r>
+    </w:p>
+    <w:p>
+      <w:pPr>
+        <w:pStyle w:val="ListBullet"/>
+      </w:pPr>
+      <w:r>
+        <w:t>All five framework slices were integrated and accepted by the maintainer. Version metadata, health/OpenAPI, wheel and image names align to 1.0.0; publication remains the maintainer’s verified-commit action.</w:t>
+      </w:r>
+    </w:p>
+    <w:p>
+      <w:pPr>
+        <w:pStyle w:val="ListBullet"/>
+      </w:pPr>
+      <w:r>
+        <w:t>Standard agents, provider selection and configured pipelines preserve the v0.4 extension boundaries and Context/Quality metadata.</w:t>
+      </w:r>
+    </w:p>
+    <w:p>
+      <w:pPr>
+        <w:pStyle w:val="ListBullet"/>
+      </w:pPr>
+      <w:r>
+        <w:t>Dedicated live sessions remain independent from standard orchestration; stop/error cleanup and normalized failures stay observable.</w:t>
+      </w:r>
+    </w:p>
+    <w:p>
+      <w:pPr>
+        <w:pStyle w:val="ListBullet"/>
+      </w:pPr>
+      <w:r>
+        <w:t>Persistence/ownership, retention, packaging and restart behavior pass their dedicated gates; identity limitations and production secrets are reviewed before exposure.</w:t>
       </w:r>
     </w:p>
     <w:p>
       <w:r>
-        <w:t>SQLite is the default for development/production; isolated tests can use memory. Slice 1 databases migrate idempotently to schema version 2 by adding nullable owner_id. Existing records are never automatically claimed. Message foreign keys cascade on session deletion. Connections are opened per operation and always closed, including exceptions, to retain Windows portability.</w:t>
+        <w:rPr>
+          <w:b/>
+          <w:color w:val="07847E"/>
+        </w:rPr>
+        <w:t xml:space="preserve">VALIDATION RECORD  </w:t>
+      </w:r>
+      <w:r>
+        <w:t>Accepted stable baseline: 472 passed, four optional OTel SDK skips and one existing Starlette warning in the local default environment. Wheel installation outside source and version/schema gates passed; final acceptance was confirmed by the maintainer. These are historical records, not newly executed tests for this documentation alignment.</w:t>
+      </w:r>
+    </w:p>
+    <w:p>
+      <w:pPr>
+        <w:pStyle w:val="Heading2"/>
+      </w:pPr>
+      <w:r>
+        <w:t>12. Recommended next slice</w:t>
       </w:r>
     </w:p>
     <w:p>
       <w:r>
-        <w:t>Owner, status, languages, timestamps, metadata and saved messages survive restart in the Compose volume. Audio/provider calls, browser connections, enhanced rolling state and tasks do not. There is no durable work queue or exactly-once request execution. Transaction success and response delivery are different events: a client may lose a response after a mutation commits.</w:t>
+        <w:t>Next work needs an explicit objective and evidence: authenticated ingress, protected audio, more providers, retention policy or dedicated inbound/full-duplex validation. Native macOS/ARM64 and multi-worker operation require their own acceptance.</w:t>
       </w:r>
     </w:p>
     <w:p>
       <w:r>
-        <w:t>Closed sessions become eligible for cleanup after a configurable 30-day default. Automation is opt-in. Maintenance deletes only explicitly closed rows older than cutoff and their messages in one transaction; active or missing-timestamp rows remain. Dry-run reports a count. File, backup/log retention and active-session expiry require independent policies. Restart never automatically closes every active conversation.</w:t>
+        <w:rPr>
+          <w:b/>
+          <w:color w:val="07847E"/>
+        </w:rPr>
+        <w:t xml:space="preserve">FRAMEWORK PRINCIPLE  </w:t>
       </w:r>
-    </w:p>
-    <w:p>
-      <w:pPr>
-        <w:pStyle w:val="Heading1"/>
-      </w:pPr>
       <w:r>
-        <w:t>Configuration and packaging</w:t>
-      </w:r>
-    </w:p>
-    <w:p>
-      <w:r>
-        <w:t>Settings distinguish development, test and production. Development can read its local .env; test/production rely on explicitly injected environment. Production requires a nonblank provider key and persistent storage. Models, retry budgets, paths, CORS, telemetry and retention settings are typed and validated.</w:t>
-      </w:r>
-    </w:p>
-    <w:p>
-      <w:r>
-        <w:t>The backend is a versioned Python 3.12 wheel with an installed waaxalma-backend command. Backend and UI dependencies are locked separately; combining environments can introduce dependency conflicts. Hash locks are universal across Windows/Linux. Docker pins the Python base by digest, installs the wheel, uses UID/GID 10001, a read-only root filesystem and explicit writable mounts. SDK tracing is a separate optional lock/build argument; default containers do not require OpenTelemetry.</w:t>
-      </w:r>
-    </w:p>
-    <w:p>
-      <w:r>
-        <w:t>Liveness certifies process response; readiness certifies startup and local writable/session storage. Neither certifies provider availability. One backend worker is the supported packaging profile. Multi-process metrics, distributed storage and cloud deployment are future deployment decisions, not implied by a container image.</w:t>
-      </w:r>
-    </w:p>
-    <w:p>
-      <w:pPr>
-        <w:pStyle w:val="Heading1"/>
-      </w:pPr>
-      <w:r>
-        <w:t>Observability model</w:t>
-      </w:r>
-    </w:p>
-    <w:p>
-      <w:r>
-        <w:t>Events are structured around request_id, session_id, execution_mode, provider/model, languages, latency, status and safe error type. HTTP propagates a validated or generated X-Request-Id. It does not use that identifier as a filename or an idempotency key. Exceptions, texts, prompts, audio and keys are excluded from business events; identifiers still require controlled access and retention.</w:t>
-      </w:r>
-    </w:p>
-    <w:p>
-      <w:r>
-        <w:t>Prometheus covers HTTP operations, agents/stages, retries, logical provider outcomes/durations, persisted active sessions, explicit session lifetime, cleanup and available token usage. Raw identifiers/languages do not label new metrics. Active counts read the repository on scrape and survive process restart; counters reset and are not a ledger. Missing database reads mark scrape_error without fabricating zero or recreating a file.</w:t>
-      </w:r>
-    </w:p>
-    <w:p>
-      <w:r>
-        <w:t>Token measurements use provider-reported data. Cost estimation requires explicit configured rates and both token directions, and omits unobserved audio/cache/billing dimensions. Optional private OpenTelemetry SDK spans propagate incoming trace context and export to an operator-supplied OTLP/HTTP collector. Explicit root sample ratio defaults to 1.0 and parent decisions are respected. Outbound SDK auto-instrumentation and a bundled monitoring stack are not included.</w:t>
-      </w:r>
-    </w:p>
-    <w:p>
-      <w:pPr>
-        <w:pStyle w:val="Heading1"/>
-      </w:pPr>
-      <w:r>
-        <w:t>Lifecycle, quality and governance</w:t>
-      </w:r>
-    </w:p>
-    <w:p>
-      <w:r>
-        <w:t>Uvicorn drains until the configured 15-second default and cancels remaining work; Docker's default 30-second grace is the final process bound. Lifespan then stops the maintenance worker and flushes optional telemetry with a logical asynchronous wait budget. Synchronous SDK threads cannot be forcibly cancelled by asyncio. Operators must size shutdown budgets for their exporters/repositories and rerun clean-exit tests.</w:t>
-      </w:r>
-    </w:p>
-    <w:p>
-      <w:r>
-        <w:t>PR quality gates include syntax, separate hashed installs, Windows/Linux backend regressions, UI render checks, optional tracing tests, a clean wheel install outside source, container/non-root health and owner smoke, plus clean-exit/restart owner continuity. Artifacts contain wheel, tested images and SHA-256 checksums. No cloud deployment is baked in. The final Git tag/public release is a reviewed operator action after the gates and manual browser acceptance checks.</w:t>
-      </w:r>
-    </w:p>
-    <w:p>
-      <w:r>
-        <w:t>The targeted secret hygiene gate flags tracked environment/generated data and common credential signatures. It does not replace human review or vulnerability assessment. The implementation ships a documented candidate, not a claim of completed independent security audit.</w:t>
-      </w:r>
-    </w:p>
-    <w:p>
-      <w:pPr>
-        <w:pStyle w:val="Heading1"/>
-      </w:pPr>
-      <w:r>
-        <w:t>Evolution</w:t>
-      </w:r>
-    </w:p>
-    <w:p>
-      <w:r>
-        <w:t>v0.5.0 establishes a portable readiness baseline. Subsequent work can add authenticated ingress integration, protected audio delivery, active/file retention, more providers, durable jobs/distributed state, multi-worker observability and richer tracing/exporter choices. Experimental duplex features can mature with dedicated browser/audio acceptance criteria. v1.0.0 establishes stable contracts and verified operational behavior within the documented deployment profile.</w:t>
-      </w:r>
-    </w:p>
-    <w:p>
-      <w:r>
-        <w:t>Operational details: operations (operations.md), observability (observability.md), release checklist (release-v1.0.0.md), security (../SECURITY.md), environment (../ENVIRONMENT.md).</w:t>
-      </w:r>
-    </w:p>
-    <w:p>
-      <w:pPr>
-        <w:pStyle w:val="Heading1"/>
-      </w:pPr>
-      <w:r>
-        <w:t>Stable public framework</w:t>
-      </w:r>
-    </w:p>
-    <w:p>
-      <w:r>
-        <w:t>Extension authors import the 24 public contracts from app.framework. The facade re-exports original objects, preserving class identity and existing module imports. Importing the facade does not construct provider clients, initialize SQLite or require an API key. Application composition belongs to startup, outside the contract namespace.</w:t>
-      </w:r>
-    </w:p>
-    <w:p>
-      <w:r>
-        <w:t>app.framework.testing supplies optional, pytest-independent conformance checks for agents, pipeline stages and standard/live providers. Checks execute the provided sample and validate returned types, async conventions and cleanup. They do not prove provider correctness or impose new success/error invariants. Streaming samples are bounded and close their iterator on failure or cancellation. The external extension example is exercised from an installed wheel outside the source checkout.</w:t>
-      </w:r>
-    </w:p>
-    <w:p>
-      <w:r>
-        <w:t>Compatibility applies to documented imports and calling conventions. Internal implementation modules do not become public merely because they are importable. Additive optional fields remain possible; incompatible public contract changes require a major version and documented migration. See framework-contracts.md for the precise compatibility and deprecation policy.</w:t>
-      </w:r>
-    </w:p>
-    <w:p>
-      <w:pPr>
-        <w:pStyle w:val="Heading1"/>
-      </w:pPr>
-      <w:r>
-        <w:t>Transport stability and cancellation</w:t>
-      </w:r>
-    </w:p>
-    <w:p>
-      <w:r>
-        <w:t>Reviewed HTTP and Enhanced WebSocket schemas live in docs/contracts and are checked against generated schemas on Linux and Windows. OpenAPI release version is normalized in the snapshot; business models and events remain reviewable. HTTP failures use structured code/message envelopes; unexpected failures expose a safe message. Identity, ownership and session lifecycle retain 401/403/404/409 semantics. Generic agent output remains operation-specific.</w:t>
-      </w:r>
-    </w:p>
-    <w:p>
-      <w:r>
-        <w:t>Enhanced streaming separates receive monitoring from serial event processing. Recoverable invalid events produce documented errors. Incoming and speech/output queues are bounded. Disconnect cancels processing and closes provider streams; processing failure clears the processor before another start. Contract tests cover malformed events, cancellation and cleanup. These guarantees do not promise a provider latency threshold or restore an interrupted live session.</w:t>
-      </w:r>
-    </w:p>
-    <w:p>
-      <w:pPr>
-        <w:pStyle w:val="Heading1"/>
-      </w:pPr>
-      <w:r>
-        <w:t>Supported runtime and upgrade</w:t>
-      </w:r>
-    </w:p>
-    <w:p>
-      <w:r>
-        <w:t>The supported profile is CPython 3.12 on Linux/Windows x64 with independent backend and UI locks. Containers are Linux amd64 and run as UID/GID 10001 with one backend worker. Node 22 validates JavaScript in CI. Native macOS, ARM64, other Python minors and multiple workers require their own acceptance work.</w:t>
-      </w:r>
-    </w:p>
-    <w:p>
-      <w:r>
-        <w:t>SQLite remains schema 2. Upgrade from v0.5.0 preserves session identifiers, owners, language/mode, timestamps, status, JSON metadata and ordered messages. Startup rejects future schemas before database changes. Legacy ownerless sessions stay inaccessible until deliberate offline assignment.</w:t>
-      </w:r>
-    </w:p>
-    <w:p>
-      <w:r>
-        <w:t>The installed waaxalma-session-database command inspects an existing database read-only and creates an exclusive SQLite backup containing committed WAL rows. It validates integrity and foreign keys and prints counts, not conversation content. Retain configuration, the full volume and prior artifacts for rollback. Stored active conversations survive restart; live connections, pending audio and transcript buffers do not.</w:t>
-      </w:r>
-    </w:p>
-    <w:p>
-      <w:pPr>
-        <w:pStyle w:val="Heading1"/>
-      </w:pPr>
-      <w:r>
-        <w:t>Release acceptance and governance</w:t>
-      </w:r>
-    </w:p>
-    <w:p>
-      <w:r>
-        <w:t>All five framework slices are integrated: public contracts, extension conformance, API/streaming stability, supported runtime/upgrade, and stable release acceptance. Runtime, package, health/OpenAPI and image versions are 1.0.0. The workflow verifies installs, static checks, regression/contracts, optional telemetry, the isolated wheel, containers, restart and artifact hashes.</w:t>
-      </w:r>
-    </w:p>
-    <w:p>
-      <w:r>
-        <w:t>Checksums are streamed and independently verified before artifact upload. They detect changed bytes, not publisher identity. CI assets have a 14-day retention; permanent release publication is a separate maintainer action. The workflow remains portable and does not deploy to a specific cloud.</w:t>
-      </w:r>
-    </w:p>
-    <w:p>
-      <w:r>
-        <w:t>The final annotated v1.0.0 tag must reference the accepted commit after all CI jobs and real browser audio modes pass. Tag-triggered CI also checks tag/version agreement. Follow release-v1.0.0.md and record acceptance for the exact commit. No tag or release publication is implied by preparing these documents.</w:t>
-      </w:r>
-    </w:p>
-    <w:p>
-      <w:pPr>
-        <w:pStyle w:val="Heading1"/>
-      </w:pPr>
-      <w:r>
-        <w:t>Vision after the stable release</w:t>
-      </w:r>
-    </w:p>
-    <w:p>
-      <w:r>
-        <w:t>Future work can expand providers, authentication integration, audio interaction and deployment profiles through reviewed contracts. Each addition needs its own compatibility, security and runtime evidence. The stable release supplies the extension and operations foundation; it does not advertise unimplemented providers, full-duplex conferencing or multi-replica persistence as supported.</w:t>
+        <w:t>Add a capability through registration and composition without moving provider-specific or conferencing concerns into generic API/orchestration.</w:t>
       </w:r>
     </w:p>
     <w:sectPr>
+      <w:headerReference w:type="default" r:id="rId9"/>
+      <w:footerReference w:type="default" r:id="rId10"/>
       <w:pgSz w:w="12240" w:h="15840"/>
-      <w:pgMar w:top="1008" w:right="1152" w:bottom="1008" w:left="1152" w:header="720" w:footer="720" w:gutter="0"/>
+      <w:pgMar w:top="1080" w:right="1080" w:bottom="1080" w:left="1080" w:header="720" w:footer="720" w:gutter="0"/>
       <w:cols w:space="720"/>
       <w:docGrid w:linePitch="360"/>
     </w:sectPr>
   </w:body>
 </w:document>
+</file>
+
+<file path=word/footer1.xml><?xml version="1.0" encoding="utf-8"?>
+<w:ftr xmlns:m="http://schemas.openxmlformats.org/officeDocument/2006/math" xmlns:mc="http://schemas.openxmlformats.org/markup-compatibility/2006" xmlns:mo="http://schemas.microsoft.com/office/mac/office/2008/main" xmlns:mv="urn:schemas-microsoft-com:mac:vml" xmlns:o="urn:schemas-microsoft-com:office:office" xmlns:r="http://schemas.openxmlformats.org/officeDocument/2006/relationships" xmlns:v="urn:schemas-microsoft-com:vml" xmlns:w10="urn:schemas-microsoft-com:office:word" xmlns:w14="http://schemas.microsoft.com/office/word/2010/wordml" xmlns:w="http://schemas.openxmlformats.org/wordprocessingml/2006/main" xmlns:wne="http://schemas.microsoft.com/office/word/2006/wordml" xmlns:wp14="http://schemas.microsoft.com/office/word/2010/wordprocessingDrawing" xmlns:wp="http://schemas.openxmlformats.org/drawingml/2006/wordprocessingDrawing" xmlns:wpc="http://schemas.microsoft.com/office/word/2010/wordprocessingCanvas" xmlns:wpg="http://schemas.microsoft.com/office/word/2010/wordprocessingGroup" xmlns:wpi="http://schemas.microsoft.com/office/word/2010/wordprocessingInk" xmlns:wps="http://schemas.microsoft.com/office/word/2010/wordprocessingShape" mc:Ignorable="w14 wp14">
+  <w:p>
+    <w:pPr>
+      <w:pStyle w:val="Footer"/>
+      <w:jc w:val="right"/>
+    </w:pPr>
+    <w:r>
+      <w:rPr>
+        <w:color w:val="667085"/>
+        <w:sz w:val="16"/>
+      </w:rPr>
+      <w:t xml:space="preserve">Waaxalma v1.0.0   ·   </w:t>
+    </w:r>
+    <w:r>
+      <w:rPr>
+        <w:color w:val="667085"/>
+        <w:sz w:val="16"/>
+      </w:rPr>
+      <w:fldChar w:fldCharType="begin"/>
+      <w:instrText xml:space="preserve">PAGE</w:instrText>
+      <w:fldChar w:fldCharType="end"/>
+    </w:r>
+    <w:r>
+      <w:rPr>
+        <w:color w:val="667085"/>
+        <w:sz w:val="16"/>
+      </w:rPr>
+      <w:t xml:space="preserve"> / </w:t>
+    </w:r>
+    <w:r>
+      <w:rPr>
+        <w:color w:val="667085"/>
+        <w:sz w:val="16"/>
+      </w:rPr>
+      <w:fldChar w:fldCharType="begin"/>
+      <w:instrText xml:space="preserve">NUMPAGES</w:instrText>
+      <w:fldChar w:fldCharType="end"/>
+    </w:r>
+  </w:p>
+</w:ftr>
+</file>
+
+<file path=word/header1.xml><?xml version="1.0" encoding="utf-8"?>
+<w:hdr xmlns:m="http://schemas.openxmlformats.org/officeDocument/2006/math" xmlns:mc="http://schemas.openxmlformats.org/markup-compatibility/2006" xmlns:mo="http://schemas.microsoft.com/office/mac/office/2008/main" xmlns:mv="urn:schemas-microsoft-com:mac:vml" xmlns:o="urn:schemas-microsoft-com:office:office" xmlns:r="http://schemas.openxmlformats.org/officeDocument/2006/relationships" xmlns:v="urn:schemas-microsoft-com:vml" xmlns:w10="urn:schemas-microsoft-com:office:word" xmlns:w14="http://schemas.microsoft.com/office/word/2010/wordml" xmlns:w="http://schemas.openxmlformats.org/wordprocessingml/2006/main" xmlns:wne="http://schemas.microsoft.com/office/word/2006/wordml" xmlns:wp14="http://schemas.microsoft.com/office/word/2010/wordprocessingDrawing" xmlns:wp="http://schemas.openxmlformats.org/drawingml/2006/wordprocessingDrawing" xmlns:wpc="http://schemas.microsoft.com/office/word/2010/wordprocessingCanvas" xmlns:wpg="http://schemas.microsoft.com/office/word/2010/wordprocessingGroup" xmlns:wpi="http://schemas.microsoft.com/office/word/2010/wordprocessingInk" xmlns:wps="http://schemas.microsoft.com/office/word/2010/wordprocessingShape" mc:Ignorable="w14 wp14">
+  <w:p>
+    <w:pPr>
+      <w:pStyle w:val="Header"/>
+      <w:jc w:val="left"/>
+    </w:pPr>
+    <w:r>
+      <w:rPr>
+        <w:b/>
+        <w:color w:val="718096"/>
+        <w:sz w:val="16"/>
+      </w:rPr>
+      <w:t>WAAXALMA  ·  ARCHITECTURE &amp; VISION BOOK</w:t>
+    </w:r>
+  </w:p>
+</w:hdr>
 </file>
 
 <file path=word/numbering.xml><?xml version="1.0" encoding="utf-8"?>
@@ -1086,12 +5111,12 @@
     <w:qFormat/>
     <w:rsid w:val="00FC693F"/>
     <w:pPr>
-      <w:spacing w:after="140" w:line="259" w:lineRule="auto"/>
+      <w:spacing w:after="120" w:line="259" w:lineRule="auto"/>
     </w:pPr>
     <w:rPr>
       <w:rFonts w:ascii="Calibri" w:hAnsi="Calibri"/>
-      <w:color w:val="000000"/>
-      <w:sz w:val="22"/>
+      <w:color w:val="1F2937"/>
+      <w:sz w:val="20"/>
     </w:rPr>
   </w:style>
   <w:style w:type="paragraph" w:styleId="Header">
@@ -1149,14 +5174,14 @@
     <w:pPr>
       <w:keepNext/>
       <w:keepLines/>
-      <w:spacing w:before="480" w:after="0"/>
+      <w:spacing w:before="180" w:after="100"/>
       <w:outlineLvl w:val="0"/>
     </w:pPr>
     <w:rPr>
       <w:rFonts w:asciiTheme="majorHAnsi" w:eastAsiaTheme="majorEastAsia" w:hAnsiTheme="majorHAnsi" w:cstheme="majorBidi" w:ascii="Calibri" w:hAnsi="Calibri"/>
       <w:b/>
       <w:bCs/>
-      <w:color w:val="000000"/>
+      <w:color w:val="2E74B5"/>
       <w:sz w:val="32"/>
       <w:szCs w:val="28"/>
     </w:rPr>
@@ -1173,15 +5198,15 @@
     <w:pPr>
       <w:keepNext/>
       <w:keepLines/>
-      <w:spacing w:before="200" w:after="0"/>
+      <w:spacing w:before="140" w:after="80"/>
       <w:outlineLvl w:val="1"/>
     </w:pPr>
     <w:rPr>
       <w:rFonts w:asciiTheme="majorHAnsi" w:eastAsiaTheme="majorEastAsia" w:hAnsiTheme="majorHAnsi" w:cstheme="majorBidi" w:ascii="Calibri" w:hAnsi="Calibri"/>
       <w:b/>
       <w:bCs/>
-      <w:color w:val="000000"/>
-      <w:sz w:val="26"/>
+      <w:color w:val="2E74B5"/>
+      <w:sz w:val="25"/>
       <w:szCs w:val="26"/>
     </w:rPr>
   </w:style>
@@ -1201,10 +5226,10 @@
       <w:outlineLvl w:val="2"/>
     </w:pPr>
     <w:rPr>
-      <w:rFonts w:asciiTheme="majorHAnsi" w:eastAsiaTheme="majorEastAsia" w:hAnsiTheme="majorHAnsi" w:cstheme="majorBidi" w:ascii="Calibri" w:hAnsi="Calibri"/>
+      <w:rFonts w:asciiTheme="majorHAnsi" w:eastAsiaTheme="majorEastAsia" w:hAnsiTheme="majorHAnsi" w:cstheme="majorBidi"/>
       <w:b/>
       <w:bCs/>
-      <w:color w:val="000000"/>
+      <w:color w:val="4F81BD" w:themeColor="accent1"/>
     </w:rPr>
   </w:style>
   <w:style w:type="paragraph" w:styleId="Heading4">
@@ -1439,11 +5464,11 @@
       <w:contextualSpacing/>
     </w:pPr>
     <w:rPr>
-      <w:rFonts w:asciiTheme="majorHAnsi" w:eastAsiaTheme="majorEastAsia" w:hAnsiTheme="majorHAnsi" w:cstheme="majorBidi" w:ascii="Calibri" w:hAnsi="Calibri"/>
-      <w:color w:val="000000"/>
+      <w:rFonts w:asciiTheme="majorHAnsi" w:eastAsiaTheme="majorEastAsia" w:hAnsiTheme="majorHAnsi" w:cstheme="majorBidi"/>
+      <w:color w:val="19364D"/>
       <w:spacing w:val="5"/>
       <w:kern w:val="28"/>
-      <w:sz w:val="48"/>
+      <w:sz w:val="56"/>
       <w:szCs w:val="52"/>
     </w:rPr>
   </w:style>
@@ -1476,10 +5501,10 @@
       </w:numPr>
     </w:pPr>
     <w:rPr>
-      <w:rFonts w:asciiTheme="majorHAnsi" w:eastAsiaTheme="majorEastAsia" w:hAnsiTheme="majorHAnsi" w:cstheme="majorBidi" w:ascii="Calibri" w:hAnsi="Calibri"/>
+      <w:rFonts w:asciiTheme="majorHAnsi" w:eastAsiaTheme="majorEastAsia" w:hAnsiTheme="majorHAnsi" w:cstheme="majorBidi"/>
       <w:i/>
       <w:iCs/>
-      <w:color w:val="000000"/>
+      <w:color w:val="4F81BD" w:themeColor="accent1"/>
       <w:spacing w:val="15"/>
       <w:sz w:val="24"/>
       <w:szCs w:val="24"/>
@@ -1617,8 +5642,13 @@
       <w:numPr>
         <w:numId w:val="1"/>
       </w:numPr>
+      <w:spacing w:after="60"/>
       <w:contextualSpacing/>
     </w:pPr>
+    <w:rPr>
+      <w:rFonts w:ascii="Calibri" w:hAnsi="Calibri"/>
+      <w:sz w:val="19"/>
+    </w:rPr>
   </w:style>
   <w:style w:type="paragraph" w:styleId="ListBullet2">
     <w:name w:val="List Bullet 2"/>
